--- a/task2_Sql/SQL_Task_1.docx
+++ b/task2_Sql/SQL_Task_1.docx
@@ -64,12 +64,12 @@
           <wp:inline distB="0" distT="0" distL="0" distR="0">
             <wp:extent cx="6381750" cy="2352675"/>
             <wp:effectExtent b="0" l="0" r="0" t="0"/>
-            <wp:docPr id="20" name="image2.png"/>
+            <wp:docPr id="18" name="image10.png"/>
             <a:graphic>
               <a:graphicData uri="http://schemas.openxmlformats.org/drawingml/2006/picture">
                 <pic:pic>
                   <pic:nvPicPr>
-                    <pic:cNvPr id="0" name="image2.png"/>
+                    <pic:cNvPr id="0" name="image10.png"/>
                     <pic:cNvPicPr preferRelativeResize="0"/>
                   </pic:nvPicPr>
                   <pic:blipFill>
@@ -367,12 +367,12 @@
           <wp:inline distB="114300" distT="114300" distL="114300" distR="114300">
             <wp:extent cx="6389695" cy="3035300"/>
             <wp:effectExtent b="0" l="0" r="0" t="0"/>
-            <wp:docPr id="22" name="image13.png"/>
+            <wp:docPr id="20" name="image2.png"/>
             <a:graphic>
               <a:graphicData uri="http://schemas.openxmlformats.org/drawingml/2006/picture">
                 <pic:pic>
                   <pic:nvPicPr>
-                    <pic:cNvPr id="0" name="image13.png"/>
+                    <pic:cNvPr id="0" name="image2.png"/>
                     <pic:cNvPicPr preferRelativeResize="0"/>
                   </pic:nvPicPr>
                   <pic:blipFill>
@@ -567,12 +567,12 @@
           <wp:inline distB="114300" distT="114300" distL="114300" distR="114300">
             <wp:extent cx="6389695" cy="3022600"/>
             <wp:effectExtent b="0" l="0" r="0" t="0"/>
-            <wp:docPr id="17" name="image17.png"/>
+            <wp:docPr id="15" name="image18.png"/>
             <a:graphic>
               <a:graphicData uri="http://schemas.openxmlformats.org/drawingml/2006/picture">
                 <pic:pic>
                   <pic:nvPicPr>
-                    <pic:cNvPr id="0" name="image17.png"/>
+                    <pic:cNvPr id="0" name="image18.png"/>
                     <pic:cNvPicPr preferRelativeResize="0"/>
                   </pic:nvPicPr>
                   <pic:blipFill>
@@ -856,12 +856,12 @@
           <wp:inline distB="114300" distT="114300" distL="114300" distR="114300">
             <wp:extent cx="6389695" cy="3022600"/>
             <wp:effectExtent b="0" l="0" r="0" t="0"/>
-            <wp:docPr id="2" name="image16.png"/>
+            <wp:docPr id="1" name="image22.png"/>
             <a:graphic>
               <a:graphicData uri="http://schemas.openxmlformats.org/drawingml/2006/picture">
                 <pic:pic>
                   <pic:nvPicPr>
-                    <pic:cNvPr id="0" name="image16.png"/>
+                    <pic:cNvPr id="0" name="image22.png"/>
                     <pic:cNvPicPr preferRelativeResize="0"/>
                   </pic:nvPicPr>
                   <pic:blipFill>
@@ -1182,12 +1182,12 @@
           <wp:inline distB="114300" distT="114300" distL="114300" distR="114300">
             <wp:extent cx="6389695" cy="3035300"/>
             <wp:effectExtent b="0" l="0" r="0" t="0"/>
-            <wp:docPr id="5" name="image12.png"/>
+            <wp:docPr id="4" name="image13.png"/>
             <a:graphic>
               <a:graphicData uri="http://schemas.openxmlformats.org/drawingml/2006/picture">
                 <pic:pic>
                   <pic:nvPicPr>
-                    <pic:cNvPr id="0" name="image12.png"/>
+                    <pic:cNvPr id="0" name="image13.png"/>
                     <pic:cNvPicPr preferRelativeResize="0"/>
                   </pic:nvPicPr>
                   <pic:blipFill>
@@ -1484,12 +1484,12 @@
           <wp:inline distB="114300" distT="114300" distL="114300" distR="114300">
             <wp:extent cx="6389695" cy="3035300"/>
             <wp:effectExtent b="0" l="0" r="0" t="0"/>
-            <wp:docPr id="25" name="image11.png"/>
+            <wp:docPr id="25" name="image23.png"/>
             <a:graphic>
               <a:graphicData uri="http://schemas.openxmlformats.org/drawingml/2006/picture">
                 <pic:pic>
                   <pic:nvPicPr>
-                    <pic:cNvPr id="0" name="image11.png"/>
+                    <pic:cNvPr id="0" name="image23.png"/>
                     <pic:cNvPicPr preferRelativeResize="0"/>
                   </pic:nvPicPr>
                   <pic:blipFill>
@@ -2163,12 +2163,12 @@
           <wp:inline distB="114300" distT="114300" distL="114300" distR="114300">
             <wp:extent cx="6389695" cy="3035300"/>
             <wp:effectExtent b="0" l="0" r="0" t="0"/>
-            <wp:docPr id="3" name="image19.png"/>
+            <wp:docPr id="2" name="image5.png"/>
             <a:graphic>
               <a:graphicData uri="http://schemas.openxmlformats.org/drawingml/2006/picture">
                 <pic:pic>
                   <pic:nvPicPr>
-                    <pic:cNvPr id="0" name="image19.png"/>
+                    <pic:cNvPr id="0" name="image5.png"/>
                     <pic:cNvPicPr preferRelativeResize="0"/>
                   </pic:nvPicPr>
                   <pic:blipFill>
@@ -2584,12 +2584,12 @@
           <wp:inline distB="114300" distT="114300" distL="114300" distR="114300">
             <wp:extent cx="6389695" cy="3009900"/>
             <wp:effectExtent b="0" l="0" r="0" t="0"/>
-            <wp:docPr id="19" name="image23.png"/>
+            <wp:docPr id="17" name="image20.png"/>
             <a:graphic>
               <a:graphicData uri="http://schemas.openxmlformats.org/drawingml/2006/picture">
                 <pic:pic>
                   <pic:nvPicPr>
-                    <pic:cNvPr id="0" name="image23.png"/>
+                    <pic:cNvPr id="0" name="image20.png"/>
                     <pic:cNvPicPr preferRelativeResize="0"/>
                   </pic:nvPicPr>
                   <pic:blipFill>
@@ -2983,12 +2983,12 @@
           <wp:inline distB="114300" distT="114300" distL="114300" distR="114300">
             <wp:extent cx="6389695" cy="3048000"/>
             <wp:effectExtent b="0" l="0" r="0" t="0"/>
-            <wp:docPr id="16" name="image18.png"/>
+            <wp:docPr id="14" name="image4.png"/>
             <a:graphic>
               <a:graphicData uri="http://schemas.openxmlformats.org/drawingml/2006/picture">
                 <pic:pic>
                   <pic:nvPicPr>
-                    <pic:cNvPr id="0" name="image18.png"/>
+                    <pic:cNvPr id="0" name="image4.png"/>
                     <pic:cNvPicPr preferRelativeResize="0"/>
                   </pic:nvPicPr>
                   <pic:blipFill>
@@ -3114,12 +3114,12 @@
           <wp:inline distB="0" distT="0" distL="0" distR="0">
             <wp:extent cx="2647950" cy="1638300"/>
             <wp:effectExtent b="0" l="0" r="0" t="0"/>
-            <wp:docPr id="23" name="image22.png"/>
+            <wp:docPr id="21" name="image19.png"/>
             <a:graphic>
               <a:graphicData uri="http://schemas.openxmlformats.org/drawingml/2006/picture">
                 <pic:pic>
                   <pic:nvPicPr>
-                    <pic:cNvPr id="0" name="image22.png"/>
+                    <pic:cNvPr id="0" name="image19.png"/>
                     <pic:cNvPicPr preferRelativeResize="0"/>
                   </pic:nvPicPr>
                   <pic:blipFill>
@@ -3458,12 +3458,12 @@
           <wp:inline distB="114300" distT="114300" distL="114300" distR="114300">
             <wp:extent cx="6389695" cy="3035300"/>
             <wp:effectExtent b="0" l="0" r="0" t="0"/>
-            <wp:docPr id="24" name="image26.png"/>
+            <wp:docPr id="23" name="image25.png"/>
             <a:graphic>
               <a:graphicData uri="http://schemas.openxmlformats.org/drawingml/2006/picture">
                 <pic:pic>
                   <pic:nvPicPr>
-                    <pic:cNvPr id="0" name="image26.png"/>
+                    <pic:cNvPr id="0" name="image25.png"/>
                     <pic:cNvPicPr preferRelativeResize="0"/>
                   </pic:nvPicPr>
                   <pic:blipFill>
@@ -3823,12 +3823,12 @@
           <wp:inline distB="114300" distT="114300" distL="114300" distR="114300">
             <wp:extent cx="6289358" cy="2999396"/>
             <wp:effectExtent b="0" l="0" r="0" t="0"/>
-            <wp:docPr id="8" name="image5.png"/>
+            <wp:docPr id="6" name="image7.png"/>
             <a:graphic>
               <a:graphicData uri="http://schemas.openxmlformats.org/drawingml/2006/picture">
                 <pic:pic>
                   <pic:nvPicPr>
-                    <pic:cNvPr id="0" name="image5.png"/>
+                    <pic:cNvPr id="0" name="image7.png"/>
                     <pic:cNvPicPr preferRelativeResize="0"/>
                   </pic:nvPicPr>
                   <pic:blipFill>
@@ -4191,12 +4191,12 @@
           <wp:inline distB="114300" distT="114300" distL="114300" distR="114300">
             <wp:extent cx="6298883" cy="2975776"/>
             <wp:effectExtent b="0" l="0" r="0" t="0"/>
-            <wp:docPr id="18" name="image21.png"/>
+            <wp:docPr id="16" name="image6.png"/>
             <a:graphic>
               <a:graphicData uri="http://schemas.openxmlformats.org/drawingml/2006/picture">
                 <pic:pic>
                   <pic:nvPicPr>
-                    <pic:cNvPr id="0" name="image21.png"/>
+                    <pic:cNvPr id="0" name="image6.png"/>
                     <pic:cNvPicPr preferRelativeResize="0"/>
                   </pic:nvPicPr>
                   <pic:blipFill>
@@ -4711,7 +4711,7 @@
           <wp:inline distB="114300" distT="114300" distL="114300" distR="114300">
             <wp:extent cx="6289358" cy="2990022"/>
             <wp:effectExtent b="0" l="0" r="0" t="0"/>
-            <wp:docPr id="14" name="image3.png"/>
+            <wp:docPr id="12" name="image3.png"/>
             <a:graphic>
               <a:graphicData uri="http://schemas.openxmlformats.org/drawingml/2006/picture">
                 <pic:pic>
@@ -5419,12 +5419,12 @@
           <wp:inline distB="114300" distT="114300" distL="114300" distR="114300">
             <wp:extent cx="6389695" cy="3035300"/>
             <wp:effectExtent b="0" l="0" r="0" t="0"/>
-            <wp:docPr id="10" name="image9.png"/>
+            <wp:docPr id="8" name="image1.png"/>
             <a:graphic>
               <a:graphicData uri="http://schemas.openxmlformats.org/drawingml/2006/picture">
                 <pic:pic>
                   <pic:nvPicPr>
-                    <pic:cNvPr id="0" name="image9.png"/>
+                    <pic:cNvPr id="0" name="image1.png"/>
                     <pic:cNvPicPr preferRelativeResize="0"/>
                   </pic:nvPicPr>
                   <pic:blipFill>
@@ -5478,7 +5478,36 @@
         <w:rPr>
           <w:rtl w:val="0"/>
         </w:rPr>
-        <w:t xml:space="preserve">Показать всех сотрудников из таблицы employees, нанятых после 01 января 2007, название департамента, в котором они работают, и отсортировать их по убыванию их дохода (зарплата + сумма комиссии). (Команда SELECT с условием, выражением, сортировкой, преобразование NULL в конкретное значение (функция NVL в Oracle), преобразование ID департамента в имя департамента при помощи конструкции CASE, псевдоним столбца) .1 sql-команда.</w:t>
+        <w:t xml:space="preserve">Показать </w:t>
+      </w:r>
+      <w:r>
+        <w:rPr>
+          <w:rtl w:val="0"/>
+        </w:rPr>
+        <w:t xml:space="preserve">всех сотрудников из таблицы employees, нанятых после 01 января 2007</w:t>
+      </w:r>
+      <w:r>
+        <w:rPr>
+          <w:rtl w:val="0"/>
+        </w:rPr>
+        <w:t xml:space="preserve">, название департамента, в котором они работают, и отсортировать их по убыванию их дохода (зарплата + сумма комиссии). (Команда SELECT с условием, выражением, сортировкой, преобразование NULL в конкретное значение (функция NVL в Oracle), </w:t>
+      </w:r>
+      <w:r>
+        <w:rPr>
+          <w:rtl w:val="0"/>
+        </w:rPr>
+        <w:t xml:space="preserve">преобразование ID департамента в имя департамента при помощи конструкции CASE, псевдоним столбца)</w:t>
+      </w:r>
+      <w:r>
+        <w:rPr>
+          <w:rtl w:val="0"/>
+        </w:rPr>
+        <w:t xml:space="preserve"> .1 sql-команда.</w:t>
+      </w:r>
+      <w:r>
+        <w:rPr>
+          <w:rtl w:val="0"/>
+        </w:rPr>
         <w:br w:type="textWrapping"/>
       </w:r>
     </w:p>
@@ -5571,6 +5600,7 @@
         <w:ind w:left="720" w:firstLine="0"/>
         <w:rPr>
           <w:rFonts w:ascii="Courier New" w:cs="Courier New" w:eastAsia="Courier New" w:hAnsi="Courier New"/>
+          <w:color w:val="0000ff"/>
           <w:sz w:val="18"/>
           <w:szCs w:val="18"/>
         </w:rPr>
@@ -5594,6 +5624,57 @@
         </w:rPr>
         <w:t xml:space="preserve">CASE</w:t>
       </w:r>
+    </w:p>
+    <w:p>
+      <w:pPr>
+        <w:shd w:fill="fffffe" w:val="clear"/>
+        <w:spacing w:line="320" w:lineRule="auto"/>
+        <w:ind w:left="720" w:firstLine="0"/>
+        <w:rPr>
+          <w:rFonts w:ascii="Courier New" w:cs="Courier New" w:eastAsia="Courier New" w:hAnsi="Courier New"/>
+          <w:color w:val="0000ff"/>
+          <w:sz w:val="18"/>
+          <w:szCs w:val="18"/>
+        </w:rPr>
+      </w:pPr>
+      <w:r>
+        <w:rPr>
+          <w:rFonts w:ascii="Courier New" w:cs="Courier New" w:eastAsia="Courier New" w:hAnsi="Courier New"/>
+          <w:sz w:val="18"/>
+          <w:szCs w:val="18"/>
+          <w:rtl w:val="0"/>
+        </w:rPr>
+        <w:t xml:space="preserve">        </w:t>
+      </w:r>
+      <w:r>
+        <w:rPr>
+          <w:rFonts w:ascii="Courier New" w:cs="Courier New" w:eastAsia="Courier New" w:hAnsi="Courier New"/>
+          <w:color w:val="0000ff"/>
+          <w:sz w:val="18"/>
+          <w:szCs w:val="18"/>
+          <w:rtl w:val="0"/>
+        </w:rPr>
+        <w:t xml:space="preserve">WHEN</w:t>
+      </w:r>
+      <w:r>
+        <w:rPr>
+          <w:rFonts w:ascii="Courier New" w:cs="Courier New" w:eastAsia="Courier New" w:hAnsi="Courier New"/>
+          <w:sz w:val="18"/>
+          <w:szCs w:val="18"/>
+          <w:rtl w:val="0"/>
+        </w:rPr>
+        <w:t xml:space="preserve"> DEPARTMENT_ID </w:t>
+      </w:r>
+      <w:r>
+        <w:rPr>
+          <w:rFonts w:ascii="Courier New" w:cs="Courier New" w:eastAsia="Courier New" w:hAnsi="Courier New"/>
+          <w:color w:val="0000ff"/>
+          <w:sz w:val="18"/>
+          <w:szCs w:val="18"/>
+          <w:rtl w:val="0"/>
+        </w:rPr>
+        <w:t xml:space="preserve">IS</w:t>
+      </w:r>
       <w:r>
         <w:rPr>
           <w:rFonts w:ascii="Courier New" w:cs="Courier New" w:eastAsia="Courier New" w:hAnsi="Courier New"/>
@@ -5611,6 +5692,302 @@
           <w:szCs w:val="18"/>
           <w:rtl w:val="0"/>
         </w:rPr>
+        <w:t xml:space="preserve">NOT</w:t>
+      </w:r>
+      <w:r>
+        <w:rPr>
+          <w:rFonts w:ascii="Courier New" w:cs="Courier New" w:eastAsia="Courier New" w:hAnsi="Courier New"/>
+          <w:sz w:val="18"/>
+          <w:szCs w:val="18"/>
+          <w:rtl w:val="0"/>
+        </w:rPr>
+        <w:t xml:space="preserve"> </w:t>
+      </w:r>
+      <w:r>
+        <w:rPr>
+          <w:rFonts w:ascii="Courier New" w:cs="Courier New" w:eastAsia="Courier New" w:hAnsi="Courier New"/>
+          <w:color w:val="0000ff"/>
+          <w:sz w:val="18"/>
+          <w:szCs w:val="18"/>
+          <w:rtl w:val="0"/>
+        </w:rPr>
+        <w:t xml:space="preserve">NULL</w:t>
+      </w:r>
+      <w:r>
+        <w:rPr>
+          <w:rFonts w:ascii="Courier New" w:cs="Courier New" w:eastAsia="Courier New" w:hAnsi="Courier New"/>
+          <w:sz w:val="18"/>
+          <w:szCs w:val="18"/>
+          <w:rtl w:val="0"/>
+        </w:rPr>
+        <w:t xml:space="preserve"> </w:t>
+      </w:r>
+      <w:r>
+        <w:rPr>
+          <w:rFonts w:ascii="Courier New" w:cs="Courier New" w:eastAsia="Courier New" w:hAnsi="Courier New"/>
+          <w:color w:val="0000ff"/>
+          <w:sz w:val="18"/>
+          <w:szCs w:val="18"/>
+          <w:rtl w:val="0"/>
+        </w:rPr>
+        <w:t xml:space="preserve">THEN</w:t>
+      </w:r>
+    </w:p>
+    <w:p>
+      <w:pPr>
+        <w:shd w:fill="fffffe" w:val="clear"/>
+        <w:spacing w:line="320" w:lineRule="auto"/>
+        <w:ind w:left="720" w:firstLine="0"/>
+        <w:rPr>
+          <w:rFonts w:ascii="Courier New" w:cs="Courier New" w:eastAsia="Courier New" w:hAnsi="Courier New"/>
+          <w:sz w:val="18"/>
+          <w:szCs w:val="18"/>
+        </w:rPr>
+      </w:pPr>
+      <w:r>
+        <w:rPr>
+          <w:rFonts w:ascii="Courier New" w:cs="Courier New" w:eastAsia="Courier New" w:hAnsi="Courier New"/>
+          <w:sz w:val="18"/>
+          <w:szCs w:val="18"/>
+          <w:rtl w:val="0"/>
+        </w:rPr>
+        <w:t xml:space="preserve">            (</w:t>
+      </w:r>
+    </w:p>
+    <w:p>
+      <w:pPr>
+        <w:shd w:fill="fffffe" w:val="clear"/>
+        <w:spacing w:line="320" w:lineRule="auto"/>
+        <w:ind w:left="720" w:firstLine="0"/>
+        <w:rPr>
+          <w:rFonts w:ascii="Courier New" w:cs="Courier New" w:eastAsia="Courier New" w:hAnsi="Courier New"/>
+          <w:color w:val="0000ff"/>
+          <w:sz w:val="18"/>
+          <w:szCs w:val="18"/>
+        </w:rPr>
+      </w:pPr>
+      <w:r>
+        <w:rPr>
+          <w:rFonts w:ascii="Courier New" w:cs="Courier New" w:eastAsia="Courier New" w:hAnsi="Courier New"/>
+          <w:sz w:val="18"/>
+          <w:szCs w:val="18"/>
+          <w:rtl w:val="0"/>
+        </w:rPr>
+        <w:t xml:space="preserve">                </w:t>
+      </w:r>
+      <w:r>
+        <w:rPr>
+          <w:rFonts w:ascii="Courier New" w:cs="Courier New" w:eastAsia="Courier New" w:hAnsi="Courier New"/>
+          <w:color w:val="0000ff"/>
+          <w:sz w:val="18"/>
+          <w:szCs w:val="18"/>
+          <w:rtl w:val="0"/>
+        </w:rPr>
+        <w:t xml:space="preserve">SELECT</w:t>
+      </w:r>
+    </w:p>
+    <w:p>
+      <w:pPr>
+        <w:shd w:fill="fffffe" w:val="clear"/>
+        <w:spacing w:line="320" w:lineRule="auto"/>
+        <w:ind w:left="720" w:firstLine="0"/>
+        <w:rPr>
+          <w:rFonts w:ascii="Courier New" w:cs="Courier New" w:eastAsia="Courier New" w:hAnsi="Courier New"/>
+          <w:sz w:val="18"/>
+          <w:szCs w:val="18"/>
+        </w:rPr>
+      </w:pPr>
+      <w:r>
+        <w:rPr>
+          <w:rFonts w:ascii="Courier New" w:cs="Courier New" w:eastAsia="Courier New" w:hAnsi="Courier New"/>
+          <w:sz w:val="18"/>
+          <w:szCs w:val="18"/>
+          <w:rtl w:val="0"/>
+        </w:rPr>
+        <w:t xml:space="preserve">                    DEPARTMENT_NAME</w:t>
+      </w:r>
+    </w:p>
+    <w:p>
+      <w:pPr>
+        <w:shd w:fill="fffffe" w:val="clear"/>
+        <w:spacing w:line="320" w:lineRule="auto"/>
+        <w:ind w:left="720" w:firstLine="0"/>
+        <w:rPr>
+          <w:rFonts w:ascii="Courier New" w:cs="Courier New" w:eastAsia="Courier New" w:hAnsi="Courier New"/>
+          <w:color w:val="0000ff"/>
+          <w:sz w:val="18"/>
+          <w:szCs w:val="18"/>
+        </w:rPr>
+      </w:pPr>
+      <w:r>
+        <w:rPr>
+          <w:rFonts w:ascii="Courier New" w:cs="Courier New" w:eastAsia="Courier New" w:hAnsi="Courier New"/>
+          <w:sz w:val="18"/>
+          <w:szCs w:val="18"/>
+          <w:rtl w:val="0"/>
+        </w:rPr>
+        <w:t xml:space="preserve">                </w:t>
+      </w:r>
+      <w:r>
+        <w:rPr>
+          <w:rFonts w:ascii="Courier New" w:cs="Courier New" w:eastAsia="Courier New" w:hAnsi="Courier New"/>
+          <w:color w:val="0000ff"/>
+          <w:sz w:val="18"/>
+          <w:szCs w:val="18"/>
+          <w:rtl w:val="0"/>
+        </w:rPr>
+        <w:t xml:space="preserve">FROM</w:t>
+      </w:r>
+    </w:p>
+    <w:p>
+      <w:pPr>
+        <w:shd w:fill="fffffe" w:val="clear"/>
+        <w:spacing w:line="320" w:lineRule="auto"/>
+        <w:ind w:left="720" w:firstLine="0"/>
+        <w:rPr>
+          <w:rFonts w:ascii="Courier New" w:cs="Courier New" w:eastAsia="Courier New" w:hAnsi="Courier New"/>
+          <w:color w:val="0000ff"/>
+          <w:sz w:val="18"/>
+          <w:szCs w:val="18"/>
+        </w:rPr>
+      </w:pPr>
+      <w:r>
+        <w:rPr>
+          <w:rFonts w:ascii="Courier New" w:cs="Courier New" w:eastAsia="Courier New" w:hAnsi="Courier New"/>
+          <w:sz w:val="18"/>
+          <w:szCs w:val="18"/>
+          <w:rtl w:val="0"/>
+        </w:rPr>
+        <w:t xml:space="preserve">                    </w:t>
+      </w:r>
+      <w:r>
+        <w:rPr>
+          <w:rFonts w:ascii="Courier New" w:cs="Courier New" w:eastAsia="Courier New" w:hAnsi="Courier New"/>
+          <w:color w:val="0000ff"/>
+          <w:sz w:val="18"/>
+          <w:szCs w:val="18"/>
+          <w:rtl w:val="0"/>
+        </w:rPr>
+        <w:t xml:space="preserve">HR</w:t>
+      </w:r>
+      <w:r>
+        <w:rPr>
+          <w:rFonts w:ascii="Courier New" w:cs="Courier New" w:eastAsia="Courier New" w:hAnsi="Courier New"/>
+          <w:sz w:val="18"/>
+          <w:szCs w:val="18"/>
+          <w:rtl w:val="0"/>
+        </w:rPr>
+        <w:t xml:space="preserve">.DEPARTMENTS </w:t>
+      </w:r>
+      <w:r>
+        <w:rPr>
+          <w:rFonts w:ascii="Courier New" w:cs="Courier New" w:eastAsia="Courier New" w:hAnsi="Courier New"/>
+          <w:color w:val="0000ff"/>
+          <w:sz w:val="18"/>
+          <w:szCs w:val="18"/>
+          <w:rtl w:val="0"/>
+        </w:rPr>
+        <w:t xml:space="preserve">D</w:t>
+      </w:r>
+    </w:p>
+    <w:p>
+      <w:pPr>
+        <w:shd w:fill="fffffe" w:val="clear"/>
+        <w:spacing w:line="320" w:lineRule="auto"/>
+        <w:ind w:left="720" w:firstLine="0"/>
+        <w:rPr>
+          <w:rFonts w:ascii="Courier New" w:cs="Courier New" w:eastAsia="Courier New" w:hAnsi="Courier New"/>
+          <w:color w:val="0000ff"/>
+          <w:sz w:val="18"/>
+          <w:szCs w:val="18"/>
+        </w:rPr>
+      </w:pPr>
+      <w:r>
+        <w:rPr>
+          <w:rFonts w:ascii="Courier New" w:cs="Courier New" w:eastAsia="Courier New" w:hAnsi="Courier New"/>
+          <w:sz w:val="18"/>
+          <w:szCs w:val="18"/>
+          <w:rtl w:val="0"/>
+        </w:rPr>
+        <w:t xml:space="preserve">                </w:t>
+      </w:r>
+      <w:r>
+        <w:rPr>
+          <w:rFonts w:ascii="Courier New" w:cs="Courier New" w:eastAsia="Courier New" w:hAnsi="Courier New"/>
+          <w:color w:val="0000ff"/>
+          <w:sz w:val="18"/>
+          <w:szCs w:val="18"/>
+          <w:rtl w:val="0"/>
+        </w:rPr>
+        <w:t xml:space="preserve">WHERE</w:t>
+      </w:r>
+    </w:p>
+    <w:p>
+      <w:pPr>
+        <w:shd w:fill="fffffe" w:val="clear"/>
+        <w:spacing w:line="320" w:lineRule="auto"/>
+        <w:ind w:left="720" w:firstLine="0"/>
+        <w:rPr>
+          <w:rFonts w:ascii="Courier New" w:cs="Courier New" w:eastAsia="Courier New" w:hAnsi="Courier New"/>
+          <w:sz w:val="18"/>
+          <w:szCs w:val="18"/>
+        </w:rPr>
+      </w:pPr>
+      <w:r>
+        <w:rPr>
+          <w:rFonts w:ascii="Courier New" w:cs="Courier New" w:eastAsia="Courier New" w:hAnsi="Courier New"/>
+          <w:sz w:val="18"/>
+          <w:szCs w:val="18"/>
+          <w:rtl w:val="0"/>
+        </w:rPr>
+        <w:t xml:space="preserve">                    </w:t>
+      </w:r>
+      <w:r>
+        <w:rPr>
+          <w:rFonts w:ascii="Courier New" w:cs="Courier New" w:eastAsia="Courier New" w:hAnsi="Courier New"/>
+          <w:color w:val="0000ff"/>
+          <w:sz w:val="18"/>
+          <w:szCs w:val="18"/>
+          <w:rtl w:val="0"/>
+        </w:rPr>
+        <w:t xml:space="preserve">D</w:t>
+      </w:r>
+      <w:r>
+        <w:rPr>
+          <w:rFonts w:ascii="Courier New" w:cs="Courier New" w:eastAsia="Courier New" w:hAnsi="Courier New"/>
+          <w:sz w:val="18"/>
+          <w:szCs w:val="18"/>
+          <w:rtl w:val="0"/>
+        </w:rPr>
+        <w:t xml:space="preserve">.DEPARTMENT_ID </w:t>
+      </w:r>
+      <w:r>
+        <w:rPr>
+          <w:rFonts w:ascii="Courier New" w:cs="Courier New" w:eastAsia="Courier New" w:hAnsi="Courier New"/>
+          <w:color w:val="778899"/>
+          <w:sz w:val="18"/>
+          <w:szCs w:val="18"/>
+          <w:rtl w:val="0"/>
+        </w:rPr>
+        <w:t xml:space="preserve">=</w:t>
+      </w:r>
+      <w:r>
+        <w:rPr>
+          <w:rFonts w:ascii="Courier New" w:cs="Courier New" w:eastAsia="Courier New" w:hAnsi="Courier New"/>
+          <w:sz w:val="18"/>
+          <w:szCs w:val="18"/>
+          <w:rtl w:val="0"/>
+        </w:rPr>
+        <w:t xml:space="preserve"> </w:t>
+      </w:r>
+      <w:r>
+        <w:rPr>
+          <w:rFonts w:ascii="Courier New" w:cs="Courier New" w:eastAsia="Courier New" w:hAnsi="Courier New"/>
+          <w:color w:val="0000ff"/>
+          <w:sz w:val="18"/>
+          <w:szCs w:val="18"/>
+          <w:rtl w:val="0"/>
+        </w:rPr>
         <w:t xml:space="preserve">E</w:t>
       </w:r>
       <w:r>
@@ -5630,6 +6007,59 @@
         <w:ind w:left="720" w:firstLine="0"/>
         <w:rPr>
           <w:rFonts w:ascii="Courier New" w:cs="Courier New" w:eastAsia="Courier New" w:hAnsi="Courier New"/>
+          <w:sz w:val="18"/>
+          <w:szCs w:val="18"/>
+        </w:rPr>
+      </w:pPr>
+      <w:r>
+        <w:rPr>
+          <w:rFonts w:ascii="Courier New" w:cs="Courier New" w:eastAsia="Courier New" w:hAnsi="Courier New"/>
+          <w:sz w:val="18"/>
+          <w:szCs w:val="18"/>
+          <w:rtl w:val="0"/>
+        </w:rPr>
+        <w:t xml:space="preserve">            )</w:t>
+      </w:r>
+    </w:p>
+    <w:p>
+      <w:pPr>
+        <w:shd w:fill="fffffe" w:val="clear"/>
+        <w:spacing w:line="320" w:lineRule="auto"/>
+        <w:ind w:left="720" w:firstLine="0"/>
+        <w:rPr>
+          <w:rFonts w:ascii="Courier New" w:cs="Courier New" w:eastAsia="Courier New" w:hAnsi="Courier New"/>
+          <w:color w:val="0000ff"/>
+          <w:sz w:val="18"/>
+          <w:szCs w:val="18"/>
+        </w:rPr>
+      </w:pPr>
+      <w:r>
+        <w:rPr>
+          <w:rFonts w:ascii="Courier New" w:cs="Courier New" w:eastAsia="Courier New" w:hAnsi="Courier New"/>
+          <w:sz w:val="18"/>
+          <w:szCs w:val="18"/>
+          <w:rtl w:val="0"/>
+        </w:rPr>
+        <w:t xml:space="preserve">        </w:t>
+      </w:r>
+      <w:r>
+        <w:rPr>
+          <w:rFonts w:ascii="Courier New" w:cs="Courier New" w:eastAsia="Courier New" w:hAnsi="Courier New"/>
+          <w:color w:val="0000ff"/>
+          <w:sz w:val="18"/>
+          <w:szCs w:val="18"/>
+          <w:rtl w:val="0"/>
+        </w:rPr>
+        <w:t xml:space="preserve">ELSE</w:t>
+      </w:r>
+    </w:p>
+    <w:p>
+      <w:pPr>
+        <w:shd w:fill="fffffe" w:val="clear"/>
+        <w:spacing w:line="320" w:lineRule="auto"/>
+        <w:ind w:left="720" w:firstLine="0"/>
+        <w:rPr>
+          <w:rFonts w:ascii="Courier New" w:cs="Courier New" w:eastAsia="Courier New" w:hAnsi="Courier New"/>
           <w:color w:val="ff0000"/>
           <w:sz w:val="18"/>
           <w:szCs w:val="18"/>
@@ -5642,17 +6072,126 @@
           <w:szCs w:val="18"/>
           <w:rtl w:val="0"/>
         </w:rPr>
-        <w:t xml:space="preserve">        </w:t>
-      </w:r>
-      <w:r>
-        <w:rPr>
-          <w:rFonts w:ascii="Courier New" w:cs="Courier New" w:eastAsia="Courier New" w:hAnsi="Courier New"/>
-          <w:color w:val="0000ff"/>
-          <w:sz w:val="18"/>
-          <w:szCs w:val="18"/>
-          <w:rtl w:val="0"/>
-        </w:rPr>
-        <w:t xml:space="preserve">WHEN</w:t>
+        <w:t xml:space="preserve">            </w:t>
+      </w:r>
+      <w:r>
+        <w:rPr>
+          <w:rFonts w:ascii="Courier New" w:cs="Courier New" w:eastAsia="Courier New" w:hAnsi="Courier New"/>
+          <w:color w:val="ff0000"/>
+          <w:sz w:val="18"/>
+          <w:szCs w:val="18"/>
+          <w:rtl w:val="0"/>
+        </w:rPr>
+        <w:t xml:space="preserve">'No department'</w:t>
+      </w:r>
+    </w:p>
+    <w:p>
+      <w:pPr>
+        <w:shd w:fill="fffffe" w:val="clear"/>
+        <w:spacing w:line="320" w:lineRule="auto"/>
+        <w:ind w:left="720" w:firstLine="0"/>
+        <w:rPr>
+          <w:rFonts w:ascii="Courier New" w:cs="Courier New" w:eastAsia="Courier New" w:hAnsi="Courier New"/>
+          <w:sz w:val="18"/>
+          <w:szCs w:val="18"/>
+        </w:rPr>
+      </w:pPr>
+      <w:r>
+        <w:rPr>
+          <w:rFonts w:ascii="Courier New" w:cs="Courier New" w:eastAsia="Courier New" w:hAnsi="Courier New"/>
+          <w:sz w:val="18"/>
+          <w:szCs w:val="18"/>
+          <w:rtl w:val="0"/>
+        </w:rPr>
+        <w:t xml:space="preserve">    </w:t>
+      </w:r>
+      <w:r>
+        <w:rPr>
+          <w:rFonts w:ascii="Courier New" w:cs="Courier New" w:eastAsia="Courier New" w:hAnsi="Courier New"/>
+          <w:color w:val="0000ff"/>
+          <w:sz w:val="18"/>
+          <w:szCs w:val="18"/>
+          <w:rtl w:val="0"/>
+        </w:rPr>
+        <w:t xml:space="preserve">END</w:t>
+      </w:r>
+      <w:r>
+        <w:rPr>
+          <w:rFonts w:ascii="Courier New" w:cs="Courier New" w:eastAsia="Courier New" w:hAnsi="Courier New"/>
+          <w:sz w:val="18"/>
+          <w:szCs w:val="18"/>
+          <w:rtl w:val="0"/>
+        </w:rPr>
+        <w:t xml:space="preserve">                               </w:t>
+      </w:r>
+      <w:r>
+        <w:rPr>
+          <w:rFonts w:ascii="Courier New" w:cs="Courier New" w:eastAsia="Courier New" w:hAnsi="Courier New"/>
+          <w:color w:val="0000ff"/>
+          <w:sz w:val="18"/>
+          <w:szCs w:val="18"/>
+          <w:rtl w:val="0"/>
+        </w:rPr>
+        <w:t xml:space="preserve">AS</w:t>
+      </w:r>
+      <w:r>
+        <w:rPr>
+          <w:rFonts w:ascii="Courier New" w:cs="Courier New" w:eastAsia="Courier New" w:hAnsi="Courier New"/>
+          <w:sz w:val="18"/>
+          <w:szCs w:val="18"/>
+          <w:rtl w:val="0"/>
+        </w:rPr>
+        <w:t xml:space="preserve"> DEPARTMENT_NAME,</w:t>
+      </w:r>
+    </w:p>
+    <w:p>
+      <w:pPr>
+        <w:shd w:fill="fffffe" w:val="clear"/>
+        <w:spacing w:line="320" w:lineRule="auto"/>
+        <w:ind w:left="720" w:firstLine="0"/>
+        <w:rPr>
+          <w:rFonts w:ascii="Courier New" w:cs="Courier New" w:eastAsia="Courier New" w:hAnsi="Courier New"/>
+          <w:sz w:val="18"/>
+          <w:szCs w:val="18"/>
+        </w:rPr>
+      </w:pPr>
+      <w:r>
+        <w:rPr>
+          <w:rFonts w:ascii="Courier New" w:cs="Courier New" w:eastAsia="Courier New" w:hAnsi="Courier New"/>
+          <w:sz w:val="18"/>
+          <w:szCs w:val="18"/>
+          <w:rtl w:val="0"/>
+        </w:rPr>
+        <w:t xml:space="preserve">    </w:t>
+      </w:r>
+      <w:r>
+        <w:rPr>
+          <w:rFonts w:ascii="Courier New" w:cs="Courier New" w:eastAsia="Courier New" w:hAnsi="Courier New"/>
+          <w:color w:val="0000ff"/>
+          <w:sz w:val="18"/>
+          <w:szCs w:val="18"/>
+          <w:rtl w:val="0"/>
+        </w:rPr>
+        <w:t xml:space="preserve">E</w:t>
+      </w:r>
+      <w:r>
+        <w:rPr>
+          <w:rFonts w:ascii="Courier New" w:cs="Courier New" w:eastAsia="Courier New" w:hAnsi="Courier New"/>
+          <w:sz w:val="18"/>
+          <w:szCs w:val="18"/>
+          <w:rtl w:val="0"/>
+        </w:rPr>
+        <w:t xml:space="preserve">.SALARY </w:t>
+      </w:r>
+      <w:r>
+        <w:rPr>
+          <w:rFonts w:ascii="Courier New" w:cs="Courier New" w:eastAsia="Courier New" w:hAnsi="Courier New"/>
+          <w:color w:val="778899"/>
+          <w:sz w:val="18"/>
+          <w:szCs w:val="18"/>
+          <w:rtl w:val="0"/>
+        </w:rPr>
+        <w:t xml:space="preserve">+</w:t>
       </w:r>
       <w:r>
         <w:rPr>
@@ -5666,12 +6205,207 @@
       <w:r>
         <w:rPr>
           <w:rFonts w:ascii="Courier New" w:cs="Courier New" w:eastAsia="Courier New" w:hAnsi="Courier New"/>
+          <w:color w:val="0000ff"/>
+          <w:sz w:val="18"/>
+          <w:szCs w:val="18"/>
+          <w:rtl w:val="0"/>
+        </w:rPr>
+        <w:t xml:space="preserve">NVL</w:t>
+      </w:r>
+      <w:r>
+        <w:rPr>
+          <w:rFonts w:ascii="Courier New" w:cs="Courier New" w:eastAsia="Courier New" w:hAnsi="Courier New"/>
+          <w:sz w:val="18"/>
+          <w:szCs w:val="18"/>
+          <w:rtl w:val="0"/>
+        </w:rPr>
+        <w:t xml:space="preserve">(COMMISSION_PCT, </w:t>
+      </w:r>
+      <w:r>
+        <w:rPr>
+          <w:rFonts w:ascii="Courier New" w:cs="Courier New" w:eastAsia="Courier New" w:hAnsi="Courier New"/>
           <w:color w:val="098658"/>
           <w:sz w:val="18"/>
           <w:szCs w:val="18"/>
           <w:rtl w:val="0"/>
         </w:rPr>
-        <w:t xml:space="preserve">10</w:t>
+        <w:t xml:space="preserve">0</w:t>
+      </w:r>
+      <w:r>
+        <w:rPr>
+          <w:rFonts w:ascii="Courier New" w:cs="Courier New" w:eastAsia="Courier New" w:hAnsi="Courier New"/>
+          <w:sz w:val="18"/>
+          <w:szCs w:val="18"/>
+          <w:rtl w:val="0"/>
+        </w:rPr>
+        <w:t xml:space="preserve">) </w:t>
+      </w:r>
+      <w:r>
+        <w:rPr>
+          <w:rFonts w:ascii="Courier New" w:cs="Courier New" w:eastAsia="Courier New" w:hAnsi="Courier New"/>
+          <w:color w:val="0000ff"/>
+          <w:sz w:val="18"/>
+          <w:szCs w:val="18"/>
+          <w:rtl w:val="0"/>
+        </w:rPr>
+        <w:t xml:space="preserve">AS</w:t>
+      </w:r>
+      <w:r>
+        <w:rPr>
+          <w:rFonts w:ascii="Courier New" w:cs="Courier New" w:eastAsia="Courier New" w:hAnsi="Courier New"/>
+          <w:sz w:val="18"/>
+          <w:szCs w:val="18"/>
+          <w:rtl w:val="0"/>
+        </w:rPr>
+        <w:t xml:space="preserve"> INCOME</w:t>
+      </w:r>
+    </w:p>
+    <w:p>
+      <w:pPr>
+        <w:shd w:fill="fffffe" w:val="clear"/>
+        <w:spacing w:line="320" w:lineRule="auto"/>
+        <w:ind w:left="720" w:firstLine="0"/>
+        <w:rPr>
+          <w:rFonts w:ascii="Courier New" w:cs="Courier New" w:eastAsia="Courier New" w:hAnsi="Courier New"/>
+          <w:color w:val="0000ff"/>
+          <w:sz w:val="18"/>
+          <w:szCs w:val="18"/>
+        </w:rPr>
+      </w:pPr>
+      <w:r>
+        <w:rPr>
+          <w:rFonts w:ascii="Courier New" w:cs="Courier New" w:eastAsia="Courier New" w:hAnsi="Courier New"/>
+          <w:color w:val="0000ff"/>
+          <w:sz w:val="18"/>
+          <w:szCs w:val="18"/>
+          <w:rtl w:val="0"/>
+        </w:rPr>
+        <w:t xml:space="preserve">FROM</w:t>
+      </w:r>
+    </w:p>
+    <w:p>
+      <w:pPr>
+        <w:shd w:fill="fffffe" w:val="clear"/>
+        <w:spacing w:line="320" w:lineRule="auto"/>
+        <w:ind w:left="720" w:firstLine="0"/>
+        <w:rPr>
+          <w:rFonts w:ascii="Courier New" w:cs="Courier New" w:eastAsia="Courier New" w:hAnsi="Courier New"/>
+          <w:color w:val="0000ff"/>
+          <w:sz w:val="18"/>
+          <w:szCs w:val="18"/>
+        </w:rPr>
+      </w:pPr>
+      <w:r>
+        <w:rPr>
+          <w:rFonts w:ascii="Courier New" w:cs="Courier New" w:eastAsia="Courier New" w:hAnsi="Courier New"/>
+          <w:sz w:val="18"/>
+          <w:szCs w:val="18"/>
+          <w:rtl w:val="0"/>
+        </w:rPr>
+        <w:t xml:space="preserve">    </w:t>
+      </w:r>
+      <w:r>
+        <w:rPr>
+          <w:rFonts w:ascii="Courier New" w:cs="Courier New" w:eastAsia="Courier New" w:hAnsi="Courier New"/>
+          <w:color w:val="0000ff"/>
+          <w:sz w:val="18"/>
+          <w:szCs w:val="18"/>
+          <w:rtl w:val="0"/>
+        </w:rPr>
+        <w:t xml:space="preserve">HR</w:t>
+      </w:r>
+      <w:r>
+        <w:rPr>
+          <w:rFonts w:ascii="Courier New" w:cs="Courier New" w:eastAsia="Courier New" w:hAnsi="Courier New"/>
+          <w:sz w:val="18"/>
+          <w:szCs w:val="18"/>
+          <w:rtl w:val="0"/>
+        </w:rPr>
+        <w:t xml:space="preserve">.EMPLOYEES </w:t>
+      </w:r>
+      <w:r>
+        <w:rPr>
+          <w:rFonts w:ascii="Courier New" w:cs="Courier New" w:eastAsia="Courier New" w:hAnsi="Courier New"/>
+          <w:color w:val="0000ff"/>
+          <w:sz w:val="18"/>
+          <w:szCs w:val="18"/>
+          <w:rtl w:val="0"/>
+        </w:rPr>
+        <w:t xml:space="preserve">E</w:t>
+      </w:r>
+    </w:p>
+    <w:p>
+      <w:pPr>
+        <w:shd w:fill="fffffe" w:val="clear"/>
+        <w:spacing w:line="320" w:lineRule="auto"/>
+        <w:ind w:left="720" w:firstLine="0"/>
+        <w:rPr>
+          <w:rFonts w:ascii="Courier New" w:cs="Courier New" w:eastAsia="Courier New" w:hAnsi="Courier New"/>
+          <w:color w:val="0000ff"/>
+          <w:sz w:val="18"/>
+          <w:szCs w:val="18"/>
+        </w:rPr>
+      </w:pPr>
+      <w:r>
+        <w:rPr>
+          <w:rFonts w:ascii="Courier New" w:cs="Courier New" w:eastAsia="Courier New" w:hAnsi="Courier New"/>
+          <w:color w:val="0000ff"/>
+          <w:sz w:val="18"/>
+          <w:szCs w:val="18"/>
+          <w:rtl w:val="0"/>
+        </w:rPr>
+        <w:t xml:space="preserve">WHERE</w:t>
+      </w:r>
+    </w:p>
+    <w:p>
+      <w:pPr>
+        <w:shd w:fill="fffffe" w:val="clear"/>
+        <w:spacing w:line="320" w:lineRule="auto"/>
+        <w:ind w:left="720" w:firstLine="0"/>
+        <w:rPr>
+          <w:rFonts w:ascii="Courier New" w:cs="Courier New" w:eastAsia="Courier New" w:hAnsi="Courier New"/>
+          <w:color w:val="ff0000"/>
+          <w:sz w:val="18"/>
+          <w:szCs w:val="18"/>
+        </w:rPr>
+      </w:pPr>
+      <w:r>
+        <w:rPr>
+          <w:rFonts w:ascii="Courier New" w:cs="Courier New" w:eastAsia="Courier New" w:hAnsi="Courier New"/>
+          <w:sz w:val="18"/>
+          <w:szCs w:val="18"/>
+          <w:rtl w:val="0"/>
+        </w:rPr>
+        <w:t xml:space="preserve">    </w:t>
+      </w:r>
+      <w:r>
+        <w:rPr>
+          <w:rFonts w:ascii="Courier New" w:cs="Courier New" w:eastAsia="Courier New" w:hAnsi="Courier New"/>
+          <w:color w:val="0000ff"/>
+          <w:sz w:val="18"/>
+          <w:szCs w:val="18"/>
+          <w:rtl w:val="0"/>
+        </w:rPr>
+        <w:t xml:space="preserve">E</w:t>
+      </w:r>
+      <w:r>
+        <w:rPr>
+          <w:rFonts w:ascii="Courier New" w:cs="Courier New" w:eastAsia="Courier New" w:hAnsi="Courier New"/>
+          <w:sz w:val="18"/>
+          <w:szCs w:val="18"/>
+          <w:rtl w:val="0"/>
+        </w:rPr>
+        <w:t xml:space="preserve">.HIRE_DATE </w:t>
+      </w:r>
+      <w:r>
+        <w:rPr>
+          <w:rFonts w:ascii="Courier New" w:cs="Courier New" w:eastAsia="Courier New" w:hAnsi="Courier New"/>
+          <w:color w:val="778899"/>
+          <w:sz w:val="18"/>
+          <w:szCs w:val="18"/>
+          <w:rtl w:val="0"/>
+        </w:rPr>
+        <w:t xml:space="preserve">&gt;</w:t>
       </w:r>
       <w:r>
         <w:rPr>
@@ -5690,7 +6424,7 @@
           <w:szCs w:val="18"/>
           <w:rtl w:val="0"/>
         </w:rPr>
-        <w:t xml:space="preserve">THEN</w:t>
+        <w:t xml:space="preserve">DATE</w:t>
       </w:r>
       <w:r>
         <w:rPr>
@@ -5709,39 +6443,30 @@
           <w:szCs w:val="18"/>
           <w:rtl w:val="0"/>
         </w:rPr>
-        <w:t xml:space="preserve">'Administration'</w:t>
-      </w:r>
-    </w:p>
-    <w:p>
-      <w:pPr>
-        <w:shd w:fill="fffffe" w:val="clear"/>
-        <w:spacing w:line="320" w:lineRule="auto"/>
-        <w:ind w:left="720" w:firstLine="0"/>
-        <w:rPr>
-          <w:rFonts w:ascii="Courier New" w:cs="Courier New" w:eastAsia="Courier New" w:hAnsi="Courier New"/>
-          <w:color w:val="ff0000"/>
-          <w:sz w:val="18"/>
-          <w:szCs w:val="18"/>
-        </w:rPr>
-      </w:pPr>
-      <w:r>
-        <w:rPr>
-          <w:rFonts w:ascii="Courier New" w:cs="Courier New" w:eastAsia="Courier New" w:hAnsi="Courier New"/>
-          <w:sz w:val="18"/>
-          <w:szCs w:val="18"/>
-          <w:rtl w:val="0"/>
-        </w:rPr>
-        <w:t xml:space="preserve">        </w:t>
-      </w:r>
-      <w:r>
-        <w:rPr>
-          <w:rFonts w:ascii="Courier New" w:cs="Courier New" w:eastAsia="Courier New" w:hAnsi="Courier New"/>
-          <w:color w:val="0000ff"/>
-          <w:sz w:val="18"/>
-          <w:szCs w:val="18"/>
-          <w:rtl w:val="0"/>
-        </w:rPr>
-        <w:t xml:space="preserve">WHEN</w:t>
+        <w:t xml:space="preserve">'2007-01-01'</w:t>
+      </w:r>
+    </w:p>
+    <w:p>
+      <w:pPr>
+        <w:shd w:fill="fffffe" w:val="clear"/>
+        <w:spacing w:line="320" w:lineRule="auto"/>
+        <w:ind w:left="720" w:firstLine="0"/>
+        <w:rPr>
+          <w:rFonts w:ascii="Courier New" w:cs="Courier New" w:eastAsia="Courier New" w:hAnsi="Courier New"/>
+          <w:color w:val="0000ff"/>
+          <w:sz w:val="18"/>
+          <w:szCs w:val="18"/>
+        </w:rPr>
+      </w:pPr>
+      <w:r>
+        <w:rPr>
+          <w:rFonts w:ascii="Courier New" w:cs="Courier New" w:eastAsia="Courier New" w:hAnsi="Courier New"/>
+          <w:color w:val="0000ff"/>
+          <w:sz w:val="18"/>
+          <w:szCs w:val="18"/>
+          <w:rtl w:val="0"/>
+        </w:rPr>
+        <w:t xml:space="preserve">ORDER</w:t>
       </w:r>
       <w:r>
         <w:rPr>
@@ -5755,2816 +6480,6 @@
       <w:r>
         <w:rPr>
           <w:rFonts w:ascii="Courier New" w:cs="Courier New" w:eastAsia="Courier New" w:hAnsi="Courier New"/>
-          <w:color w:val="098658"/>
-          <w:sz w:val="18"/>
-          <w:szCs w:val="18"/>
-          <w:rtl w:val="0"/>
-        </w:rPr>
-        <w:t xml:space="preserve">20</w:t>
-      </w:r>
-      <w:r>
-        <w:rPr>
-          <w:rFonts w:ascii="Courier New" w:cs="Courier New" w:eastAsia="Courier New" w:hAnsi="Courier New"/>
-          <w:sz w:val="18"/>
-          <w:szCs w:val="18"/>
-          <w:rtl w:val="0"/>
-        </w:rPr>
-        <w:t xml:space="preserve"> </w:t>
-      </w:r>
-      <w:r>
-        <w:rPr>
-          <w:rFonts w:ascii="Courier New" w:cs="Courier New" w:eastAsia="Courier New" w:hAnsi="Courier New"/>
-          <w:color w:val="0000ff"/>
-          <w:sz w:val="18"/>
-          <w:szCs w:val="18"/>
-          <w:rtl w:val="0"/>
-        </w:rPr>
-        <w:t xml:space="preserve">THEN</w:t>
-      </w:r>
-      <w:r>
-        <w:rPr>
-          <w:rFonts w:ascii="Courier New" w:cs="Courier New" w:eastAsia="Courier New" w:hAnsi="Courier New"/>
-          <w:sz w:val="18"/>
-          <w:szCs w:val="18"/>
-          <w:rtl w:val="0"/>
-        </w:rPr>
-        <w:t xml:space="preserve"> </w:t>
-      </w:r>
-      <w:r>
-        <w:rPr>
-          <w:rFonts w:ascii="Courier New" w:cs="Courier New" w:eastAsia="Courier New" w:hAnsi="Courier New"/>
-          <w:color w:val="ff0000"/>
-          <w:sz w:val="18"/>
-          <w:szCs w:val="18"/>
-          <w:rtl w:val="0"/>
-        </w:rPr>
-        <w:t xml:space="preserve">'Marketing'</w:t>
-      </w:r>
-    </w:p>
-    <w:p>
-      <w:pPr>
-        <w:shd w:fill="fffffe" w:val="clear"/>
-        <w:spacing w:line="320" w:lineRule="auto"/>
-        <w:ind w:left="720" w:firstLine="0"/>
-        <w:rPr>
-          <w:rFonts w:ascii="Courier New" w:cs="Courier New" w:eastAsia="Courier New" w:hAnsi="Courier New"/>
-          <w:color w:val="ff0000"/>
-          <w:sz w:val="18"/>
-          <w:szCs w:val="18"/>
-        </w:rPr>
-      </w:pPr>
-      <w:r>
-        <w:rPr>
-          <w:rFonts w:ascii="Courier New" w:cs="Courier New" w:eastAsia="Courier New" w:hAnsi="Courier New"/>
-          <w:sz w:val="18"/>
-          <w:szCs w:val="18"/>
-          <w:rtl w:val="0"/>
-        </w:rPr>
-        <w:t xml:space="preserve">        </w:t>
-      </w:r>
-      <w:r>
-        <w:rPr>
-          <w:rFonts w:ascii="Courier New" w:cs="Courier New" w:eastAsia="Courier New" w:hAnsi="Courier New"/>
-          <w:color w:val="0000ff"/>
-          <w:sz w:val="18"/>
-          <w:szCs w:val="18"/>
-          <w:rtl w:val="0"/>
-        </w:rPr>
-        <w:t xml:space="preserve">WHEN</w:t>
-      </w:r>
-      <w:r>
-        <w:rPr>
-          <w:rFonts w:ascii="Courier New" w:cs="Courier New" w:eastAsia="Courier New" w:hAnsi="Courier New"/>
-          <w:sz w:val="18"/>
-          <w:szCs w:val="18"/>
-          <w:rtl w:val="0"/>
-        </w:rPr>
-        <w:t xml:space="preserve"> </w:t>
-      </w:r>
-      <w:r>
-        <w:rPr>
-          <w:rFonts w:ascii="Courier New" w:cs="Courier New" w:eastAsia="Courier New" w:hAnsi="Courier New"/>
-          <w:color w:val="098658"/>
-          <w:sz w:val="18"/>
-          <w:szCs w:val="18"/>
-          <w:rtl w:val="0"/>
-        </w:rPr>
-        <w:t xml:space="preserve">30</w:t>
-      </w:r>
-      <w:r>
-        <w:rPr>
-          <w:rFonts w:ascii="Courier New" w:cs="Courier New" w:eastAsia="Courier New" w:hAnsi="Courier New"/>
-          <w:sz w:val="18"/>
-          <w:szCs w:val="18"/>
-          <w:rtl w:val="0"/>
-        </w:rPr>
-        <w:t xml:space="preserve"> </w:t>
-      </w:r>
-      <w:r>
-        <w:rPr>
-          <w:rFonts w:ascii="Courier New" w:cs="Courier New" w:eastAsia="Courier New" w:hAnsi="Courier New"/>
-          <w:color w:val="0000ff"/>
-          <w:sz w:val="18"/>
-          <w:szCs w:val="18"/>
-          <w:rtl w:val="0"/>
-        </w:rPr>
-        <w:t xml:space="preserve">THEN</w:t>
-      </w:r>
-      <w:r>
-        <w:rPr>
-          <w:rFonts w:ascii="Courier New" w:cs="Courier New" w:eastAsia="Courier New" w:hAnsi="Courier New"/>
-          <w:sz w:val="18"/>
-          <w:szCs w:val="18"/>
-          <w:rtl w:val="0"/>
-        </w:rPr>
-        <w:t xml:space="preserve"> </w:t>
-      </w:r>
-      <w:r>
-        <w:rPr>
-          <w:rFonts w:ascii="Courier New" w:cs="Courier New" w:eastAsia="Courier New" w:hAnsi="Courier New"/>
-          <w:color w:val="ff0000"/>
-          <w:sz w:val="18"/>
-          <w:szCs w:val="18"/>
-          <w:rtl w:val="0"/>
-        </w:rPr>
-        <w:t xml:space="preserve">'Purchasing'</w:t>
-      </w:r>
-    </w:p>
-    <w:p>
-      <w:pPr>
-        <w:shd w:fill="fffffe" w:val="clear"/>
-        <w:spacing w:line="320" w:lineRule="auto"/>
-        <w:ind w:left="720" w:firstLine="0"/>
-        <w:rPr>
-          <w:rFonts w:ascii="Courier New" w:cs="Courier New" w:eastAsia="Courier New" w:hAnsi="Courier New"/>
-          <w:color w:val="ff0000"/>
-          <w:sz w:val="18"/>
-          <w:szCs w:val="18"/>
-        </w:rPr>
-      </w:pPr>
-      <w:r>
-        <w:rPr>
-          <w:rFonts w:ascii="Courier New" w:cs="Courier New" w:eastAsia="Courier New" w:hAnsi="Courier New"/>
-          <w:sz w:val="18"/>
-          <w:szCs w:val="18"/>
-          <w:rtl w:val="0"/>
-        </w:rPr>
-        <w:t xml:space="preserve">        </w:t>
-      </w:r>
-      <w:r>
-        <w:rPr>
-          <w:rFonts w:ascii="Courier New" w:cs="Courier New" w:eastAsia="Courier New" w:hAnsi="Courier New"/>
-          <w:color w:val="0000ff"/>
-          <w:sz w:val="18"/>
-          <w:szCs w:val="18"/>
-          <w:rtl w:val="0"/>
-        </w:rPr>
-        <w:t xml:space="preserve">WHEN</w:t>
-      </w:r>
-      <w:r>
-        <w:rPr>
-          <w:rFonts w:ascii="Courier New" w:cs="Courier New" w:eastAsia="Courier New" w:hAnsi="Courier New"/>
-          <w:sz w:val="18"/>
-          <w:szCs w:val="18"/>
-          <w:rtl w:val="0"/>
-        </w:rPr>
-        <w:t xml:space="preserve"> </w:t>
-      </w:r>
-      <w:r>
-        <w:rPr>
-          <w:rFonts w:ascii="Courier New" w:cs="Courier New" w:eastAsia="Courier New" w:hAnsi="Courier New"/>
-          <w:color w:val="098658"/>
-          <w:sz w:val="18"/>
-          <w:szCs w:val="18"/>
-          <w:rtl w:val="0"/>
-        </w:rPr>
-        <w:t xml:space="preserve">40</w:t>
-      </w:r>
-      <w:r>
-        <w:rPr>
-          <w:rFonts w:ascii="Courier New" w:cs="Courier New" w:eastAsia="Courier New" w:hAnsi="Courier New"/>
-          <w:sz w:val="18"/>
-          <w:szCs w:val="18"/>
-          <w:rtl w:val="0"/>
-        </w:rPr>
-        <w:t xml:space="preserve"> </w:t>
-      </w:r>
-      <w:r>
-        <w:rPr>
-          <w:rFonts w:ascii="Courier New" w:cs="Courier New" w:eastAsia="Courier New" w:hAnsi="Courier New"/>
-          <w:color w:val="0000ff"/>
-          <w:sz w:val="18"/>
-          <w:szCs w:val="18"/>
-          <w:rtl w:val="0"/>
-        </w:rPr>
-        <w:t xml:space="preserve">THEN</w:t>
-      </w:r>
-      <w:r>
-        <w:rPr>
-          <w:rFonts w:ascii="Courier New" w:cs="Courier New" w:eastAsia="Courier New" w:hAnsi="Courier New"/>
-          <w:sz w:val="18"/>
-          <w:szCs w:val="18"/>
-          <w:rtl w:val="0"/>
-        </w:rPr>
-        <w:t xml:space="preserve"> </w:t>
-      </w:r>
-      <w:r>
-        <w:rPr>
-          <w:rFonts w:ascii="Courier New" w:cs="Courier New" w:eastAsia="Courier New" w:hAnsi="Courier New"/>
-          <w:color w:val="ff0000"/>
-          <w:sz w:val="18"/>
-          <w:szCs w:val="18"/>
-          <w:rtl w:val="0"/>
-        </w:rPr>
-        <w:t xml:space="preserve">'Human Resources'</w:t>
-      </w:r>
-    </w:p>
-    <w:p>
-      <w:pPr>
-        <w:shd w:fill="fffffe" w:val="clear"/>
-        <w:spacing w:line="320" w:lineRule="auto"/>
-        <w:ind w:left="720" w:firstLine="0"/>
-        <w:rPr>
-          <w:rFonts w:ascii="Courier New" w:cs="Courier New" w:eastAsia="Courier New" w:hAnsi="Courier New"/>
-          <w:color w:val="ff0000"/>
-          <w:sz w:val="18"/>
-          <w:szCs w:val="18"/>
-        </w:rPr>
-      </w:pPr>
-      <w:r>
-        <w:rPr>
-          <w:rFonts w:ascii="Courier New" w:cs="Courier New" w:eastAsia="Courier New" w:hAnsi="Courier New"/>
-          <w:sz w:val="18"/>
-          <w:szCs w:val="18"/>
-          <w:rtl w:val="0"/>
-        </w:rPr>
-        <w:t xml:space="preserve">        </w:t>
-      </w:r>
-      <w:r>
-        <w:rPr>
-          <w:rFonts w:ascii="Courier New" w:cs="Courier New" w:eastAsia="Courier New" w:hAnsi="Courier New"/>
-          <w:color w:val="0000ff"/>
-          <w:sz w:val="18"/>
-          <w:szCs w:val="18"/>
-          <w:rtl w:val="0"/>
-        </w:rPr>
-        <w:t xml:space="preserve">WHEN</w:t>
-      </w:r>
-      <w:r>
-        <w:rPr>
-          <w:rFonts w:ascii="Courier New" w:cs="Courier New" w:eastAsia="Courier New" w:hAnsi="Courier New"/>
-          <w:sz w:val="18"/>
-          <w:szCs w:val="18"/>
-          <w:rtl w:val="0"/>
-        </w:rPr>
-        <w:t xml:space="preserve"> </w:t>
-      </w:r>
-      <w:r>
-        <w:rPr>
-          <w:rFonts w:ascii="Courier New" w:cs="Courier New" w:eastAsia="Courier New" w:hAnsi="Courier New"/>
-          <w:color w:val="098658"/>
-          <w:sz w:val="18"/>
-          <w:szCs w:val="18"/>
-          <w:rtl w:val="0"/>
-        </w:rPr>
-        <w:t xml:space="preserve">50</w:t>
-      </w:r>
-      <w:r>
-        <w:rPr>
-          <w:rFonts w:ascii="Courier New" w:cs="Courier New" w:eastAsia="Courier New" w:hAnsi="Courier New"/>
-          <w:sz w:val="18"/>
-          <w:szCs w:val="18"/>
-          <w:rtl w:val="0"/>
-        </w:rPr>
-        <w:t xml:space="preserve"> </w:t>
-      </w:r>
-      <w:r>
-        <w:rPr>
-          <w:rFonts w:ascii="Courier New" w:cs="Courier New" w:eastAsia="Courier New" w:hAnsi="Courier New"/>
-          <w:color w:val="0000ff"/>
-          <w:sz w:val="18"/>
-          <w:szCs w:val="18"/>
-          <w:rtl w:val="0"/>
-        </w:rPr>
-        <w:t xml:space="preserve">THEN</w:t>
-      </w:r>
-      <w:r>
-        <w:rPr>
-          <w:rFonts w:ascii="Courier New" w:cs="Courier New" w:eastAsia="Courier New" w:hAnsi="Courier New"/>
-          <w:sz w:val="18"/>
-          <w:szCs w:val="18"/>
-          <w:rtl w:val="0"/>
-        </w:rPr>
-        <w:t xml:space="preserve"> </w:t>
-      </w:r>
-      <w:r>
-        <w:rPr>
-          <w:rFonts w:ascii="Courier New" w:cs="Courier New" w:eastAsia="Courier New" w:hAnsi="Courier New"/>
-          <w:color w:val="ff0000"/>
-          <w:sz w:val="18"/>
-          <w:szCs w:val="18"/>
-          <w:rtl w:val="0"/>
-        </w:rPr>
-        <w:t xml:space="preserve">'Shipping'</w:t>
-      </w:r>
-    </w:p>
-    <w:p>
-      <w:pPr>
-        <w:shd w:fill="fffffe" w:val="clear"/>
-        <w:spacing w:line="320" w:lineRule="auto"/>
-        <w:ind w:left="720" w:firstLine="0"/>
-        <w:rPr>
-          <w:rFonts w:ascii="Courier New" w:cs="Courier New" w:eastAsia="Courier New" w:hAnsi="Courier New"/>
-          <w:color w:val="ff0000"/>
-          <w:sz w:val="18"/>
-          <w:szCs w:val="18"/>
-        </w:rPr>
-      </w:pPr>
-      <w:r>
-        <w:rPr>
-          <w:rFonts w:ascii="Courier New" w:cs="Courier New" w:eastAsia="Courier New" w:hAnsi="Courier New"/>
-          <w:sz w:val="18"/>
-          <w:szCs w:val="18"/>
-          <w:rtl w:val="0"/>
-        </w:rPr>
-        <w:t xml:space="preserve">        </w:t>
-      </w:r>
-      <w:r>
-        <w:rPr>
-          <w:rFonts w:ascii="Courier New" w:cs="Courier New" w:eastAsia="Courier New" w:hAnsi="Courier New"/>
-          <w:color w:val="0000ff"/>
-          <w:sz w:val="18"/>
-          <w:szCs w:val="18"/>
-          <w:rtl w:val="0"/>
-        </w:rPr>
-        <w:t xml:space="preserve">WHEN</w:t>
-      </w:r>
-      <w:r>
-        <w:rPr>
-          <w:rFonts w:ascii="Courier New" w:cs="Courier New" w:eastAsia="Courier New" w:hAnsi="Courier New"/>
-          <w:sz w:val="18"/>
-          <w:szCs w:val="18"/>
-          <w:rtl w:val="0"/>
-        </w:rPr>
-        <w:t xml:space="preserve"> </w:t>
-      </w:r>
-      <w:r>
-        <w:rPr>
-          <w:rFonts w:ascii="Courier New" w:cs="Courier New" w:eastAsia="Courier New" w:hAnsi="Courier New"/>
-          <w:color w:val="098658"/>
-          <w:sz w:val="18"/>
-          <w:szCs w:val="18"/>
-          <w:rtl w:val="0"/>
-        </w:rPr>
-        <w:t xml:space="preserve">60</w:t>
-      </w:r>
-      <w:r>
-        <w:rPr>
-          <w:rFonts w:ascii="Courier New" w:cs="Courier New" w:eastAsia="Courier New" w:hAnsi="Courier New"/>
-          <w:sz w:val="18"/>
-          <w:szCs w:val="18"/>
-          <w:rtl w:val="0"/>
-        </w:rPr>
-        <w:t xml:space="preserve"> </w:t>
-      </w:r>
-      <w:r>
-        <w:rPr>
-          <w:rFonts w:ascii="Courier New" w:cs="Courier New" w:eastAsia="Courier New" w:hAnsi="Courier New"/>
-          <w:color w:val="0000ff"/>
-          <w:sz w:val="18"/>
-          <w:szCs w:val="18"/>
-          <w:rtl w:val="0"/>
-        </w:rPr>
-        <w:t xml:space="preserve">THEN</w:t>
-      </w:r>
-      <w:r>
-        <w:rPr>
-          <w:rFonts w:ascii="Courier New" w:cs="Courier New" w:eastAsia="Courier New" w:hAnsi="Courier New"/>
-          <w:sz w:val="18"/>
-          <w:szCs w:val="18"/>
-          <w:rtl w:val="0"/>
-        </w:rPr>
-        <w:t xml:space="preserve"> </w:t>
-      </w:r>
-      <w:r>
-        <w:rPr>
-          <w:rFonts w:ascii="Courier New" w:cs="Courier New" w:eastAsia="Courier New" w:hAnsi="Courier New"/>
-          <w:color w:val="ff0000"/>
-          <w:sz w:val="18"/>
-          <w:szCs w:val="18"/>
-          <w:rtl w:val="0"/>
-        </w:rPr>
-        <w:t xml:space="preserve">'IT'</w:t>
-      </w:r>
-    </w:p>
-    <w:p>
-      <w:pPr>
-        <w:shd w:fill="fffffe" w:val="clear"/>
-        <w:spacing w:line="320" w:lineRule="auto"/>
-        <w:ind w:left="720" w:firstLine="0"/>
-        <w:rPr>
-          <w:rFonts w:ascii="Courier New" w:cs="Courier New" w:eastAsia="Courier New" w:hAnsi="Courier New"/>
-          <w:color w:val="ff0000"/>
-          <w:sz w:val="18"/>
-          <w:szCs w:val="18"/>
-        </w:rPr>
-      </w:pPr>
-      <w:r>
-        <w:rPr>
-          <w:rFonts w:ascii="Courier New" w:cs="Courier New" w:eastAsia="Courier New" w:hAnsi="Courier New"/>
-          <w:sz w:val="18"/>
-          <w:szCs w:val="18"/>
-          <w:rtl w:val="0"/>
-        </w:rPr>
-        <w:t xml:space="preserve">        </w:t>
-      </w:r>
-      <w:r>
-        <w:rPr>
-          <w:rFonts w:ascii="Courier New" w:cs="Courier New" w:eastAsia="Courier New" w:hAnsi="Courier New"/>
-          <w:color w:val="0000ff"/>
-          <w:sz w:val="18"/>
-          <w:szCs w:val="18"/>
-          <w:rtl w:val="0"/>
-        </w:rPr>
-        <w:t xml:space="preserve">WHEN</w:t>
-      </w:r>
-      <w:r>
-        <w:rPr>
-          <w:rFonts w:ascii="Courier New" w:cs="Courier New" w:eastAsia="Courier New" w:hAnsi="Courier New"/>
-          <w:sz w:val="18"/>
-          <w:szCs w:val="18"/>
-          <w:rtl w:val="0"/>
-        </w:rPr>
-        <w:t xml:space="preserve"> </w:t>
-      </w:r>
-      <w:r>
-        <w:rPr>
-          <w:rFonts w:ascii="Courier New" w:cs="Courier New" w:eastAsia="Courier New" w:hAnsi="Courier New"/>
-          <w:color w:val="098658"/>
-          <w:sz w:val="18"/>
-          <w:szCs w:val="18"/>
-          <w:rtl w:val="0"/>
-        </w:rPr>
-        <w:t xml:space="preserve">70</w:t>
-      </w:r>
-      <w:r>
-        <w:rPr>
-          <w:rFonts w:ascii="Courier New" w:cs="Courier New" w:eastAsia="Courier New" w:hAnsi="Courier New"/>
-          <w:sz w:val="18"/>
-          <w:szCs w:val="18"/>
-          <w:rtl w:val="0"/>
-        </w:rPr>
-        <w:t xml:space="preserve"> </w:t>
-      </w:r>
-      <w:r>
-        <w:rPr>
-          <w:rFonts w:ascii="Courier New" w:cs="Courier New" w:eastAsia="Courier New" w:hAnsi="Courier New"/>
-          <w:color w:val="0000ff"/>
-          <w:sz w:val="18"/>
-          <w:szCs w:val="18"/>
-          <w:rtl w:val="0"/>
-        </w:rPr>
-        <w:t xml:space="preserve">THEN</w:t>
-      </w:r>
-      <w:r>
-        <w:rPr>
-          <w:rFonts w:ascii="Courier New" w:cs="Courier New" w:eastAsia="Courier New" w:hAnsi="Courier New"/>
-          <w:sz w:val="18"/>
-          <w:szCs w:val="18"/>
-          <w:rtl w:val="0"/>
-        </w:rPr>
-        <w:t xml:space="preserve"> </w:t>
-      </w:r>
-      <w:r>
-        <w:rPr>
-          <w:rFonts w:ascii="Courier New" w:cs="Courier New" w:eastAsia="Courier New" w:hAnsi="Courier New"/>
-          <w:color w:val="ff0000"/>
-          <w:sz w:val="18"/>
-          <w:szCs w:val="18"/>
-          <w:rtl w:val="0"/>
-        </w:rPr>
-        <w:t xml:space="preserve">'Public Relations'</w:t>
-      </w:r>
-    </w:p>
-    <w:p>
-      <w:pPr>
-        <w:shd w:fill="fffffe" w:val="clear"/>
-        <w:spacing w:line="320" w:lineRule="auto"/>
-        <w:ind w:left="720" w:firstLine="0"/>
-        <w:rPr>
-          <w:rFonts w:ascii="Courier New" w:cs="Courier New" w:eastAsia="Courier New" w:hAnsi="Courier New"/>
-          <w:color w:val="ff0000"/>
-          <w:sz w:val="18"/>
-          <w:szCs w:val="18"/>
-        </w:rPr>
-      </w:pPr>
-      <w:r>
-        <w:rPr>
-          <w:rFonts w:ascii="Courier New" w:cs="Courier New" w:eastAsia="Courier New" w:hAnsi="Courier New"/>
-          <w:sz w:val="18"/>
-          <w:szCs w:val="18"/>
-          <w:rtl w:val="0"/>
-        </w:rPr>
-        <w:t xml:space="preserve">        </w:t>
-      </w:r>
-      <w:r>
-        <w:rPr>
-          <w:rFonts w:ascii="Courier New" w:cs="Courier New" w:eastAsia="Courier New" w:hAnsi="Courier New"/>
-          <w:color w:val="0000ff"/>
-          <w:sz w:val="18"/>
-          <w:szCs w:val="18"/>
-          <w:rtl w:val="0"/>
-        </w:rPr>
-        <w:t xml:space="preserve">WHEN</w:t>
-      </w:r>
-      <w:r>
-        <w:rPr>
-          <w:rFonts w:ascii="Courier New" w:cs="Courier New" w:eastAsia="Courier New" w:hAnsi="Courier New"/>
-          <w:sz w:val="18"/>
-          <w:szCs w:val="18"/>
-          <w:rtl w:val="0"/>
-        </w:rPr>
-        <w:t xml:space="preserve"> </w:t>
-      </w:r>
-      <w:r>
-        <w:rPr>
-          <w:rFonts w:ascii="Courier New" w:cs="Courier New" w:eastAsia="Courier New" w:hAnsi="Courier New"/>
-          <w:color w:val="098658"/>
-          <w:sz w:val="18"/>
-          <w:szCs w:val="18"/>
-          <w:rtl w:val="0"/>
-        </w:rPr>
-        <w:t xml:space="preserve">80</w:t>
-      </w:r>
-      <w:r>
-        <w:rPr>
-          <w:rFonts w:ascii="Courier New" w:cs="Courier New" w:eastAsia="Courier New" w:hAnsi="Courier New"/>
-          <w:sz w:val="18"/>
-          <w:szCs w:val="18"/>
-          <w:rtl w:val="0"/>
-        </w:rPr>
-        <w:t xml:space="preserve"> </w:t>
-      </w:r>
-      <w:r>
-        <w:rPr>
-          <w:rFonts w:ascii="Courier New" w:cs="Courier New" w:eastAsia="Courier New" w:hAnsi="Courier New"/>
-          <w:color w:val="0000ff"/>
-          <w:sz w:val="18"/>
-          <w:szCs w:val="18"/>
-          <w:rtl w:val="0"/>
-        </w:rPr>
-        <w:t xml:space="preserve">THEN</w:t>
-      </w:r>
-      <w:r>
-        <w:rPr>
-          <w:rFonts w:ascii="Courier New" w:cs="Courier New" w:eastAsia="Courier New" w:hAnsi="Courier New"/>
-          <w:sz w:val="18"/>
-          <w:szCs w:val="18"/>
-          <w:rtl w:val="0"/>
-        </w:rPr>
-        <w:t xml:space="preserve"> </w:t>
-      </w:r>
-      <w:r>
-        <w:rPr>
-          <w:rFonts w:ascii="Courier New" w:cs="Courier New" w:eastAsia="Courier New" w:hAnsi="Courier New"/>
-          <w:color w:val="ff0000"/>
-          <w:sz w:val="18"/>
-          <w:szCs w:val="18"/>
-          <w:rtl w:val="0"/>
-        </w:rPr>
-        <w:t xml:space="preserve">'Sales'</w:t>
-      </w:r>
-    </w:p>
-    <w:p>
-      <w:pPr>
-        <w:shd w:fill="fffffe" w:val="clear"/>
-        <w:spacing w:line="320" w:lineRule="auto"/>
-        <w:ind w:left="720" w:firstLine="0"/>
-        <w:rPr>
-          <w:rFonts w:ascii="Courier New" w:cs="Courier New" w:eastAsia="Courier New" w:hAnsi="Courier New"/>
-          <w:color w:val="ff0000"/>
-          <w:sz w:val="18"/>
-          <w:szCs w:val="18"/>
-        </w:rPr>
-      </w:pPr>
-      <w:r>
-        <w:rPr>
-          <w:rFonts w:ascii="Courier New" w:cs="Courier New" w:eastAsia="Courier New" w:hAnsi="Courier New"/>
-          <w:sz w:val="18"/>
-          <w:szCs w:val="18"/>
-          <w:rtl w:val="0"/>
-        </w:rPr>
-        <w:t xml:space="preserve">        </w:t>
-      </w:r>
-      <w:r>
-        <w:rPr>
-          <w:rFonts w:ascii="Courier New" w:cs="Courier New" w:eastAsia="Courier New" w:hAnsi="Courier New"/>
-          <w:color w:val="0000ff"/>
-          <w:sz w:val="18"/>
-          <w:szCs w:val="18"/>
-          <w:rtl w:val="0"/>
-        </w:rPr>
-        <w:t xml:space="preserve">WHEN</w:t>
-      </w:r>
-      <w:r>
-        <w:rPr>
-          <w:rFonts w:ascii="Courier New" w:cs="Courier New" w:eastAsia="Courier New" w:hAnsi="Courier New"/>
-          <w:sz w:val="18"/>
-          <w:szCs w:val="18"/>
-          <w:rtl w:val="0"/>
-        </w:rPr>
-        <w:t xml:space="preserve"> </w:t>
-      </w:r>
-      <w:r>
-        <w:rPr>
-          <w:rFonts w:ascii="Courier New" w:cs="Courier New" w:eastAsia="Courier New" w:hAnsi="Courier New"/>
-          <w:color w:val="098658"/>
-          <w:sz w:val="18"/>
-          <w:szCs w:val="18"/>
-          <w:rtl w:val="0"/>
-        </w:rPr>
-        <w:t xml:space="preserve">90</w:t>
-      </w:r>
-      <w:r>
-        <w:rPr>
-          <w:rFonts w:ascii="Courier New" w:cs="Courier New" w:eastAsia="Courier New" w:hAnsi="Courier New"/>
-          <w:sz w:val="18"/>
-          <w:szCs w:val="18"/>
-          <w:rtl w:val="0"/>
-        </w:rPr>
-        <w:t xml:space="preserve"> </w:t>
-      </w:r>
-      <w:r>
-        <w:rPr>
-          <w:rFonts w:ascii="Courier New" w:cs="Courier New" w:eastAsia="Courier New" w:hAnsi="Courier New"/>
-          <w:color w:val="0000ff"/>
-          <w:sz w:val="18"/>
-          <w:szCs w:val="18"/>
-          <w:rtl w:val="0"/>
-        </w:rPr>
-        <w:t xml:space="preserve">THEN</w:t>
-      </w:r>
-      <w:r>
-        <w:rPr>
-          <w:rFonts w:ascii="Courier New" w:cs="Courier New" w:eastAsia="Courier New" w:hAnsi="Courier New"/>
-          <w:sz w:val="18"/>
-          <w:szCs w:val="18"/>
-          <w:rtl w:val="0"/>
-        </w:rPr>
-        <w:t xml:space="preserve"> </w:t>
-      </w:r>
-      <w:r>
-        <w:rPr>
-          <w:rFonts w:ascii="Courier New" w:cs="Courier New" w:eastAsia="Courier New" w:hAnsi="Courier New"/>
-          <w:color w:val="ff0000"/>
-          <w:sz w:val="18"/>
-          <w:szCs w:val="18"/>
-          <w:rtl w:val="0"/>
-        </w:rPr>
-        <w:t xml:space="preserve">'Executive'</w:t>
-      </w:r>
-    </w:p>
-    <w:p>
-      <w:pPr>
-        <w:shd w:fill="fffffe" w:val="clear"/>
-        <w:spacing w:line="320" w:lineRule="auto"/>
-        <w:ind w:left="720" w:firstLine="0"/>
-        <w:rPr>
-          <w:rFonts w:ascii="Courier New" w:cs="Courier New" w:eastAsia="Courier New" w:hAnsi="Courier New"/>
-          <w:color w:val="ff0000"/>
-          <w:sz w:val="18"/>
-          <w:szCs w:val="18"/>
-        </w:rPr>
-      </w:pPr>
-      <w:r>
-        <w:rPr>
-          <w:rFonts w:ascii="Courier New" w:cs="Courier New" w:eastAsia="Courier New" w:hAnsi="Courier New"/>
-          <w:sz w:val="18"/>
-          <w:szCs w:val="18"/>
-          <w:rtl w:val="0"/>
-        </w:rPr>
-        <w:t xml:space="preserve">        </w:t>
-      </w:r>
-      <w:r>
-        <w:rPr>
-          <w:rFonts w:ascii="Courier New" w:cs="Courier New" w:eastAsia="Courier New" w:hAnsi="Courier New"/>
-          <w:color w:val="0000ff"/>
-          <w:sz w:val="18"/>
-          <w:szCs w:val="18"/>
-          <w:rtl w:val="0"/>
-        </w:rPr>
-        <w:t xml:space="preserve">WHEN</w:t>
-      </w:r>
-      <w:r>
-        <w:rPr>
-          <w:rFonts w:ascii="Courier New" w:cs="Courier New" w:eastAsia="Courier New" w:hAnsi="Courier New"/>
-          <w:sz w:val="18"/>
-          <w:szCs w:val="18"/>
-          <w:rtl w:val="0"/>
-        </w:rPr>
-        <w:t xml:space="preserve"> </w:t>
-      </w:r>
-      <w:r>
-        <w:rPr>
-          <w:rFonts w:ascii="Courier New" w:cs="Courier New" w:eastAsia="Courier New" w:hAnsi="Courier New"/>
-          <w:color w:val="098658"/>
-          <w:sz w:val="18"/>
-          <w:szCs w:val="18"/>
-          <w:rtl w:val="0"/>
-        </w:rPr>
-        <w:t xml:space="preserve">100</w:t>
-      </w:r>
-      <w:r>
-        <w:rPr>
-          <w:rFonts w:ascii="Courier New" w:cs="Courier New" w:eastAsia="Courier New" w:hAnsi="Courier New"/>
-          <w:sz w:val="18"/>
-          <w:szCs w:val="18"/>
-          <w:rtl w:val="0"/>
-        </w:rPr>
-        <w:t xml:space="preserve"> </w:t>
-      </w:r>
-      <w:r>
-        <w:rPr>
-          <w:rFonts w:ascii="Courier New" w:cs="Courier New" w:eastAsia="Courier New" w:hAnsi="Courier New"/>
-          <w:color w:val="0000ff"/>
-          <w:sz w:val="18"/>
-          <w:szCs w:val="18"/>
-          <w:rtl w:val="0"/>
-        </w:rPr>
-        <w:t xml:space="preserve">THEN</w:t>
-      </w:r>
-      <w:r>
-        <w:rPr>
-          <w:rFonts w:ascii="Courier New" w:cs="Courier New" w:eastAsia="Courier New" w:hAnsi="Courier New"/>
-          <w:sz w:val="18"/>
-          <w:szCs w:val="18"/>
-          <w:rtl w:val="0"/>
-        </w:rPr>
-        <w:t xml:space="preserve"> </w:t>
-      </w:r>
-      <w:r>
-        <w:rPr>
-          <w:rFonts w:ascii="Courier New" w:cs="Courier New" w:eastAsia="Courier New" w:hAnsi="Courier New"/>
-          <w:color w:val="ff0000"/>
-          <w:sz w:val="18"/>
-          <w:szCs w:val="18"/>
-          <w:rtl w:val="0"/>
-        </w:rPr>
-        <w:t xml:space="preserve">'Finance'</w:t>
-      </w:r>
-    </w:p>
-    <w:p>
-      <w:pPr>
-        <w:shd w:fill="fffffe" w:val="clear"/>
-        <w:spacing w:line="320" w:lineRule="auto"/>
-        <w:ind w:left="720" w:firstLine="0"/>
-        <w:rPr>
-          <w:rFonts w:ascii="Courier New" w:cs="Courier New" w:eastAsia="Courier New" w:hAnsi="Courier New"/>
-          <w:color w:val="ff0000"/>
-          <w:sz w:val="18"/>
-          <w:szCs w:val="18"/>
-        </w:rPr>
-      </w:pPr>
-      <w:r>
-        <w:rPr>
-          <w:rFonts w:ascii="Courier New" w:cs="Courier New" w:eastAsia="Courier New" w:hAnsi="Courier New"/>
-          <w:sz w:val="18"/>
-          <w:szCs w:val="18"/>
-          <w:rtl w:val="0"/>
-        </w:rPr>
-        <w:t xml:space="preserve">        </w:t>
-      </w:r>
-      <w:r>
-        <w:rPr>
-          <w:rFonts w:ascii="Courier New" w:cs="Courier New" w:eastAsia="Courier New" w:hAnsi="Courier New"/>
-          <w:color w:val="0000ff"/>
-          <w:sz w:val="18"/>
-          <w:szCs w:val="18"/>
-          <w:rtl w:val="0"/>
-        </w:rPr>
-        <w:t xml:space="preserve">WHEN</w:t>
-      </w:r>
-      <w:r>
-        <w:rPr>
-          <w:rFonts w:ascii="Courier New" w:cs="Courier New" w:eastAsia="Courier New" w:hAnsi="Courier New"/>
-          <w:sz w:val="18"/>
-          <w:szCs w:val="18"/>
-          <w:rtl w:val="0"/>
-        </w:rPr>
-        <w:t xml:space="preserve"> </w:t>
-      </w:r>
-      <w:r>
-        <w:rPr>
-          <w:rFonts w:ascii="Courier New" w:cs="Courier New" w:eastAsia="Courier New" w:hAnsi="Courier New"/>
-          <w:color w:val="098658"/>
-          <w:sz w:val="18"/>
-          <w:szCs w:val="18"/>
-          <w:rtl w:val="0"/>
-        </w:rPr>
-        <w:t xml:space="preserve">110</w:t>
-      </w:r>
-      <w:r>
-        <w:rPr>
-          <w:rFonts w:ascii="Courier New" w:cs="Courier New" w:eastAsia="Courier New" w:hAnsi="Courier New"/>
-          <w:sz w:val="18"/>
-          <w:szCs w:val="18"/>
-          <w:rtl w:val="0"/>
-        </w:rPr>
-        <w:t xml:space="preserve"> </w:t>
-      </w:r>
-      <w:r>
-        <w:rPr>
-          <w:rFonts w:ascii="Courier New" w:cs="Courier New" w:eastAsia="Courier New" w:hAnsi="Courier New"/>
-          <w:color w:val="0000ff"/>
-          <w:sz w:val="18"/>
-          <w:szCs w:val="18"/>
-          <w:rtl w:val="0"/>
-        </w:rPr>
-        <w:t xml:space="preserve">THEN</w:t>
-      </w:r>
-      <w:r>
-        <w:rPr>
-          <w:rFonts w:ascii="Courier New" w:cs="Courier New" w:eastAsia="Courier New" w:hAnsi="Courier New"/>
-          <w:sz w:val="18"/>
-          <w:szCs w:val="18"/>
-          <w:rtl w:val="0"/>
-        </w:rPr>
-        <w:t xml:space="preserve"> </w:t>
-      </w:r>
-      <w:r>
-        <w:rPr>
-          <w:rFonts w:ascii="Courier New" w:cs="Courier New" w:eastAsia="Courier New" w:hAnsi="Courier New"/>
-          <w:color w:val="ff0000"/>
-          <w:sz w:val="18"/>
-          <w:szCs w:val="18"/>
-          <w:rtl w:val="0"/>
-        </w:rPr>
-        <w:t xml:space="preserve">'Accounting'</w:t>
-      </w:r>
-    </w:p>
-    <w:p>
-      <w:pPr>
-        <w:shd w:fill="fffffe" w:val="clear"/>
-        <w:spacing w:line="320" w:lineRule="auto"/>
-        <w:ind w:left="720" w:firstLine="0"/>
-        <w:rPr>
-          <w:rFonts w:ascii="Courier New" w:cs="Courier New" w:eastAsia="Courier New" w:hAnsi="Courier New"/>
-          <w:color w:val="ff0000"/>
-          <w:sz w:val="18"/>
-          <w:szCs w:val="18"/>
-        </w:rPr>
-      </w:pPr>
-      <w:r>
-        <w:rPr>
-          <w:rFonts w:ascii="Courier New" w:cs="Courier New" w:eastAsia="Courier New" w:hAnsi="Courier New"/>
-          <w:sz w:val="18"/>
-          <w:szCs w:val="18"/>
-          <w:rtl w:val="0"/>
-        </w:rPr>
-        <w:t xml:space="preserve">        </w:t>
-      </w:r>
-      <w:r>
-        <w:rPr>
-          <w:rFonts w:ascii="Courier New" w:cs="Courier New" w:eastAsia="Courier New" w:hAnsi="Courier New"/>
-          <w:color w:val="0000ff"/>
-          <w:sz w:val="18"/>
-          <w:szCs w:val="18"/>
-          <w:rtl w:val="0"/>
-        </w:rPr>
-        <w:t xml:space="preserve">WHEN</w:t>
-      </w:r>
-      <w:r>
-        <w:rPr>
-          <w:rFonts w:ascii="Courier New" w:cs="Courier New" w:eastAsia="Courier New" w:hAnsi="Courier New"/>
-          <w:sz w:val="18"/>
-          <w:szCs w:val="18"/>
-          <w:rtl w:val="0"/>
-        </w:rPr>
-        <w:t xml:space="preserve"> </w:t>
-      </w:r>
-      <w:r>
-        <w:rPr>
-          <w:rFonts w:ascii="Courier New" w:cs="Courier New" w:eastAsia="Courier New" w:hAnsi="Courier New"/>
-          <w:color w:val="098658"/>
-          <w:sz w:val="18"/>
-          <w:szCs w:val="18"/>
-          <w:rtl w:val="0"/>
-        </w:rPr>
-        <w:t xml:space="preserve">120</w:t>
-      </w:r>
-      <w:r>
-        <w:rPr>
-          <w:rFonts w:ascii="Courier New" w:cs="Courier New" w:eastAsia="Courier New" w:hAnsi="Courier New"/>
-          <w:sz w:val="18"/>
-          <w:szCs w:val="18"/>
-          <w:rtl w:val="0"/>
-        </w:rPr>
-        <w:t xml:space="preserve"> </w:t>
-      </w:r>
-      <w:r>
-        <w:rPr>
-          <w:rFonts w:ascii="Courier New" w:cs="Courier New" w:eastAsia="Courier New" w:hAnsi="Courier New"/>
-          <w:color w:val="0000ff"/>
-          <w:sz w:val="18"/>
-          <w:szCs w:val="18"/>
-          <w:rtl w:val="0"/>
-        </w:rPr>
-        <w:t xml:space="preserve">THEN</w:t>
-      </w:r>
-      <w:r>
-        <w:rPr>
-          <w:rFonts w:ascii="Courier New" w:cs="Courier New" w:eastAsia="Courier New" w:hAnsi="Courier New"/>
-          <w:sz w:val="18"/>
-          <w:szCs w:val="18"/>
-          <w:rtl w:val="0"/>
-        </w:rPr>
-        <w:t xml:space="preserve"> </w:t>
-      </w:r>
-      <w:r>
-        <w:rPr>
-          <w:rFonts w:ascii="Courier New" w:cs="Courier New" w:eastAsia="Courier New" w:hAnsi="Courier New"/>
-          <w:color w:val="ff0000"/>
-          <w:sz w:val="18"/>
-          <w:szCs w:val="18"/>
-          <w:rtl w:val="0"/>
-        </w:rPr>
-        <w:t xml:space="preserve">'Treasury'</w:t>
-      </w:r>
-    </w:p>
-    <w:p>
-      <w:pPr>
-        <w:shd w:fill="fffffe" w:val="clear"/>
-        <w:spacing w:line="320" w:lineRule="auto"/>
-        <w:ind w:left="720" w:firstLine="0"/>
-        <w:rPr>
-          <w:rFonts w:ascii="Courier New" w:cs="Courier New" w:eastAsia="Courier New" w:hAnsi="Courier New"/>
-          <w:color w:val="ff0000"/>
-          <w:sz w:val="18"/>
-          <w:szCs w:val="18"/>
-        </w:rPr>
-      </w:pPr>
-      <w:r>
-        <w:rPr>
-          <w:rFonts w:ascii="Courier New" w:cs="Courier New" w:eastAsia="Courier New" w:hAnsi="Courier New"/>
-          <w:sz w:val="18"/>
-          <w:szCs w:val="18"/>
-          <w:rtl w:val="0"/>
-        </w:rPr>
-        <w:t xml:space="preserve">        </w:t>
-      </w:r>
-      <w:r>
-        <w:rPr>
-          <w:rFonts w:ascii="Courier New" w:cs="Courier New" w:eastAsia="Courier New" w:hAnsi="Courier New"/>
-          <w:color w:val="0000ff"/>
-          <w:sz w:val="18"/>
-          <w:szCs w:val="18"/>
-          <w:rtl w:val="0"/>
-        </w:rPr>
-        <w:t xml:space="preserve">WHEN</w:t>
-      </w:r>
-      <w:r>
-        <w:rPr>
-          <w:rFonts w:ascii="Courier New" w:cs="Courier New" w:eastAsia="Courier New" w:hAnsi="Courier New"/>
-          <w:sz w:val="18"/>
-          <w:szCs w:val="18"/>
-          <w:rtl w:val="0"/>
-        </w:rPr>
-        <w:t xml:space="preserve"> </w:t>
-      </w:r>
-      <w:r>
-        <w:rPr>
-          <w:rFonts w:ascii="Courier New" w:cs="Courier New" w:eastAsia="Courier New" w:hAnsi="Courier New"/>
-          <w:color w:val="098658"/>
-          <w:sz w:val="18"/>
-          <w:szCs w:val="18"/>
-          <w:rtl w:val="0"/>
-        </w:rPr>
-        <w:t xml:space="preserve">130</w:t>
-      </w:r>
-      <w:r>
-        <w:rPr>
-          <w:rFonts w:ascii="Courier New" w:cs="Courier New" w:eastAsia="Courier New" w:hAnsi="Courier New"/>
-          <w:sz w:val="18"/>
-          <w:szCs w:val="18"/>
-          <w:rtl w:val="0"/>
-        </w:rPr>
-        <w:t xml:space="preserve"> </w:t>
-      </w:r>
-      <w:r>
-        <w:rPr>
-          <w:rFonts w:ascii="Courier New" w:cs="Courier New" w:eastAsia="Courier New" w:hAnsi="Courier New"/>
-          <w:color w:val="0000ff"/>
-          <w:sz w:val="18"/>
-          <w:szCs w:val="18"/>
-          <w:rtl w:val="0"/>
-        </w:rPr>
-        <w:t xml:space="preserve">THEN</w:t>
-      </w:r>
-      <w:r>
-        <w:rPr>
-          <w:rFonts w:ascii="Courier New" w:cs="Courier New" w:eastAsia="Courier New" w:hAnsi="Courier New"/>
-          <w:sz w:val="18"/>
-          <w:szCs w:val="18"/>
-          <w:rtl w:val="0"/>
-        </w:rPr>
-        <w:t xml:space="preserve"> </w:t>
-      </w:r>
-      <w:r>
-        <w:rPr>
-          <w:rFonts w:ascii="Courier New" w:cs="Courier New" w:eastAsia="Courier New" w:hAnsi="Courier New"/>
-          <w:color w:val="ff0000"/>
-          <w:sz w:val="18"/>
-          <w:szCs w:val="18"/>
-          <w:rtl w:val="0"/>
-        </w:rPr>
-        <w:t xml:space="preserve">'Corporate Tax'</w:t>
-      </w:r>
-    </w:p>
-    <w:p>
-      <w:pPr>
-        <w:shd w:fill="fffffe" w:val="clear"/>
-        <w:spacing w:line="320" w:lineRule="auto"/>
-        <w:ind w:left="720" w:firstLine="0"/>
-        <w:rPr>
-          <w:rFonts w:ascii="Courier New" w:cs="Courier New" w:eastAsia="Courier New" w:hAnsi="Courier New"/>
-          <w:color w:val="ff0000"/>
-          <w:sz w:val="18"/>
-          <w:szCs w:val="18"/>
-        </w:rPr>
-      </w:pPr>
-      <w:r>
-        <w:rPr>
-          <w:rFonts w:ascii="Courier New" w:cs="Courier New" w:eastAsia="Courier New" w:hAnsi="Courier New"/>
-          <w:sz w:val="18"/>
-          <w:szCs w:val="18"/>
-          <w:rtl w:val="0"/>
-        </w:rPr>
-        <w:t xml:space="preserve">        </w:t>
-      </w:r>
-      <w:r>
-        <w:rPr>
-          <w:rFonts w:ascii="Courier New" w:cs="Courier New" w:eastAsia="Courier New" w:hAnsi="Courier New"/>
-          <w:color w:val="0000ff"/>
-          <w:sz w:val="18"/>
-          <w:szCs w:val="18"/>
-          <w:rtl w:val="0"/>
-        </w:rPr>
-        <w:t xml:space="preserve">WHEN</w:t>
-      </w:r>
-      <w:r>
-        <w:rPr>
-          <w:rFonts w:ascii="Courier New" w:cs="Courier New" w:eastAsia="Courier New" w:hAnsi="Courier New"/>
-          <w:sz w:val="18"/>
-          <w:szCs w:val="18"/>
-          <w:rtl w:val="0"/>
-        </w:rPr>
-        <w:t xml:space="preserve"> </w:t>
-      </w:r>
-      <w:r>
-        <w:rPr>
-          <w:rFonts w:ascii="Courier New" w:cs="Courier New" w:eastAsia="Courier New" w:hAnsi="Courier New"/>
-          <w:color w:val="098658"/>
-          <w:sz w:val="18"/>
-          <w:szCs w:val="18"/>
-          <w:rtl w:val="0"/>
-        </w:rPr>
-        <w:t xml:space="preserve">140</w:t>
-      </w:r>
-      <w:r>
-        <w:rPr>
-          <w:rFonts w:ascii="Courier New" w:cs="Courier New" w:eastAsia="Courier New" w:hAnsi="Courier New"/>
-          <w:sz w:val="18"/>
-          <w:szCs w:val="18"/>
-          <w:rtl w:val="0"/>
-        </w:rPr>
-        <w:t xml:space="preserve"> </w:t>
-      </w:r>
-      <w:r>
-        <w:rPr>
-          <w:rFonts w:ascii="Courier New" w:cs="Courier New" w:eastAsia="Courier New" w:hAnsi="Courier New"/>
-          <w:color w:val="0000ff"/>
-          <w:sz w:val="18"/>
-          <w:szCs w:val="18"/>
-          <w:rtl w:val="0"/>
-        </w:rPr>
-        <w:t xml:space="preserve">THEN</w:t>
-      </w:r>
-      <w:r>
-        <w:rPr>
-          <w:rFonts w:ascii="Courier New" w:cs="Courier New" w:eastAsia="Courier New" w:hAnsi="Courier New"/>
-          <w:sz w:val="18"/>
-          <w:szCs w:val="18"/>
-          <w:rtl w:val="0"/>
-        </w:rPr>
-        <w:t xml:space="preserve"> </w:t>
-      </w:r>
-      <w:r>
-        <w:rPr>
-          <w:rFonts w:ascii="Courier New" w:cs="Courier New" w:eastAsia="Courier New" w:hAnsi="Courier New"/>
-          <w:color w:val="ff0000"/>
-          <w:sz w:val="18"/>
-          <w:szCs w:val="18"/>
-          <w:rtl w:val="0"/>
-        </w:rPr>
-        <w:t xml:space="preserve">'Control And Credit'</w:t>
-      </w:r>
-    </w:p>
-    <w:p>
-      <w:pPr>
-        <w:shd w:fill="fffffe" w:val="clear"/>
-        <w:spacing w:line="320" w:lineRule="auto"/>
-        <w:ind w:left="720" w:firstLine="0"/>
-        <w:rPr>
-          <w:rFonts w:ascii="Courier New" w:cs="Courier New" w:eastAsia="Courier New" w:hAnsi="Courier New"/>
-          <w:color w:val="ff0000"/>
-          <w:sz w:val="18"/>
-          <w:szCs w:val="18"/>
-        </w:rPr>
-      </w:pPr>
-      <w:r>
-        <w:rPr>
-          <w:rFonts w:ascii="Courier New" w:cs="Courier New" w:eastAsia="Courier New" w:hAnsi="Courier New"/>
-          <w:sz w:val="18"/>
-          <w:szCs w:val="18"/>
-          <w:rtl w:val="0"/>
-        </w:rPr>
-        <w:t xml:space="preserve">        </w:t>
-      </w:r>
-      <w:r>
-        <w:rPr>
-          <w:rFonts w:ascii="Courier New" w:cs="Courier New" w:eastAsia="Courier New" w:hAnsi="Courier New"/>
-          <w:color w:val="0000ff"/>
-          <w:sz w:val="18"/>
-          <w:szCs w:val="18"/>
-          <w:rtl w:val="0"/>
-        </w:rPr>
-        <w:t xml:space="preserve">WHEN</w:t>
-      </w:r>
-      <w:r>
-        <w:rPr>
-          <w:rFonts w:ascii="Courier New" w:cs="Courier New" w:eastAsia="Courier New" w:hAnsi="Courier New"/>
-          <w:sz w:val="18"/>
-          <w:szCs w:val="18"/>
-          <w:rtl w:val="0"/>
-        </w:rPr>
-        <w:t xml:space="preserve"> </w:t>
-      </w:r>
-      <w:r>
-        <w:rPr>
-          <w:rFonts w:ascii="Courier New" w:cs="Courier New" w:eastAsia="Courier New" w:hAnsi="Courier New"/>
-          <w:color w:val="098658"/>
-          <w:sz w:val="18"/>
-          <w:szCs w:val="18"/>
-          <w:rtl w:val="0"/>
-        </w:rPr>
-        <w:t xml:space="preserve">150</w:t>
-      </w:r>
-      <w:r>
-        <w:rPr>
-          <w:rFonts w:ascii="Courier New" w:cs="Courier New" w:eastAsia="Courier New" w:hAnsi="Courier New"/>
-          <w:sz w:val="18"/>
-          <w:szCs w:val="18"/>
-          <w:rtl w:val="0"/>
-        </w:rPr>
-        <w:t xml:space="preserve"> </w:t>
-      </w:r>
-      <w:r>
-        <w:rPr>
-          <w:rFonts w:ascii="Courier New" w:cs="Courier New" w:eastAsia="Courier New" w:hAnsi="Courier New"/>
-          <w:color w:val="0000ff"/>
-          <w:sz w:val="18"/>
-          <w:szCs w:val="18"/>
-          <w:rtl w:val="0"/>
-        </w:rPr>
-        <w:t xml:space="preserve">THEN</w:t>
-      </w:r>
-      <w:r>
-        <w:rPr>
-          <w:rFonts w:ascii="Courier New" w:cs="Courier New" w:eastAsia="Courier New" w:hAnsi="Courier New"/>
-          <w:sz w:val="18"/>
-          <w:szCs w:val="18"/>
-          <w:rtl w:val="0"/>
-        </w:rPr>
-        <w:t xml:space="preserve"> </w:t>
-      </w:r>
-      <w:r>
-        <w:rPr>
-          <w:rFonts w:ascii="Courier New" w:cs="Courier New" w:eastAsia="Courier New" w:hAnsi="Courier New"/>
-          <w:color w:val="ff0000"/>
-          <w:sz w:val="18"/>
-          <w:szCs w:val="18"/>
-          <w:rtl w:val="0"/>
-        </w:rPr>
-        <w:t xml:space="preserve">'Shareholder Services'</w:t>
-      </w:r>
-    </w:p>
-    <w:p>
-      <w:pPr>
-        <w:shd w:fill="fffffe" w:val="clear"/>
-        <w:spacing w:line="320" w:lineRule="auto"/>
-        <w:ind w:left="720" w:firstLine="0"/>
-        <w:rPr>
-          <w:rFonts w:ascii="Courier New" w:cs="Courier New" w:eastAsia="Courier New" w:hAnsi="Courier New"/>
-          <w:color w:val="ff0000"/>
-          <w:sz w:val="18"/>
-          <w:szCs w:val="18"/>
-        </w:rPr>
-      </w:pPr>
-      <w:r>
-        <w:rPr>
-          <w:rFonts w:ascii="Courier New" w:cs="Courier New" w:eastAsia="Courier New" w:hAnsi="Courier New"/>
-          <w:sz w:val="18"/>
-          <w:szCs w:val="18"/>
-          <w:rtl w:val="0"/>
-        </w:rPr>
-        <w:t xml:space="preserve">        </w:t>
-      </w:r>
-      <w:r>
-        <w:rPr>
-          <w:rFonts w:ascii="Courier New" w:cs="Courier New" w:eastAsia="Courier New" w:hAnsi="Courier New"/>
-          <w:color w:val="0000ff"/>
-          <w:sz w:val="18"/>
-          <w:szCs w:val="18"/>
-          <w:rtl w:val="0"/>
-        </w:rPr>
-        <w:t xml:space="preserve">WHEN</w:t>
-      </w:r>
-      <w:r>
-        <w:rPr>
-          <w:rFonts w:ascii="Courier New" w:cs="Courier New" w:eastAsia="Courier New" w:hAnsi="Courier New"/>
-          <w:sz w:val="18"/>
-          <w:szCs w:val="18"/>
-          <w:rtl w:val="0"/>
-        </w:rPr>
-        <w:t xml:space="preserve"> </w:t>
-      </w:r>
-      <w:r>
-        <w:rPr>
-          <w:rFonts w:ascii="Courier New" w:cs="Courier New" w:eastAsia="Courier New" w:hAnsi="Courier New"/>
-          <w:color w:val="098658"/>
-          <w:sz w:val="18"/>
-          <w:szCs w:val="18"/>
-          <w:rtl w:val="0"/>
-        </w:rPr>
-        <w:t xml:space="preserve">160</w:t>
-      </w:r>
-      <w:r>
-        <w:rPr>
-          <w:rFonts w:ascii="Courier New" w:cs="Courier New" w:eastAsia="Courier New" w:hAnsi="Courier New"/>
-          <w:sz w:val="18"/>
-          <w:szCs w:val="18"/>
-          <w:rtl w:val="0"/>
-        </w:rPr>
-        <w:t xml:space="preserve"> </w:t>
-      </w:r>
-      <w:r>
-        <w:rPr>
-          <w:rFonts w:ascii="Courier New" w:cs="Courier New" w:eastAsia="Courier New" w:hAnsi="Courier New"/>
-          <w:color w:val="0000ff"/>
-          <w:sz w:val="18"/>
-          <w:szCs w:val="18"/>
-          <w:rtl w:val="0"/>
-        </w:rPr>
-        <w:t xml:space="preserve">THEN</w:t>
-      </w:r>
-      <w:r>
-        <w:rPr>
-          <w:rFonts w:ascii="Courier New" w:cs="Courier New" w:eastAsia="Courier New" w:hAnsi="Courier New"/>
-          <w:sz w:val="18"/>
-          <w:szCs w:val="18"/>
-          <w:rtl w:val="0"/>
-        </w:rPr>
-        <w:t xml:space="preserve"> </w:t>
-      </w:r>
-      <w:r>
-        <w:rPr>
-          <w:rFonts w:ascii="Courier New" w:cs="Courier New" w:eastAsia="Courier New" w:hAnsi="Courier New"/>
-          <w:color w:val="ff0000"/>
-          <w:sz w:val="18"/>
-          <w:szCs w:val="18"/>
-          <w:rtl w:val="0"/>
-        </w:rPr>
-        <w:t xml:space="preserve">'Benefits'</w:t>
-      </w:r>
-    </w:p>
-    <w:p>
-      <w:pPr>
-        <w:shd w:fill="fffffe" w:val="clear"/>
-        <w:spacing w:line="320" w:lineRule="auto"/>
-        <w:ind w:left="720" w:firstLine="0"/>
-        <w:rPr>
-          <w:rFonts w:ascii="Courier New" w:cs="Courier New" w:eastAsia="Courier New" w:hAnsi="Courier New"/>
-          <w:color w:val="ff0000"/>
-          <w:sz w:val="18"/>
-          <w:szCs w:val="18"/>
-        </w:rPr>
-      </w:pPr>
-      <w:r>
-        <w:rPr>
-          <w:rFonts w:ascii="Courier New" w:cs="Courier New" w:eastAsia="Courier New" w:hAnsi="Courier New"/>
-          <w:sz w:val="18"/>
-          <w:szCs w:val="18"/>
-          <w:rtl w:val="0"/>
-        </w:rPr>
-        <w:t xml:space="preserve">        </w:t>
-      </w:r>
-      <w:r>
-        <w:rPr>
-          <w:rFonts w:ascii="Courier New" w:cs="Courier New" w:eastAsia="Courier New" w:hAnsi="Courier New"/>
-          <w:color w:val="0000ff"/>
-          <w:sz w:val="18"/>
-          <w:szCs w:val="18"/>
-          <w:rtl w:val="0"/>
-        </w:rPr>
-        <w:t xml:space="preserve">WHEN</w:t>
-      </w:r>
-      <w:r>
-        <w:rPr>
-          <w:rFonts w:ascii="Courier New" w:cs="Courier New" w:eastAsia="Courier New" w:hAnsi="Courier New"/>
-          <w:sz w:val="18"/>
-          <w:szCs w:val="18"/>
-          <w:rtl w:val="0"/>
-        </w:rPr>
-        <w:t xml:space="preserve"> </w:t>
-      </w:r>
-      <w:r>
-        <w:rPr>
-          <w:rFonts w:ascii="Courier New" w:cs="Courier New" w:eastAsia="Courier New" w:hAnsi="Courier New"/>
-          <w:color w:val="098658"/>
-          <w:sz w:val="18"/>
-          <w:szCs w:val="18"/>
-          <w:rtl w:val="0"/>
-        </w:rPr>
-        <w:t xml:space="preserve">170</w:t>
-      </w:r>
-      <w:r>
-        <w:rPr>
-          <w:rFonts w:ascii="Courier New" w:cs="Courier New" w:eastAsia="Courier New" w:hAnsi="Courier New"/>
-          <w:sz w:val="18"/>
-          <w:szCs w:val="18"/>
-          <w:rtl w:val="0"/>
-        </w:rPr>
-        <w:t xml:space="preserve"> </w:t>
-      </w:r>
-      <w:r>
-        <w:rPr>
-          <w:rFonts w:ascii="Courier New" w:cs="Courier New" w:eastAsia="Courier New" w:hAnsi="Courier New"/>
-          <w:color w:val="0000ff"/>
-          <w:sz w:val="18"/>
-          <w:szCs w:val="18"/>
-          <w:rtl w:val="0"/>
-        </w:rPr>
-        <w:t xml:space="preserve">THEN</w:t>
-      </w:r>
-      <w:r>
-        <w:rPr>
-          <w:rFonts w:ascii="Courier New" w:cs="Courier New" w:eastAsia="Courier New" w:hAnsi="Courier New"/>
-          <w:sz w:val="18"/>
-          <w:szCs w:val="18"/>
-          <w:rtl w:val="0"/>
-        </w:rPr>
-        <w:t xml:space="preserve"> </w:t>
-      </w:r>
-      <w:r>
-        <w:rPr>
-          <w:rFonts w:ascii="Courier New" w:cs="Courier New" w:eastAsia="Courier New" w:hAnsi="Courier New"/>
-          <w:color w:val="ff0000"/>
-          <w:sz w:val="18"/>
-          <w:szCs w:val="18"/>
-          <w:rtl w:val="0"/>
-        </w:rPr>
-        <w:t xml:space="preserve">'Manufacturing'</w:t>
-      </w:r>
-    </w:p>
-    <w:p>
-      <w:pPr>
-        <w:shd w:fill="fffffe" w:val="clear"/>
-        <w:spacing w:line="320" w:lineRule="auto"/>
-        <w:ind w:left="720" w:firstLine="0"/>
-        <w:rPr>
-          <w:rFonts w:ascii="Courier New" w:cs="Courier New" w:eastAsia="Courier New" w:hAnsi="Courier New"/>
-          <w:color w:val="ff0000"/>
-          <w:sz w:val="18"/>
-          <w:szCs w:val="18"/>
-        </w:rPr>
-      </w:pPr>
-      <w:r>
-        <w:rPr>
-          <w:rFonts w:ascii="Courier New" w:cs="Courier New" w:eastAsia="Courier New" w:hAnsi="Courier New"/>
-          <w:sz w:val="18"/>
-          <w:szCs w:val="18"/>
-          <w:rtl w:val="0"/>
-        </w:rPr>
-        <w:t xml:space="preserve">        </w:t>
-      </w:r>
-      <w:r>
-        <w:rPr>
-          <w:rFonts w:ascii="Courier New" w:cs="Courier New" w:eastAsia="Courier New" w:hAnsi="Courier New"/>
-          <w:color w:val="0000ff"/>
-          <w:sz w:val="18"/>
-          <w:szCs w:val="18"/>
-          <w:rtl w:val="0"/>
-        </w:rPr>
-        <w:t xml:space="preserve">WHEN</w:t>
-      </w:r>
-      <w:r>
-        <w:rPr>
-          <w:rFonts w:ascii="Courier New" w:cs="Courier New" w:eastAsia="Courier New" w:hAnsi="Courier New"/>
-          <w:sz w:val="18"/>
-          <w:szCs w:val="18"/>
-          <w:rtl w:val="0"/>
-        </w:rPr>
-        <w:t xml:space="preserve"> </w:t>
-      </w:r>
-      <w:r>
-        <w:rPr>
-          <w:rFonts w:ascii="Courier New" w:cs="Courier New" w:eastAsia="Courier New" w:hAnsi="Courier New"/>
-          <w:color w:val="098658"/>
-          <w:sz w:val="18"/>
-          <w:szCs w:val="18"/>
-          <w:rtl w:val="0"/>
-        </w:rPr>
-        <w:t xml:space="preserve">180</w:t>
-      </w:r>
-      <w:r>
-        <w:rPr>
-          <w:rFonts w:ascii="Courier New" w:cs="Courier New" w:eastAsia="Courier New" w:hAnsi="Courier New"/>
-          <w:sz w:val="18"/>
-          <w:szCs w:val="18"/>
-          <w:rtl w:val="0"/>
-        </w:rPr>
-        <w:t xml:space="preserve"> </w:t>
-      </w:r>
-      <w:r>
-        <w:rPr>
-          <w:rFonts w:ascii="Courier New" w:cs="Courier New" w:eastAsia="Courier New" w:hAnsi="Courier New"/>
-          <w:color w:val="0000ff"/>
-          <w:sz w:val="18"/>
-          <w:szCs w:val="18"/>
-          <w:rtl w:val="0"/>
-        </w:rPr>
-        <w:t xml:space="preserve">THEN</w:t>
-      </w:r>
-      <w:r>
-        <w:rPr>
-          <w:rFonts w:ascii="Courier New" w:cs="Courier New" w:eastAsia="Courier New" w:hAnsi="Courier New"/>
-          <w:sz w:val="18"/>
-          <w:szCs w:val="18"/>
-          <w:rtl w:val="0"/>
-        </w:rPr>
-        <w:t xml:space="preserve"> </w:t>
-      </w:r>
-      <w:r>
-        <w:rPr>
-          <w:rFonts w:ascii="Courier New" w:cs="Courier New" w:eastAsia="Courier New" w:hAnsi="Courier New"/>
-          <w:color w:val="ff0000"/>
-          <w:sz w:val="18"/>
-          <w:szCs w:val="18"/>
-          <w:rtl w:val="0"/>
-        </w:rPr>
-        <w:t xml:space="preserve">'Construction'</w:t>
-      </w:r>
-    </w:p>
-    <w:p>
-      <w:pPr>
-        <w:shd w:fill="fffffe" w:val="clear"/>
-        <w:spacing w:line="320" w:lineRule="auto"/>
-        <w:ind w:left="720" w:firstLine="0"/>
-        <w:rPr>
-          <w:rFonts w:ascii="Courier New" w:cs="Courier New" w:eastAsia="Courier New" w:hAnsi="Courier New"/>
-          <w:color w:val="ff0000"/>
-          <w:sz w:val="18"/>
-          <w:szCs w:val="18"/>
-        </w:rPr>
-      </w:pPr>
-      <w:r>
-        <w:rPr>
-          <w:rFonts w:ascii="Courier New" w:cs="Courier New" w:eastAsia="Courier New" w:hAnsi="Courier New"/>
-          <w:sz w:val="18"/>
-          <w:szCs w:val="18"/>
-          <w:rtl w:val="0"/>
-        </w:rPr>
-        <w:t xml:space="preserve">        </w:t>
-      </w:r>
-      <w:r>
-        <w:rPr>
-          <w:rFonts w:ascii="Courier New" w:cs="Courier New" w:eastAsia="Courier New" w:hAnsi="Courier New"/>
-          <w:color w:val="0000ff"/>
-          <w:sz w:val="18"/>
-          <w:szCs w:val="18"/>
-          <w:rtl w:val="0"/>
-        </w:rPr>
-        <w:t xml:space="preserve">WHEN</w:t>
-      </w:r>
-      <w:r>
-        <w:rPr>
-          <w:rFonts w:ascii="Courier New" w:cs="Courier New" w:eastAsia="Courier New" w:hAnsi="Courier New"/>
-          <w:sz w:val="18"/>
-          <w:szCs w:val="18"/>
-          <w:rtl w:val="0"/>
-        </w:rPr>
-        <w:t xml:space="preserve"> </w:t>
-      </w:r>
-      <w:r>
-        <w:rPr>
-          <w:rFonts w:ascii="Courier New" w:cs="Courier New" w:eastAsia="Courier New" w:hAnsi="Courier New"/>
-          <w:color w:val="098658"/>
-          <w:sz w:val="18"/>
-          <w:szCs w:val="18"/>
-          <w:rtl w:val="0"/>
-        </w:rPr>
-        <w:t xml:space="preserve">190</w:t>
-      </w:r>
-      <w:r>
-        <w:rPr>
-          <w:rFonts w:ascii="Courier New" w:cs="Courier New" w:eastAsia="Courier New" w:hAnsi="Courier New"/>
-          <w:sz w:val="18"/>
-          <w:szCs w:val="18"/>
-          <w:rtl w:val="0"/>
-        </w:rPr>
-        <w:t xml:space="preserve"> </w:t>
-      </w:r>
-      <w:r>
-        <w:rPr>
-          <w:rFonts w:ascii="Courier New" w:cs="Courier New" w:eastAsia="Courier New" w:hAnsi="Courier New"/>
-          <w:color w:val="0000ff"/>
-          <w:sz w:val="18"/>
-          <w:szCs w:val="18"/>
-          <w:rtl w:val="0"/>
-        </w:rPr>
-        <w:t xml:space="preserve">THEN</w:t>
-      </w:r>
-      <w:r>
-        <w:rPr>
-          <w:rFonts w:ascii="Courier New" w:cs="Courier New" w:eastAsia="Courier New" w:hAnsi="Courier New"/>
-          <w:sz w:val="18"/>
-          <w:szCs w:val="18"/>
-          <w:rtl w:val="0"/>
-        </w:rPr>
-        <w:t xml:space="preserve"> </w:t>
-      </w:r>
-      <w:r>
-        <w:rPr>
-          <w:rFonts w:ascii="Courier New" w:cs="Courier New" w:eastAsia="Courier New" w:hAnsi="Courier New"/>
-          <w:color w:val="ff0000"/>
-          <w:sz w:val="18"/>
-          <w:szCs w:val="18"/>
-          <w:rtl w:val="0"/>
-        </w:rPr>
-        <w:t xml:space="preserve">'Contracting'</w:t>
-      </w:r>
-    </w:p>
-    <w:p>
-      <w:pPr>
-        <w:shd w:fill="fffffe" w:val="clear"/>
-        <w:spacing w:line="320" w:lineRule="auto"/>
-        <w:ind w:left="720" w:firstLine="0"/>
-        <w:rPr>
-          <w:rFonts w:ascii="Courier New" w:cs="Courier New" w:eastAsia="Courier New" w:hAnsi="Courier New"/>
-          <w:color w:val="ff0000"/>
-          <w:sz w:val="18"/>
-          <w:szCs w:val="18"/>
-        </w:rPr>
-      </w:pPr>
-      <w:r>
-        <w:rPr>
-          <w:rFonts w:ascii="Courier New" w:cs="Courier New" w:eastAsia="Courier New" w:hAnsi="Courier New"/>
-          <w:sz w:val="18"/>
-          <w:szCs w:val="18"/>
-          <w:rtl w:val="0"/>
-        </w:rPr>
-        <w:t xml:space="preserve">        </w:t>
-      </w:r>
-      <w:r>
-        <w:rPr>
-          <w:rFonts w:ascii="Courier New" w:cs="Courier New" w:eastAsia="Courier New" w:hAnsi="Courier New"/>
-          <w:color w:val="0000ff"/>
-          <w:sz w:val="18"/>
-          <w:szCs w:val="18"/>
-          <w:rtl w:val="0"/>
-        </w:rPr>
-        <w:t xml:space="preserve">WHEN</w:t>
-      </w:r>
-      <w:r>
-        <w:rPr>
-          <w:rFonts w:ascii="Courier New" w:cs="Courier New" w:eastAsia="Courier New" w:hAnsi="Courier New"/>
-          <w:sz w:val="18"/>
-          <w:szCs w:val="18"/>
-          <w:rtl w:val="0"/>
-        </w:rPr>
-        <w:t xml:space="preserve"> </w:t>
-      </w:r>
-      <w:r>
-        <w:rPr>
-          <w:rFonts w:ascii="Courier New" w:cs="Courier New" w:eastAsia="Courier New" w:hAnsi="Courier New"/>
-          <w:color w:val="098658"/>
-          <w:sz w:val="18"/>
-          <w:szCs w:val="18"/>
-          <w:rtl w:val="0"/>
-        </w:rPr>
-        <w:t xml:space="preserve">200</w:t>
-      </w:r>
-      <w:r>
-        <w:rPr>
-          <w:rFonts w:ascii="Courier New" w:cs="Courier New" w:eastAsia="Courier New" w:hAnsi="Courier New"/>
-          <w:sz w:val="18"/>
-          <w:szCs w:val="18"/>
-          <w:rtl w:val="0"/>
-        </w:rPr>
-        <w:t xml:space="preserve"> </w:t>
-      </w:r>
-      <w:r>
-        <w:rPr>
-          <w:rFonts w:ascii="Courier New" w:cs="Courier New" w:eastAsia="Courier New" w:hAnsi="Courier New"/>
-          <w:color w:val="0000ff"/>
-          <w:sz w:val="18"/>
-          <w:szCs w:val="18"/>
-          <w:rtl w:val="0"/>
-        </w:rPr>
-        <w:t xml:space="preserve">THEN</w:t>
-      </w:r>
-      <w:r>
-        <w:rPr>
-          <w:rFonts w:ascii="Courier New" w:cs="Courier New" w:eastAsia="Courier New" w:hAnsi="Courier New"/>
-          <w:sz w:val="18"/>
-          <w:szCs w:val="18"/>
-          <w:rtl w:val="0"/>
-        </w:rPr>
-        <w:t xml:space="preserve"> </w:t>
-      </w:r>
-      <w:r>
-        <w:rPr>
-          <w:rFonts w:ascii="Courier New" w:cs="Courier New" w:eastAsia="Courier New" w:hAnsi="Courier New"/>
-          <w:color w:val="ff0000"/>
-          <w:sz w:val="18"/>
-          <w:szCs w:val="18"/>
-          <w:rtl w:val="0"/>
-        </w:rPr>
-        <w:t xml:space="preserve">'Operations'</w:t>
-      </w:r>
-    </w:p>
-    <w:p>
-      <w:pPr>
-        <w:shd w:fill="fffffe" w:val="clear"/>
-        <w:spacing w:line="320" w:lineRule="auto"/>
-        <w:ind w:left="720" w:firstLine="0"/>
-        <w:rPr>
-          <w:rFonts w:ascii="Courier New" w:cs="Courier New" w:eastAsia="Courier New" w:hAnsi="Courier New"/>
-          <w:color w:val="ff0000"/>
-          <w:sz w:val="18"/>
-          <w:szCs w:val="18"/>
-        </w:rPr>
-      </w:pPr>
-      <w:r>
-        <w:rPr>
-          <w:rFonts w:ascii="Courier New" w:cs="Courier New" w:eastAsia="Courier New" w:hAnsi="Courier New"/>
-          <w:sz w:val="18"/>
-          <w:szCs w:val="18"/>
-          <w:rtl w:val="0"/>
-        </w:rPr>
-        <w:t xml:space="preserve">        </w:t>
-      </w:r>
-      <w:r>
-        <w:rPr>
-          <w:rFonts w:ascii="Courier New" w:cs="Courier New" w:eastAsia="Courier New" w:hAnsi="Courier New"/>
-          <w:color w:val="0000ff"/>
-          <w:sz w:val="18"/>
-          <w:szCs w:val="18"/>
-          <w:rtl w:val="0"/>
-        </w:rPr>
-        <w:t xml:space="preserve">WHEN</w:t>
-      </w:r>
-      <w:r>
-        <w:rPr>
-          <w:rFonts w:ascii="Courier New" w:cs="Courier New" w:eastAsia="Courier New" w:hAnsi="Courier New"/>
-          <w:sz w:val="18"/>
-          <w:szCs w:val="18"/>
-          <w:rtl w:val="0"/>
-        </w:rPr>
-        <w:t xml:space="preserve"> </w:t>
-      </w:r>
-      <w:r>
-        <w:rPr>
-          <w:rFonts w:ascii="Courier New" w:cs="Courier New" w:eastAsia="Courier New" w:hAnsi="Courier New"/>
-          <w:color w:val="098658"/>
-          <w:sz w:val="18"/>
-          <w:szCs w:val="18"/>
-          <w:rtl w:val="0"/>
-        </w:rPr>
-        <w:t xml:space="preserve">210</w:t>
-      </w:r>
-      <w:r>
-        <w:rPr>
-          <w:rFonts w:ascii="Courier New" w:cs="Courier New" w:eastAsia="Courier New" w:hAnsi="Courier New"/>
-          <w:sz w:val="18"/>
-          <w:szCs w:val="18"/>
-          <w:rtl w:val="0"/>
-        </w:rPr>
-        <w:t xml:space="preserve"> </w:t>
-      </w:r>
-      <w:r>
-        <w:rPr>
-          <w:rFonts w:ascii="Courier New" w:cs="Courier New" w:eastAsia="Courier New" w:hAnsi="Courier New"/>
-          <w:color w:val="0000ff"/>
-          <w:sz w:val="18"/>
-          <w:szCs w:val="18"/>
-          <w:rtl w:val="0"/>
-        </w:rPr>
-        <w:t xml:space="preserve">THEN</w:t>
-      </w:r>
-      <w:r>
-        <w:rPr>
-          <w:rFonts w:ascii="Courier New" w:cs="Courier New" w:eastAsia="Courier New" w:hAnsi="Courier New"/>
-          <w:sz w:val="18"/>
-          <w:szCs w:val="18"/>
-          <w:rtl w:val="0"/>
-        </w:rPr>
-        <w:t xml:space="preserve"> </w:t>
-      </w:r>
-      <w:r>
-        <w:rPr>
-          <w:rFonts w:ascii="Courier New" w:cs="Courier New" w:eastAsia="Courier New" w:hAnsi="Courier New"/>
-          <w:color w:val="ff0000"/>
-          <w:sz w:val="18"/>
-          <w:szCs w:val="18"/>
-          <w:rtl w:val="0"/>
-        </w:rPr>
-        <w:t xml:space="preserve">'IT Support'</w:t>
-      </w:r>
-    </w:p>
-    <w:p>
-      <w:pPr>
-        <w:shd w:fill="fffffe" w:val="clear"/>
-        <w:spacing w:line="320" w:lineRule="auto"/>
-        <w:ind w:left="720" w:firstLine="0"/>
-        <w:rPr>
-          <w:rFonts w:ascii="Courier New" w:cs="Courier New" w:eastAsia="Courier New" w:hAnsi="Courier New"/>
-          <w:color w:val="ff0000"/>
-          <w:sz w:val="18"/>
-          <w:szCs w:val="18"/>
-        </w:rPr>
-      </w:pPr>
-      <w:r>
-        <w:rPr>
-          <w:rFonts w:ascii="Courier New" w:cs="Courier New" w:eastAsia="Courier New" w:hAnsi="Courier New"/>
-          <w:sz w:val="18"/>
-          <w:szCs w:val="18"/>
-          <w:rtl w:val="0"/>
-        </w:rPr>
-        <w:t xml:space="preserve">        </w:t>
-      </w:r>
-      <w:r>
-        <w:rPr>
-          <w:rFonts w:ascii="Courier New" w:cs="Courier New" w:eastAsia="Courier New" w:hAnsi="Courier New"/>
-          <w:color w:val="0000ff"/>
-          <w:sz w:val="18"/>
-          <w:szCs w:val="18"/>
-          <w:rtl w:val="0"/>
-        </w:rPr>
-        <w:t xml:space="preserve">WHEN</w:t>
-      </w:r>
-      <w:r>
-        <w:rPr>
-          <w:rFonts w:ascii="Courier New" w:cs="Courier New" w:eastAsia="Courier New" w:hAnsi="Courier New"/>
-          <w:sz w:val="18"/>
-          <w:szCs w:val="18"/>
-          <w:rtl w:val="0"/>
-        </w:rPr>
-        <w:t xml:space="preserve"> </w:t>
-      </w:r>
-      <w:r>
-        <w:rPr>
-          <w:rFonts w:ascii="Courier New" w:cs="Courier New" w:eastAsia="Courier New" w:hAnsi="Courier New"/>
-          <w:color w:val="098658"/>
-          <w:sz w:val="18"/>
-          <w:szCs w:val="18"/>
-          <w:rtl w:val="0"/>
-        </w:rPr>
-        <w:t xml:space="preserve">220</w:t>
-      </w:r>
-      <w:r>
-        <w:rPr>
-          <w:rFonts w:ascii="Courier New" w:cs="Courier New" w:eastAsia="Courier New" w:hAnsi="Courier New"/>
-          <w:sz w:val="18"/>
-          <w:szCs w:val="18"/>
-          <w:rtl w:val="0"/>
-        </w:rPr>
-        <w:t xml:space="preserve"> </w:t>
-      </w:r>
-      <w:r>
-        <w:rPr>
-          <w:rFonts w:ascii="Courier New" w:cs="Courier New" w:eastAsia="Courier New" w:hAnsi="Courier New"/>
-          <w:color w:val="0000ff"/>
-          <w:sz w:val="18"/>
-          <w:szCs w:val="18"/>
-          <w:rtl w:val="0"/>
-        </w:rPr>
-        <w:t xml:space="preserve">THEN</w:t>
-      </w:r>
-      <w:r>
-        <w:rPr>
-          <w:rFonts w:ascii="Courier New" w:cs="Courier New" w:eastAsia="Courier New" w:hAnsi="Courier New"/>
-          <w:sz w:val="18"/>
-          <w:szCs w:val="18"/>
-          <w:rtl w:val="0"/>
-        </w:rPr>
-        <w:t xml:space="preserve"> </w:t>
-      </w:r>
-      <w:r>
-        <w:rPr>
-          <w:rFonts w:ascii="Courier New" w:cs="Courier New" w:eastAsia="Courier New" w:hAnsi="Courier New"/>
-          <w:color w:val="ff0000"/>
-          <w:sz w:val="18"/>
-          <w:szCs w:val="18"/>
-          <w:rtl w:val="0"/>
-        </w:rPr>
-        <w:t xml:space="preserve">'NOC'</w:t>
-      </w:r>
-    </w:p>
-    <w:p>
-      <w:pPr>
-        <w:shd w:fill="fffffe" w:val="clear"/>
-        <w:spacing w:line="320" w:lineRule="auto"/>
-        <w:ind w:left="720" w:firstLine="0"/>
-        <w:rPr>
-          <w:rFonts w:ascii="Courier New" w:cs="Courier New" w:eastAsia="Courier New" w:hAnsi="Courier New"/>
-          <w:color w:val="ff0000"/>
-          <w:sz w:val="18"/>
-          <w:szCs w:val="18"/>
-        </w:rPr>
-      </w:pPr>
-      <w:r>
-        <w:rPr>
-          <w:rFonts w:ascii="Courier New" w:cs="Courier New" w:eastAsia="Courier New" w:hAnsi="Courier New"/>
-          <w:sz w:val="18"/>
-          <w:szCs w:val="18"/>
-          <w:rtl w:val="0"/>
-        </w:rPr>
-        <w:t xml:space="preserve">        </w:t>
-      </w:r>
-      <w:r>
-        <w:rPr>
-          <w:rFonts w:ascii="Courier New" w:cs="Courier New" w:eastAsia="Courier New" w:hAnsi="Courier New"/>
-          <w:color w:val="0000ff"/>
-          <w:sz w:val="18"/>
-          <w:szCs w:val="18"/>
-          <w:rtl w:val="0"/>
-        </w:rPr>
-        <w:t xml:space="preserve">WHEN</w:t>
-      </w:r>
-      <w:r>
-        <w:rPr>
-          <w:rFonts w:ascii="Courier New" w:cs="Courier New" w:eastAsia="Courier New" w:hAnsi="Courier New"/>
-          <w:sz w:val="18"/>
-          <w:szCs w:val="18"/>
-          <w:rtl w:val="0"/>
-        </w:rPr>
-        <w:t xml:space="preserve"> </w:t>
-      </w:r>
-      <w:r>
-        <w:rPr>
-          <w:rFonts w:ascii="Courier New" w:cs="Courier New" w:eastAsia="Courier New" w:hAnsi="Courier New"/>
-          <w:color w:val="098658"/>
-          <w:sz w:val="18"/>
-          <w:szCs w:val="18"/>
-          <w:rtl w:val="0"/>
-        </w:rPr>
-        <w:t xml:space="preserve">230</w:t>
-      </w:r>
-      <w:r>
-        <w:rPr>
-          <w:rFonts w:ascii="Courier New" w:cs="Courier New" w:eastAsia="Courier New" w:hAnsi="Courier New"/>
-          <w:sz w:val="18"/>
-          <w:szCs w:val="18"/>
-          <w:rtl w:val="0"/>
-        </w:rPr>
-        <w:t xml:space="preserve"> </w:t>
-      </w:r>
-      <w:r>
-        <w:rPr>
-          <w:rFonts w:ascii="Courier New" w:cs="Courier New" w:eastAsia="Courier New" w:hAnsi="Courier New"/>
-          <w:color w:val="0000ff"/>
-          <w:sz w:val="18"/>
-          <w:szCs w:val="18"/>
-          <w:rtl w:val="0"/>
-        </w:rPr>
-        <w:t xml:space="preserve">THEN</w:t>
-      </w:r>
-      <w:r>
-        <w:rPr>
-          <w:rFonts w:ascii="Courier New" w:cs="Courier New" w:eastAsia="Courier New" w:hAnsi="Courier New"/>
-          <w:sz w:val="18"/>
-          <w:szCs w:val="18"/>
-          <w:rtl w:val="0"/>
-        </w:rPr>
-        <w:t xml:space="preserve"> </w:t>
-      </w:r>
-      <w:r>
-        <w:rPr>
-          <w:rFonts w:ascii="Courier New" w:cs="Courier New" w:eastAsia="Courier New" w:hAnsi="Courier New"/>
-          <w:color w:val="ff0000"/>
-          <w:sz w:val="18"/>
-          <w:szCs w:val="18"/>
-          <w:rtl w:val="0"/>
-        </w:rPr>
-        <w:t xml:space="preserve">'IT Helpdesk'</w:t>
-      </w:r>
-    </w:p>
-    <w:p>
-      <w:pPr>
-        <w:shd w:fill="fffffe" w:val="clear"/>
-        <w:spacing w:line="320" w:lineRule="auto"/>
-        <w:ind w:left="720" w:firstLine="0"/>
-        <w:rPr>
-          <w:rFonts w:ascii="Courier New" w:cs="Courier New" w:eastAsia="Courier New" w:hAnsi="Courier New"/>
-          <w:color w:val="ff0000"/>
-          <w:sz w:val="18"/>
-          <w:szCs w:val="18"/>
-        </w:rPr>
-      </w:pPr>
-      <w:r>
-        <w:rPr>
-          <w:rFonts w:ascii="Courier New" w:cs="Courier New" w:eastAsia="Courier New" w:hAnsi="Courier New"/>
-          <w:sz w:val="18"/>
-          <w:szCs w:val="18"/>
-          <w:rtl w:val="0"/>
-        </w:rPr>
-        <w:t xml:space="preserve">        </w:t>
-      </w:r>
-      <w:r>
-        <w:rPr>
-          <w:rFonts w:ascii="Courier New" w:cs="Courier New" w:eastAsia="Courier New" w:hAnsi="Courier New"/>
-          <w:color w:val="0000ff"/>
-          <w:sz w:val="18"/>
-          <w:szCs w:val="18"/>
-          <w:rtl w:val="0"/>
-        </w:rPr>
-        <w:t xml:space="preserve">WHEN</w:t>
-      </w:r>
-      <w:r>
-        <w:rPr>
-          <w:rFonts w:ascii="Courier New" w:cs="Courier New" w:eastAsia="Courier New" w:hAnsi="Courier New"/>
-          <w:sz w:val="18"/>
-          <w:szCs w:val="18"/>
-          <w:rtl w:val="0"/>
-        </w:rPr>
-        <w:t xml:space="preserve"> </w:t>
-      </w:r>
-      <w:r>
-        <w:rPr>
-          <w:rFonts w:ascii="Courier New" w:cs="Courier New" w:eastAsia="Courier New" w:hAnsi="Courier New"/>
-          <w:color w:val="098658"/>
-          <w:sz w:val="18"/>
-          <w:szCs w:val="18"/>
-          <w:rtl w:val="0"/>
-        </w:rPr>
-        <w:t xml:space="preserve">240</w:t>
-      </w:r>
-      <w:r>
-        <w:rPr>
-          <w:rFonts w:ascii="Courier New" w:cs="Courier New" w:eastAsia="Courier New" w:hAnsi="Courier New"/>
-          <w:sz w:val="18"/>
-          <w:szCs w:val="18"/>
-          <w:rtl w:val="0"/>
-        </w:rPr>
-        <w:t xml:space="preserve"> </w:t>
-      </w:r>
-      <w:r>
-        <w:rPr>
-          <w:rFonts w:ascii="Courier New" w:cs="Courier New" w:eastAsia="Courier New" w:hAnsi="Courier New"/>
-          <w:color w:val="0000ff"/>
-          <w:sz w:val="18"/>
-          <w:szCs w:val="18"/>
-          <w:rtl w:val="0"/>
-        </w:rPr>
-        <w:t xml:space="preserve">THEN</w:t>
-      </w:r>
-      <w:r>
-        <w:rPr>
-          <w:rFonts w:ascii="Courier New" w:cs="Courier New" w:eastAsia="Courier New" w:hAnsi="Courier New"/>
-          <w:sz w:val="18"/>
-          <w:szCs w:val="18"/>
-          <w:rtl w:val="0"/>
-        </w:rPr>
-        <w:t xml:space="preserve"> </w:t>
-      </w:r>
-      <w:r>
-        <w:rPr>
-          <w:rFonts w:ascii="Courier New" w:cs="Courier New" w:eastAsia="Courier New" w:hAnsi="Courier New"/>
-          <w:color w:val="ff0000"/>
-          <w:sz w:val="18"/>
-          <w:szCs w:val="18"/>
-          <w:rtl w:val="0"/>
-        </w:rPr>
-        <w:t xml:space="preserve">'Government Sales'</w:t>
-      </w:r>
-    </w:p>
-    <w:p>
-      <w:pPr>
-        <w:shd w:fill="fffffe" w:val="clear"/>
-        <w:spacing w:line="320" w:lineRule="auto"/>
-        <w:ind w:left="720" w:firstLine="0"/>
-        <w:rPr>
-          <w:rFonts w:ascii="Courier New" w:cs="Courier New" w:eastAsia="Courier New" w:hAnsi="Courier New"/>
-          <w:color w:val="ff0000"/>
-          <w:sz w:val="18"/>
-          <w:szCs w:val="18"/>
-        </w:rPr>
-      </w:pPr>
-      <w:r>
-        <w:rPr>
-          <w:rFonts w:ascii="Courier New" w:cs="Courier New" w:eastAsia="Courier New" w:hAnsi="Courier New"/>
-          <w:sz w:val="18"/>
-          <w:szCs w:val="18"/>
-          <w:rtl w:val="0"/>
-        </w:rPr>
-        <w:t xml:space="preserve">        </w:t>
-      </w:r>
-      <w:r>
-        <w:rPr>
-          <w:rFonts w:ascii="Courier New" w:cs="Courier New" w:eastAsia="Courier New" w:hAnsi="Courier New"/>
-          <w:color w:val="0000ff"/>
-          <w:sz w:val="18"/>
-          <w:szCs w:val="18"/>
-          <w:rtl w:val="0"/>
-        </w:rPr>
-        <w:t xml:space="preserve">WHEN</w:t>
-      </w:r>
-      <w:r>
-        <w:rPr>
-          <w:rFonts w:ascii="Courier New" w:cs="Courier New" w:eastAsia="Courier New" w:hAnsi="Courier New"/>
-          <w:sz w:val="18"/>
-          <w:szCs w:val="18"/>
-          <w:rtl w:val="0"/>
-        </w:rPr>
-        <w:t xml:space="preserve"> </w:t>
-      </w:r>
-      <w:r>
-        <w:rPr>
-          <w:rFonts w:ascii="Courier New" w:cs="Courier New" w:eastAsia="Courier New" w:hAnsi="Courier New"/>
-          <w:color w:val="098658"/>
-          <w:sz w:val="18"/>
-          <w:szCs w:val="18"/>
-          <w:rtl w:val="0"/>
-        </w:rPr>
-        <w:t xml:space="preserve">250</w:t>
-      </w:r>
-      <w:r>
-        <w:rPr>
-          <w:rFonts w:ascii="Courier New" w:cs="Courier New" w:eastAsia="Courier New" w:hAnsi="Courier New"/>
-          <w:sz w:val="18"/>
-          <w:szCs w:val="18"/>
-          <w:rtl w:val="0"/>
-        </w:rPr>
-        <w:t xml:space="preserve"> </w:t>
-      </w:r>
-      <w:r>
-        <w:rPr>
-          <w:rFonts w:ascii="Courier New" w:cs="Courier New" w:eastAsia="Courier New" w:hAnsi="Courier New"/>
-          <w:color w:val="0000ff"/>
-          <w:sz w:val="18"/>
-          <w:szCs w:val="18"/>
-          <w:rtl w:val="0"/>
-        </w:rPr>
-        <w:t xml:space="preserve">THEN</w:t>
-      </w:r>
-      <w:r>
-        <w:rPr>
-          <w:rFonts w:ascii="Courier New" w:cs="Courier New" w:eastAsia="Courier New" w:hAnsi="Courier New"/>
-          <w:sz w:val="18"/>
-          <w:szCs w:val="18"/>
-          <w:rtl w:val="0"/>
-        </w:rPr>
-        <w:t xml:space="preserve"> </w:t>
-      </w:r>
-      <w:r>
-        <w:rPr>
-          <w:rFonts w:ascii="Courier New" w:cs="Courier New" w:eastAsia="Courier New" w:hAnsi="Courier New"/>
-          <w:color w:val="ff0000"/>
-          <w:sz w:val="18"/>
-          <w:szCs w:val="18"/>
-          <w:rtl w:val="0"/>
-        </w:rPr>
-        <w:t xml:space="preserve">'Retail Sales'</w:t>
-      </w:r>
-    </w:p>
-    <w:p>
-      <w:pPr>
-        <w:shd w:fill="fffffe" w:val="clear"/>
-        <w:spacing w:line="320" w:lineRule="auto"/>
-        <w:ind w:left="720" w:firstLine="0"/>
-        <w:rPr>
-          <w:rFonts w:ascii="Courier New" w:cs="Courier New" w:eastAsia="Courier New" w:hAnsi="Courier New"/>
-          <w:color w:val="ff0000"/>
-          <w:sz w:val="18"/>
-          <w:szCs w:val="18"/>
-        </w:rPr>
-      </w:pPr>
-      <w:r>
-        <w:rPr>
-          <w:rFonts w:ascii="Courier New" w:cs="Courier New" w:eastAsia="Courier New" w:hAnsi="Courier New"/>
-          <w:sz w:val="18"/>
-          <w:szCs w:val="18"/>
-          <w:rtl w:val="0"/>
-        </w:rPr>
-        <w:t xml:space="preserve">        </w:t>
-      </w:r>
-      <w:r>
-        <w:rPr>
-          <w:rFonts w:ascii="Courier New" w:cs="Courier New" w:eastAsia="Courier New" w:hAnsi="Courier New"/>
-          <w:color w:val="0000ff"/>
-          <w:sz w:val="18"/>
-          <w:szCs w:val="18"/>
-          <w:rtl w:val="0"/>
-        </w:rPr>
-        <w:t xml:space="preserve">WHEN</w:t>
-      </w:r>
-      <w:r>
-        <w:rPr>
-          <w:rFonts w:ascii="Courier New" w:cs="Courier New" w:eastAsia="Courier New" w:hAnsi="Courier New"/>
-          <w:sz w:val="18"/>
-          <w:szCs w:val="18"/>
-          <w:rtl w:val="0"/>
-        </w:rPr>
-        <w:t xml:space="preserve"> </w:t>
-      </w:r>
-      <w:r>
-        <w:rPr>
-          <w:rFonts w:ascii="Courier New" w:cs="Courier New" w:eastAsia="Courier New" w:hAnsi="Courier New"/>
-          <w:color w:val="098658"/>
-          <w:sz w:val="18"/>
-          <w:szCs w:val="18"/>
-          <w:rtl w:val="0"/>
-        </w:rPr>
-        <w:t xml:space="preserve">260</w:t>
-      </w:r>
-      <w:r>
-        <w:rPr>
-          <w:rFonts w:ascii="Courier New" w:cs="Courier New" w:eastAsia="Courier New" w:hAnsi="Courier New"/>
-          <w:sz w:val="18"/>
-          <w:szCs w:val="18"/>
-          <w:rtl w:val="0"/>
-        </w:rPr>
-        <w:t xml:space="preserve"> </w:t>
-      </w:r>
-      <w:r>
-        <w:rPr>
-          <w:rFonts w:ascii="Courier New" w:cs="Courier New" w:eastAsia="Courier New" w:hAnsi="Courier New"/>
-          <w:color w:val="0000ff"/>
-          <w:sz w:val="18"/>
-          <w:szCs w:val="18"/>
-          <w:rtl w:val="0"/>
-        </w:rPr>
-        <w:t xml:space="preserve">THEN</w:t>
-      </w:r>
-      <w:r>
-        <w:rPr>
-          <w:rFonts w:ascii="Courier New" w:cs="Courier New" w:eastAsia="Courier New" w:hAnsi="Courier New"/>
-          <w:sz w:val="18"/>
-          <w:szCs w:val="18"/>
-          <w:rtl w:val="0"/>
-        </w:rPr>
-        <w:t xml:space="preserve"> </w:t>
-      </w:r>
-      <w:r>
-        <w:rPr>
-          <w:rFonts w:ascii="Courier New" w:cs="Courier New" w:eastAsia="Courier New" w:hAnsi="Courier New"/>
-          <w:color w:val="ff0000"/>
-          <w:sz w:val="18"/>
-          <w:szCs w:val="18"/>
-          <w:rtl w:val="0"/>
-        </w:rPr>
-        <w:t xml:space="preserve">'Recruiting'</w:t>
-      </w:r>
-    </w:p>
-    <w:p>
-      <w:pPr>
-        <w:shd w:fill="fffffe" w:val="clear"/>
-        <w:spacing w:line="320" w:lineRule="auto"/>
-        <w:ind w:left="720" w:firstLine="0"/>
-        <w:rPr>
-          <w:rFonts w:ascii="Courier New" w:cs="Courier New" w:eastAsia="Courier New" w:hAnsi="Courier New"/>
-          <w:color w:val="ff0000"/>
-          <w:sz w:val="18"/>
-          <w:szCs w:val="18"/>
-        </w:rPr>
-      </w:pPr>
-      <w:r>
-        <w:rPr>
-          <w:rFonts w:ascii="Courier New" w:cs="Courier New" w:eastAsia="Courier New" w:hAnsi="Courier New"/>
-          <w:sz w:val="18"/>
-          <w:szCs w:val="18"/>
-          <w:rtl w:val="0"/>
-        </w:rPr>
-        <w:t xml:space="preserve">        </w:t>
-      </w:r>
-      <w:r>
-        <w:rPr>
-          <w:rFonts w:ascii="Courier New" w:cs="Courier New" w:eastAsia="Courier New" w:hAnsi="Courier New"/>
-          <w:color w:val="0000ff"/>
-          <w:sz w:val="18"/>
-          <w:szCs w:val="18"/>
-          <w:rtl w:val="0"/>
-        </w:rPr>
-        <w:t xml:space="preserve">WHEN</w:t>
-      </w:r>
-      <w:r>
-        <w:rPr>
-          <w:rFonts w:ascii="Courier New" w:cs="Courier New" w:eastAsia="Courier New" w:hAnsi="Courier New"/>
-          <w:sz w:val="18"/>
-          <w:szCs w:val="18"/>
-          <w:rtl w:val="0"/>
-        </w:rPr>
-        <w:t xml:space="preserve"> </w:t>
-      </w:r>
-      <w:r>
-        <w:rPr>
-          <w:rFonts w:ascii="Courier New" w:cs="Courier New" w:eastAsia="Courier New" w:hAnsi="Courier New"/>
-          <w:color w:val="098658"/>
-          <w:sz w:val="18"/>
-          <w:szCs w:val="18"/>
-          <w:rtl w:val="0"/>
-        </w:rPr>
-        <w:t xml:space="preserve">270</w:t>
-      </w:r>
-      <w:r>
-        <w:rPr>
-          <w:rFonts w:ascii="Courier New" w:cs="Courier New" w:eastAsia="Courier New" w:hAnsi="Courier New"/>
-          <w:sz w:val="18"/>
-          <w:szCs w:val="18"/>
-          <w:rtl w:val="0"/>
-        </w:rPr>
-        <w:t xml:space="preserve"> </w:t>
-      </w:r>
-      <w:r>
-        <w:rPr>
-          <w:rFonts w:ascii="Courier New" w:cs="Courier New" w:eastAsia="Courier New" w:hAnsi="Courier New"/>
-          <w:color w:val="0000ff"/>
-          <w:sz w:val="18"/>
-          <w:szCs w:val="18"/>
-          <w:rtl w:val="0"/>
-        </w:rPr>
-        <w:t xml:space="preserve">THEN</w:t>
-      </w:r>
-      <w:r>
-        <w:rPr>
-          <w:rFonts w:ascii="Courier New" w:cs="Courier New" w:eastAsia="Courier New" w:hAnsi="Courier New"/>
-          <w:sz w:val="18"/>
-          <w:szCs w:val="18"/>
-          <w:rtl w:val="0"/>
-        </w:rPr>
-        <w:t xml:space="preserve"> </w:t>
-      </w:r>
-      <w:r>
-        <w:rPr>
-          <w:rFonts w:ascii="Courier New" w:cs="Courier New" w:eastAsia="Courier New" w:hAnsi="Courier New"/>
-          <w:color w:val="ff0000"/>
-          <w:sz w:val="18"/>
-          <w:szCs w:val="18"/>
-          <w:rtl w:val="0"/>
-        </w:rPr>
-        <w:t xml:space="preserve">'Payroll'</w:t>
-      </w:r>
-    </w:p>
-    <w:p>
-      <w:pPr>
-        <w:shd w:fill="fffffe" w:val="clear"/>
-        <w:spacing w:line="320" w:lineRule="auto"/>
-        <w:ind w:left="720" w:firstLine="0"/>
-        <w:rPr>
-          <w:rFonts w:ascii="Courier New" w:cs="Courier New" w:eastAsia="Courier New" w:hAnsi="Courier New"/>
-          <w:sz w:val="18"/>
-          <w:szCs w:val="18"/>
-        </w:rPr>
-      </w:pPr>
-      <w:r>
-        <w:rPr>
-          <w:rFonts w:ascii="Courier New" w:cs="Courier New" w:eastAsia="Courier New" w:hAnsi="Courier New"/>
-          <w:sz w:val="18"/>
-          <w:szCs w:val="18"/>
-          <w:rtl w:val="0"/>
-        </w:rPr>
-        <w:t xml:space="preserve">    </w:t>
-      </w:r>
-      <w:r>
-        <w:rPr>
-          <w:rFonts w:ascii="Courier New" w:cs="Courier New" w:eastAsia="Courier New" w:hAnsi="Courier New"/>
-          <w:color w:val="0000ff"/>
-          <w:sz w:val="18"/>
-          <w:szCs w:val="18"/>
-          <w:rtl w:val="0"/>
-        </w:rPr>
-        <w:t xml:space="preserve">END</w:t>
-      </w:r>
-      <w:r>
-        <w:rPr>
-          <w:rFonts w:ascii="Courier New" w:cs="Courier New" w:eastAsia="Courier New" w:hAnsi="Courier New"/>
-          <w:sz w:val="18"/>
-          <w:szCs w:val="18"/>
-          <w:rtl w:val="0"/>
-        </w:rPr>
-        <w:t xml:space="preserve"> </w:t>
-      </w:r>
-      <w:r>
-        <w:rPr>
-          <w:rFonts w:ascii="Courier New" w:cs="Courier New" w:eastAsia="Courier New" w:hAnsi="Courier New"/>
-          <w:color w:val="0000ff"/>
-          <w:sz w:val="18"/>
-          <w:szCs w:val="18"/>
-          <w:rtl w:val="0"/>
-        </w:rPr>
-        <w:t xml:space="preserve">AS</w:t>
-      </w:r>
-      <w:r>
-        <w:rPr>
-          <w:rFonts w:ascii="Courier New" w:cs="Courier New" w:eastAsia="Courier New" w:hAnsi="Courier New"/>
-          <w:sz w:val="18"/>
-          <w:szCs w:val="18"/>
-          <w:rtl w:val="0"/>
-        </w:rPr>
-        <w:t xml:space="preserve"> DEPARTMENT_NAME,</w:t>
-      </w:r>
-    </w:p>
-    <w:p>
-      <w:pPr>
-        <w:shd w:fill="fffffe" w:val="clear"/>
-        <w:spacing w:line="320" w:lineRule="auto"/>
-        <w:ind w:left="720" w:firstLine="0"/>
-        <w:rPr>
-          <w:rFonts w:ascii="Courier New" w:cs="Courier New" w:eastAsia="Courier New" w:hAnsi="Courier New"/>
-          <w:sz w:val="18"/>
-          <w:szCs w:val="18"/>
-        </w:rPr>
-      </w:pPr>
-      <w:r>
-        <w:rPr>
-          <w:rFonts w:ascii="Courier New" w:cs="Courier New" w:eastAsia="Courier New" w:hAnsi="Courier New"/>
-          <w:sz w:val="18"/>
-          <w:szCs w:val="18"/>
-          <w:rtl w:val="0"/>
-        </w:rPr>
-        <w:t xml:space="preserve">    </w:t>
-      </w:r>
-      <w:r>
-        <w:rPr>
-          <w:rFonts w:ascii="Courier New" w:cs="Courier New" w:eastAsia="Courier New" w:hAnsi="Courier New"/>
-          <w:color w:val="0000ff"/>
-          <w:sz w:val="18"/>
-          <w:szCs w:val="18"/>
-          <w:rtl w:val="0"/>
-        </w:rPr>
-        <w:t xml:space="preserve">E</w:t>
-      </w:r>
-      <w:r>
-        <w:rPr>
-          <w:rFonts w:ascii="Courier New" w:cs="Courier New" w:eastAsia="Courier New" w:hAnsi="Courier New"/>
-          <w:sz w:val="18"/>
-          <w:szCs w:val="18"/>
-          <w:rtl w:val="0"/>
-        </w:rPr>
-        <w:t xml:space="preserve">.SALARY </w:t>
-      </w:r>
-      <w:r>
-        <w:rPr>
-          <w:rFonts w:ascii="Courier New" w:cs="Courier New" w:eastAsia="Courier New" w:hAnsi="Courier New"/>
-          <w:color w:val="778899"/>
-          <w:sz w:val="18"/>
-          <w:szCs w:val="18"/>
-          <w:rtl w:val="0"/>
-        </w:rPr>
-        <w:t xml:space="preserve">+</w:t>
-      </w:r>
-      <w:r>
-        <w:rPr>
-          <w:rFonts w:ascii="Courier New" w:cs="Courier New" w:eastAsia="Courier New" w:hAnsi="Courier New"/>
-          <w:sz w:val="18"/>
-          <w:szCs w:val="18"/>
-          <w:rtl w:val="0"/>
-        </w:rPr>
-        <w:t xml:space="preserve"> </w:t>
-      </w:r>
-      <w:r>
-        <w:rPr>
-          <w:rFonts w:ascii="Courier New" w:cs="Courier New" w:eastAsia="Courier New" w:hAnsi="Courier New"/>
-          <w:color w:val="0000ff"/>
-          <w:sz w:val="18"/>
-          <w:szCs w:val="18"/>
-          <w:rtl w:val="0"/>
-        </w:rPr>
-        <w:t xml:space="preserve">NVL</w:t>
-      </w:r>
-      <w:r>
-        <w:rPr>
-          <w:rFonts w:ascii="Courier New" w:cs="Courier New" w:eastAsia="Courier New" w:hAnsi="Courier New"/>
-          <w:sz w:val="18"/>
-          <w:szCs w:val="18"/>
-          <w:rtl w:val="0"/>
-        </w:rPr>
-        <w:t xml:space="preserve">(COMMISSION_PCT, </w:t>
-      </w:r>
-      <w:r>
-        <w:rPr>
-          <w:rFonts w:ascii="Courier New" w:cs="Courier New" w:eastAsia="Courier New" w:hAnsi="Courier New"/>
-          <w:color w:val="098658"/>
-          <w:sz w:val="18"/>
-          <w:szCs w:val="18"/>
-          <w:rtl w:val="0"/>
-        </w:rPr>
-        <w:t xml:space="preserve">0</w:t>
-      </w:r>
-      <w:r>
-        <w:rPr>
-          <w:rFonts w:ascii="Courier New" w:cs="Courier New" w:eastAsia="Courier New" w:hAnsi="Courier New"/>
-          <w:sz w:val="18"/>
-          <w:szCs w:val="18"/>
-          <w:rtl w:val="0"/>
-        </w:rPr>
-        <w:t xml:space="preserve">) </w:t>
-      </w:r>
-      <w:r>
-        <w:rPr>
-          <w:rFonts w:ascii="Courier New" w:cs="Courier New" w:eastAsia="Courier New" w:hAnsi="Courier New"/>
-          <w:color w:val="0000ff"/>
-          <w:sz w:val="18"/>
-          <w:szCs w:val="18"/>
-          <w:rtl w:val="0"/>
-        </w:rPr>
-        <w:t xml:space="preserve">AS</w:t>
-      </w:r>
-      <w:r>
-        <w:rPr>
-          <w:rFonts w:ascii="Courier New" w:cs="Courier New" w:eastAsia="Courier New" w:hAnsi="Courier New"/>
-          <w:sz w:val="18"/>
-          <w:szCs w:val="18"/>
-          <w:rtl w:val="0"/>
-        </w:rPr>
-        <w:t xml:space="preserve"> INCOME</w:t>
-      </w:r>
-    </w:p>
-    <w:p>
-      <w:pPr>
-        <w:shd w:fill="fffffe" w:val="clear"/>
-        <w:spacing w:line="320" w:lineRule="auto"/>
-        <w:ind w:left="720" w:firstLine="0"/>
-        <w:rPr>
-          <w:rFonts w:ascii="Courier New" w:cs="Courier New" w:eastAsia="Courier New" w:hAnsi="Courier New"/>
-          <w:color w:val="0000ff"/>
-          <w:sz w:val="18"/>
-          <w:szCs w:val="18"/>
-        </w:rPr>
-      </w:pPr>
-      <w:r>
-        <w:rPr>
-          <w:rFonts w:ascii="Courier New" w:cs="Courier New" w:eastAsia="Courier New" w:hAnsi="Courier New"/>
-          <w:sz w:val="18"/>
-          <w:szCs w:val="18"/>
-          <w:rtl w:val="0"/>
-        </w:rPr>
-        <w:t xml:space="preserve">    </w:t>
-      </w:r>
-      <w:r>
-        <w:rPr>
-          <w:rFonts w:ascii="Courier New" w:cs="Courier New" w:eastAsia="Courier New" w:hAnsi="Courier New"/>
-          <w:color w:val="0000ff"/>
-          <w:sz w:val="18"/>
-          <w:szCs w:val="18"/>
-          <w:rtl w:val="0"/>
-        </w:rPr>
-        <w:t xml:space="preserve">FROM</w:t>
-      </w:r>
-    </w:p>
-    <w:p>
-      <w:pPr>
-        <w:shd w:fill="fffffe" w:val="clear"/>
-        <w:spacing w:line="320" w:lineRule="auto"/>
-        <w:ind w:left="720" w:firstLine="0"/>
-        <w:rPr>
-          <w:rFonts w:ascii="Courier New" w:cs="Courier New" w:eastAsia="Courier New" w:hAnsi="Courier New"/>
-          <w:color w:val="0000ff"/>
-          <w:sz w:val="18"/>
-          <w:szCs w:val="18"/>
-        </w:rPr>
-      </w:pPr>
-      <w:r>
-        <w:rPr>
-          <w:rFonts w:ascii="Courier New" w:cs="Courier New" w:eastAsia="Courier New" w:hAnsi="Courier New"/>
-          <w:sz w:val="18"/>
-          <w:szCs w:val="18"/>
-          <w:rtl w:val="0"/>
-        </w:rPr>
-        <w:t xml:space="preserve">        </w:t>
-      </w:r>
-      <w:r>
-        <w:rPr>
-          <w:rFonts w:ascii="Courier New" w:cs="Courier New" w:eastAsia="Courier New" w:hAnsi="Courier New"/>
-          <w:color w:val="0000ff"/>
-          <w:sz w:val="18"/>
-          <w:szCs w:val="18"/>
-          <w:rtl w:val="0"/>
-        </w:rPr>
-        <w:t xml:space="preserve">HR</w:t>
-      </w:r>
-      <w:r>
-        <w:rPr>
-          <w:rFonts w:ascii="Courier New" w:cs="Courier New" w:eastAsia="Courier New" w:hAnsi="Courier New"/>
-          <w:sz w:val="18"/>
-          <w:szCs w:val="18"/>
-          <w:rtl w:val="0"/>
-        </w:rPr>
-        <w:t xml:space="preserve">.EMPLOYEES </w:t>
-      </w:r>
-      <w:r>
-        <w:rPr>
-          <w:rFonts w:ascii="Courier New" w:cs="Courier New" w:eastAsia="Courier New" w:hAnsi="Courier New"/>
-          <w:color w:val="0000ff"/>
-          <w:sz w:val="18"/>
-          <w:szCs w:val="18"/>
-          <w:rtl w:val="0"/>
-        </w:rPr>
-        <w:t xml:space="preserve">E</w:t>
-      </w:r>
-    </w:p>
-    <w:p>
-      <w:pPr>
-        <w:shd w:fill="fffffe" w:val="clear"/>
-        <w:spacing w:line="320" w:lineRule="auto"/>
-        <w:ind w:left="720" w:firstLine="0"/>
-        <w:rPr>
-          <w:rFonts w:ascii="Courier New" w:cs="Courier New" w:eastAsia="Courier New" w:hAnsi="Courier New"/>
-          <w:sz w:val="18"/>
-          <w:szCs w:val="18"/>
-        </w:rPr>
-      </w:pPr>
-      <w:r>
-        <w:rPr>
-          <w:rFonts w:ascii="Courier New" w:cs="Courier New" w:eastAsia="Courier New" w:hAnsi="Courier New"/>
-          <w:sz w:val="18"/>
-          <w:szCs w:val="18"/>
-          <w:rtl w:val="0"/>
-        </w:rPr>
-        <w:t xml:space="preserve">    </w:t>
-      </w:r>
-      <w:r>
-        <w:rPr>
-          <w:rFonts w:ascii="Courier New" w:cs="Courier New" w:eastAsia="Courier New" w:hAnsi="Courier New"/>
-          <w:color w:val="0000ff"/>
-          <w:sz w:val="18"/>
-          <w:szCs w:val="18"/>
-          <w:rtl w:val="0"/>
-        </w:rPr>
-        <w:t xml:space="preserve">JOIN</w:t>
-      </w:r>
-      <w:r>
-        <w:rPr>
-          <w:rFonts w:ascii="Courier New" w:cs="Courier New" w:eastAsia="Courier New" w:hAnsi="Courier New"/>
-          <w:sz w:val="18"/>
-          <w:szCs w:val="18"/>
-          <w:rtl w:val="0"/>
-        </w:rPr>
-        <w:t xml:space="preserve"> </w:t>
-      </w:r>
-      <w:r>
-        <w:rPr>
-          <w:rFonts w:ascii="Courier New" w:cs="Courier New" w:eastAsia="Courier New" w:hAnsi="Courier New"/>
-          <w:color w:val="0000ff"/>
-          <w:sz w:val="18"/>
-          <w:szCs w:val="18"/>
-          <w:rtl w:val="0"/>
-        </w:rPr>
-        <w:t xml:space="preserve">HR</w:t>
-      </w:r>
-      <w:r>
-        <w:rPr>
-          <w:rFonts w:ascii="Courier New" w:cs="Courier New" w:eastAsia="Courier New" w:hAnsi="Courier New"/>
-          <w:sz w:val="18"/>
-          <w:szCs w:val="18"/>
-          <w:rtl w:val="0"/>
-        </w:rPr>
-        <w:t xml:space="preserve">.DEPARTMENTS </w:t>
-      </w:r>
-      <w:r>
-        <w:rPr>
-          <w:rFonts w:ascii="Courier New" w:cs="Courier New" w:eastAsia="Courier New" w:hAnsi="Courier New"/>
-          <w:color w:val="0000ff"/>
-          <w:sz w:val="18"/>
-          <w:szCs w:val="18"/>
-          <w:rtl w:val="0"/>
-        </w:rPr>
-        <w:t xml:space="preserve">D</w:t>
-      </w:r>
-      <w:r>
-        <w:rPr>
-          <w:rFonts w:ascii="Courier New" w:cs="Courier New" w:eastAsia="Courier New" w:hAnsi="Courier New"/>
-          <w:sz w:val="18"/>
-          <w:szCs w:val="18"/>
-          <w:rtl w:val="0"/>
-        </w:rPr>
-        <w:t xml:space="preserve"> </w:t>
-      </w:r>
-      <w:r>
-        <w:rPr>
-          <w:rFonts w:ascii="Courier New" w:cs="Courier New" w:eastAsia="Courier New" w:hAnsi="Courier New"/>
-          <w:color w:val="0000ff"/>
-          <w:sz w:val="18"/>
-          <w:szCs w:val="18"/>
-          <w:rtl w:val="0"/>
-        </w:rPr>
-        <w:t xml:space="preserve">ON</w:t>
-      </w:r>
-      <w:r>
-        <w:rPr>
-          <w:rFonts w:ascii="Courier New" w:cs="Courier New" w:eastAsia="Courier New" w:hAnsi="Courier New"/>
-          <w:sz w:val="18"/>
-          <w:szCs w:val="18"/>
-          <w:rtl w:val="0"/>
-        </w:rPr>
-        <w:t xml:space="preserve"> </w:t>
-      </w:r>
-      <w:r>
-        <w:rPr>
-          <w:rFonts w:ascii="Courier New" w:cs="Courier New" w:eastAsia="Courier New" w:hAnsi="Courier New"/>
-          <w:color w:val="0000ff"/>
-          <w:sz w:val="18"/>
-          <w:szCs w:val="18"/>
-          <w:rtl w:val="0"/>
-        </w:rPr>
-        <w:t xml:space="preserve">E</w:t>
-      </w:r>
-      <w:r>
-        <w:rPr>
-          <w:rFonts w:ascii="Courier New" w:cs="Courier New" w:eastAsia="Courier New" w:hAnsi="Courier New"/>
-          <w:sz w:val="18"/>
-          <w:szCs w:val="18"/>
-          <w:rtl w:val="0"/>
-        </w:rPr>
-        <w:t xml:space="preserve">.DEPARTMENT_ID </w:t>
-      </w:r>
-      <w:r>
-        <w:rPr>
-          <w:rFonts w:ascii="Courier New" w:cs="Courier New" w:eastAsia="Courier New" w:hAnsi="Courier New"/>
-          <w:color w:val="778899"/>
-          <w:sz w:val="18"/>
-          <w:szCs w:val="18"/>
-          <w:rtl w:val="0"/>
-        </w:rPr>
-        <w:t xml:space="preserve">=</w:t>
-      </w:r>
-      <w:r>
-        <w:rPr>
-          <w:rFonts w:ascii="Courier New" w:cs="Courier New" w:eastAsia="Courier New" w:hAnsi="Courier New"/>
-          <w:sz w:val="18"/>
-          <w:szCs w:val="18"/>
-          <w:rtl w:val="0"/>
-        </w:rPr>
-        <w:t xml:space="preserve"> </w:t>
-      </w:r>
-      <w:r>
-        <w:rPr>
-          <w:rFonts w:ascii="Courier New" w:cs="Courier New" w:eastAsia="Courier New" w:hAnsi="Courier New"/>
-          <w:color w:val="0000ff"/>
-          <w:sz w:val="18"/>
-          <w:szCs w:val="18"/>
-          <w:rtl w:val="0"/>
-        </w:rPr>
-        <w:t xml:space="preserve">D</w:t>
-      </w:r>
-      <w:r>
-        <w:rPr>
-          <w:rFonts w:ascii="Courier New" w:cs="Courier New" w:eastAsia="Courier New" w:hAnsi="Courier New"/>
-          <w:sz w:val="18"/>
-          <w:szCs w:val="18"/>
-          <w:rtl w:val="0"/>
-        </w:rPr>
-        <w:t xml:space="preserve">.DEPARTMENT_ID</w:t>
-      </w:r>
-    </w:p>
-    <w:p>
-      <w:pPr>
-        <w:shd w:fill="fffffe" w:val="clear"/>
-        <w:spacing w:line="320" w:lineRule="auto"/>
-        <w:ind w:left="720" w:firstLine="0"/>
-        <w:rPr>
-          <w:rFonts w:ascii="Courier New" w:cs="Courier New" w:eastAsia="Courier New" w:hAnsi="Courier New"/>
-          <w:color w:val="0000ff"/>
-          <w:sz w:val="18"/>
-          <w:szCs w:val="18"/>
-        </w:rPr>
-      </w:pPr>
-      <w:r>
-        <w:rPr>
-          <w:rFonts w:ascii="Courier New" w:cs="Courier New" w:eastAsia="Courier New" w:hAnsi="Courier New"/>
-          <w:color w:val="0000ff"/>
-          <w:sz w:val="18"/>
-          <w:szCs w:val="18"/>
-          <w:rtl w:val="0"/>
-        </w:rPr>
-        <w:t xml:space="preserve">WHERE</w:t>
-      </w:r>
-    </w:p>
-    <w:p>
-      <w:pPr>
-        <w:shd w:fill="fffffe" w:val="clear"/>
-        <w:spacing w:line="320" w:lineRule="auto"/>
-        <w:ind w:left="720" w:firstLine="0"/>
-        <w:rPr>
-          <w:rFonts w:ascii="Courier New" w:cs="Courier New" w:eastAsia="Courier New" w:hAnsi="Courier New"/>
-          <w:color w:val="ff0000"/>
-          <w:sz w:val="18"/>
-          <w:szCs w:val="18"/>
-        </w:rPr>
-      </w:pPr>
-      <w:r>
-        <w:rPr>
-          <w:rFonts w:ascii="Courier New" w:cs="Courier New" w:eastAsia="Courier New" w:hAnsi="Courier New"/>
-          <w:sz w:val="18"/>
-          <w:szCs w:val="18"/>
-          <w:rtl w:val="0"/>
-        </w:rPr>
-        <w:t xml:space="preserve">    HIRE_DATE </w:t>
-      </w:r>
-      <w:r>
-        <w:rPr>
-          <w:rFonts w:ascii="Courier New" w:cs="Courier New" w:eastAsia="Courier New" w:hAnsi="Courier New"/>
-          <w:color w:val="778899"/>
-          <w:sz w:val="18"/>
-          <w:szCs w:val="18"/>
-          <w:rtl w:val="0"/>
-        </w:rPr>
-        <w:t xml:space="preserve">&gt;</w:t>
-      </w:r>
-      <w:r>
-        <w:rPr>
-          <w:rFonts w:ascii="Courier New" w:cs="Courier New" w:eastAsia="Courier New" w:hAnsi="Courier New"/>
-          <w:sz w:val="18"/>
-          <w:szCs w:val="18"/>
-          <w:rtl w:val="0"/>
-        </w:rPr>
-        <w:t xml:space="preserve"> </w:t>
-      </w:r>
-      <w:r>
-        <w:rPr>
-          <w:rFonts w:ascii="Courier New" w:cs="Courier New" w:eastAsia="Courier New" w:hAnsi="Courier New"/>
-          <w:color w:val="0000ff"/>
-          <w:sz w:val="18"/>
-          <w:szCs w:val="18"/>
-          <w:rtl w:val="0"/>
-        </w:rPr>
-        <w:t xml:space="preserve">DATE</w:t>
-      </w:r>
-      <w:r>
-        <w:rPr>
-          <w:rFonts w:ascii="Courier New" w:cs="Courier New" w:eastAsia="Courier New" w:hAnsi="Courier New"/>
-          <w:sz w:val="18"/>
-          <w:szCs w:val="18"/>
-          <w:rtl w:val="0"/>
-        </w:rPr>
-        <w:t xml:space="preserve"> </w:t>
-      </w:r>
-      <w:r>
-        <w:rPr>
-          <w:rFonts w:ascii="Courier New" w:cs="Courier New" w:eastAsia="Courier New" w:hAnsi="Courier New"/>
-          <w:color w:val="ff0000"/>
-          <w:sz w:val="18"/>
-          <w:szCs w:val="18"/>
-          <w:rtl w:val="0"/>
-        </w:rPr>
-        <w:t xml:space="preserve">'2007-01-01'</w:t>
-      </w:r>
-    </w:p>
-    <w:p>
-      <w:pPr>
-        <w:shd w:fill="fffffe" w:val="clear"/>
-        <w:spacing w:line="320" w:lineRule="auto"/>
-        <w:ind w:left="720" w:firstLine="0"/>
-        <w:rPr>
-          <w:rFonts w:ascii="Courier New" w:cs="Courier New" w:eastAsia="Courier New" w:hAnsi="Courier New"/>
-          <w:color w:val="0000ff"/>
-          <w:sz w:val="18"/>
-          <w:szCs w:val="18"/>
-        </w:rPr>
-      </w:pPr>
-      <w:r>
-        <w:rPr>
-          <w:rFonts w:ascii="Courier New" w:cs="Courier New" w:eastAsia="Courier New" w:hAnsi="Courier New"/>
-          <w:color w:val="0000ff"/>
-          <w:sz w:val="18"/>
-          <w:szCs w:val="18"/>
-          <w:rtl w:val="0"/>
-        </w:rPr>
-        <w:t xml:space="preserve">ORDER</w:t>
-      </w:r>
-      <w:r>
-        <w:rPr>
-          <w:rFonts w:ascii="Courier New" w:cs="Courier New" w:eastAsia="Courier New" w:hAnsi="Courier New"/>
-          <w:sz w:val="18"/>
-          <w:szCs w:val="18"/>
-          <w:rtl w:val="0"/>
-        </w:rPr>
-        <w:t xml:space="preserve"> </w:t>
-      </w:r>
-      <w:r>
-        <w:rPr>
-          <w:rFonts w:ascii="Courier New" w:cs="Courier New" w:eastAsia="Courier New" w:hAnsi="Courier New"/>
           <w:color w:val="0000ff"/>
           <w:sz w:val="18"/>
           <w:szCs w:val="18"/>
@@ -8580,6 +6495,7 @@
         <w:ind w:left="720" w:firstLine="0"/>
         <w:rPr>
           <w:rFonts w:ascii="Courier New" w:cs="Courier New" w:eastAsia="Courier New" w:hAnsi="Courier New"/>
+          <w:color w:val="0000ff"/>
           <w:sz w:val="18"/>
           <w:szCs w:val="18"/>
         </w:rPr>
@@ -8611,6 +6527,11 @@
           <w:rtl w:val="0"/>
         </w:rPr>
         <w:t xml:space="preserve">;</w:t>
+      </w:r>
+      <w:r>
+        <w:rPr>
+          <w:rtl w:val="0"/>
+        </w:rPr>
       </w:r>
     </w:p>
     <w:p>
@@ -8622,14 +6543,14 @@
         <w:rPr/>
         <w:drawing>
           <wp:inline distB="114300" distT="114300" distL="114300" distR="114300">
-            <wp:extent cx="6389695" cy="3022600"/>
+            <wp:extent cx="6389695" cy="3048000"/>
             <wp:effectExtent b="0" l="0" r="0" t="0"/>
-            <wp:docPr id="1" name="image1.png"/>
+            <wp:docPr id="24" name="image21.png"/>
             <a:graphic>
               <a:graphicData uri="http://schemas.openxmlformats.org/drawingml/2006/picture">
                 <pic:pic>
                   <pic:nvPicPr>
-                    <pic:cNvPr id="0" name="image1.png"/>
+                    <pic:cNvPr id="0" name="image21.png"/>
                     <pic:cNvPicPr preferRelativeResize="0"/>
                   </pic:nvPicPr>
                   <pic:blipFill>
@@ -8642,7 +6563,7 @@
                   <pic:spPr>
                     <a:xfrm>
                       <a:off x="0" y="0"/>
-                      <a:ext cx="6389695" cy="3022600"/>
+                      <a:ext cx="6389695" cy="3048000"/>
                     </a:xfrm>
                     <a:prstGeom prst="rect"/>
                     <a:ln/>
@@ -8661,17 +6582,7 @@
     </w:p>
     <w:p>
       <w:pPr>
-        <w:rPr/>
-      </w:pPr>
-      <w:r>
-        <w:rPr>
-          <w:rtl w:val="0"/>
-        </w:rPr>
-      </w:r>
-    </w:p>
-    <w:p>
-      <w:pPr>
-        <w:ind w:left="708" w:firstLine="0"/>
+        <w:ind w:left="0" w:firstLine="0"/>
         <w:rPr/>
       </w:pPr>
       <w:r>
@@ -9389,12 +7300,12 @@
           <wp:inline distB="114300" distT="114300" distL="114300" distR="114300">
             <wp:extent cx="6389695" cy="2997200"/>
             <wp:effectExtent b="0" l="0" r="0" t="0"/>
-            <wp:docPr id="13" name="image25.png"/>
+            <wp:docPr id="11" name="image14.png"/>
             <a:graphic>
               <a:graphicData uri="http://schemas.openxmlformats.org/drawingml/2006/picture">
                 <pic:pic>
                   <pic:nvPicPr>
-                    <pic:cNvPr id="0" name="image25.png"/>
+                    <pic:cNvPr id="0" name="image14.png"/>
                     <pic:cNvPicPr preferRelativeResize="0"/>
                   </pic:nvPicPr>
                   <pic:blipFill>
@@ -9759,12 +7670,12 @@
           <wp:inline distB="114300" distT="114300" distL="114300" distR="114300">
             <wp:extent cx="6389695" cy="3009900"/>
             <wp:effectExtent b="0" l="0" r="0" t="0"/>
-            <wp:docPr id="4" name="image14.png"/>
+            <wp:docPr id="3" name="image9.png"/>
             <a:graphic>
               <a:graphicData uri="http://schemas.openxmlformats.org/drawingml/2006/picture">
                 <pic:pic>
                   <pic:nvPicPr>
-                    <pic:cNvPr id="0" name="image14.png"/>
+                    <pic:cNvPr id="0" name="image9.png"/>
                     <pic:cNvPicPr preferRelativeResize="0"/>
                   </pic:nvPicPr>
                   <pic:blipFill>
@@ -10307,12 +8218,12 @@
           <wp:inline distB="114300" distT="114300" distL="114300" distR="114300">
             <wp:extent cx="6389695" cy="3035300"/>
             <wp:effectExtent b="0" l="0" r="0" t="0"/>
-            <wp:docPr id="6" name="image10.png"/>
+            <wp:docPr id="5" name="image15.png"/>
             <a:graphic>
               <a:graphicData uri="http://schemas.openxmlformats.org/drawingml/2006/picture">
                 <pic:pic>
                   <pic:nvPicPr>
-                    <pic:cNvPr id="0" name="image10.png"/>
+                    <pic:cNvPr id="0" name="image15.png"/>
                     <pic:cNvPicPr preferRelativeResize="0"/>
                   </pic:nvPicPr>
                   <pic:blipFill>
@@ -11030,12 +8941,12 @@
           <wp:inline distB="114300" distT="114300" distL="114300" distR="114300">
             <wp:extent cx="6389695" cy="3048000"/>
             <wp:effectExtent b="0" l="0" r="0" t="0"/>
-            <wp:docPr id="21" name="image8.png"/>
+            <wp:docPr id="19" name="image11.png"/>
             <a:graphic>
               <a:graphicData uri="http://schemas.openxmlformats.org/drawingml/2006/picture">
                 <pic:pic>
                   <pic:nvPicPr>
-                    <pic:cNvPr id="0" name="image8.png"/>
+                    <pic:cNvPr id="0" name="image11.png"/>
                     <pic:cNvPicPr preferRelativeResize="0"/>
                   </pic:nvPicPr>
                   <pic:blipFill>
@@ -11919,12 +9830,12 @@
           <wp:inline distB="114300" distT="114300" distL="114300" distR="114300">
             <wp:extent cx="6389695" cy="3035300"/>
             <wp:effectExtent b="0" l="0" r="0" t="0"/>
-            <wp:docPr id="12" name="image20.png"/>
+            <wp:docPr id="10" name="image12.png"/>
             <a:graphic>
               <a:graphicData uri="http://schemas.openxmlformats.org/drawingml/2006/picture">
                 <pic:pic>
                   <pic:nvPicPr>
-                    <pic:cNvPr id="0" name="image20.png"/>
+                    <pic:cNvPr id="0" name="image12.png"/>
                     <pic:cNvPicPr preferRelativeResize="0"/>
                   </pic:nvPicPr>
                   <pic:blipFill>
@@ -12431,12 +10342,12 @@
           <wp:inline distB="114300" distT="114300" distL="114300" distR="114300">
             <wp:extent cx="6389695" cy="3035300"/>
             <wp:effectExtent b="0" l="0" r="0" t="0"/>
-            <wp:docPr id="26" name="image24.png"/>
+            <wp:docPr id="26" name="image26.png"/>
             <a:graphic>
               <a:graphicData uri="http://schemas.openxmlformats.org/drawingml/2006/picture">
                 <pic:pic>
                   <pic:nvPicPr>
-                    <pic:cNvPr id="0" name="image24.png"/>
+                    <pic:cNvPr id="0" name="image26.png"/>
                     <pic:cNvPicPr preferRelativeResize="0"/>
                   </pic:nvPicPr>
                   <pic:blipFill>
@@ -13063,12 +10974,12 @@
           <wp:inline distB="114300" distT="114300" distL="114300" distR="114300">
             <wp:extent cx="6389695" cy="3022600"/>
             <wp:effectExtent b="0" l="0" r="0" t="0"/>
-            <wp:docPr id="11" name="image7.png"/>
+            <wp:docPr id="9" name="image17.png"/>
             <a:graphic>
               <a:graphicData uri="http://schemas.openxmlformats.org/drawingml/2006/picture">
                 <pic:pic>
                   <pic:nvPicPr>
-                    <pic:cNvPr id="0" name="image7.png"/>
+                    <pic:cNvPr id="0" name="image17.png"/>
                     <pic:cNvPicPr preferRelativeResize="0"/>
                   </pic:nvPicPr>
                   <pic:blipFill>
@@ -13504,12 +11415,12 @@
           <wp:inline distB="114300" distT="114300" distL="114300" distR="114300">
             <wp:extent cx="6389695" cy="3048000"/>
             <wp:effectExtent b="0" l="0" r="0" t="0"/>
-            <wp:docPr id="9" name="image4.png"/>
+            <wp:docPr id="7" name="image8.png"/>
             <a:graphic>
               <a:graphicData uri="http://schemas.openxmlformats.org/drawingml/2006/picture">
                 <pic:pic>
                   <pic:nvPicPr>
-                    <pic:cNvPr id="0" name="image4.png"/>
+                    <pic:cNvPr id="0" name="image8.png"/>
                     <pic:cNvPicPr preferRelativeResize="0"/>
                   </pic:nvPicPr>
                   <pic:blipFill>
@@ -14164,12 +12075,12 @@
           <wp:inline distB="114300" distT="114300" distL="114300" distR="114300">
             <wp:extent cx="6389695" cy="3022600"/>
             <wp:effectExtent b="0" l="0" r="0" t="0"/>
-            <wp:docPr id="15" name="image6.png"/>
+            <wp:docPr id="13" name="image16.png"/>
             <a:graphic>
               <a:graphicData uri="http://schemas.openxmlformats.org/drawingml/2006/picture">
                 <pic:pic>
                   <pic:nvPicPr>
-                    <pic:cNvPr id="0" name="image6.png"/>
+                    <pic:cNvPr id="0" name="image16.png"/>
                     <pic:cNvPicPr preferRelativeResize="0"/>
                   </pic:nvPicPr>
                   <pic:blipFill>
@@ -14272,7 +12183,7 @@
     </w:p>
     <w:p>
       <w:pPr>
-        <w:ind w:left="360" w:firstLine="0"/>
+        <w:ind w:left="720" w:firstLine="0"/>
         <w:rPr>
           <w:rFonts w:ascii="Courier New" w:cs="Courier New" w:eastAsia="Courier New" w:hAnsi="Courier New"/>
           <w:color w:val="0000ff"/>
@@ -14303,6 +12214,294 @@
       <w:pPr>
         <w:shd w:fill="fffffe" w:val="clear"/>
         <w:spacing w:line="320" w:lineRule="auto"/>
+        <w:ind w:left="720" w:firstLine="0"/>
+        <w:rPr>
+          <w:rFonts w:ascii="Courier New" w:cs="Courier New" w:eastAsia="Courier New" w:hAnsi="Courier New"/>
+          <w:sz w:val="18"/>
+          <w:szCs w:val="18"/>
+        </w:rPr>
+      </w:pPr>
+      <w:r>
+        <w:rPr>
+          <w:rFonts w:ascii="Courier New" w:cs="Courier New" w:eastAsia="Courier New" w:hAnsi="Courier New"/>
+          <w:sz w:val="18"/>
+          <w:szCs w:val="18"/>
+          <w:rtl w:val="0"/>
+        </w:rPr>
+        <w:t xml:space="preserve">    DEPARTMENT_ID,</w:t>
+      </w:r>
+    </w:p>
+    <w:p>
+      <w:pPr>
+        <w:shd w:fill="fffffe" w:val="clear"/>
+        <w:spacing w:line="320" w:lineRule="auto"/>
+        <w:ind w:left="720" w:firstLine="0"/>
+        <w:rPr>
+          <w:rFonts w:ascii="Courier New" w:cs="Courier New" w:eastAsia="Courier New" w:hAnsi="Courier New"/>
+          <w:sz w:val="18"/>
+          <w:szCs w:val="18"/>
+        </w:rPr>
+      </w:pPr>
+      <w:r>
+        <w:rPr>
+          <w:rFonts w:ascii="Courier New" w:cs="Courier New" w:eastAsia="Courier New" w:hAnsi="Courier New"/>
+          <w:sz w:val="18"/>
+          <w:szCs w:val="18"/>
+          <w:rtl w:val="0"/>
+        </w:rPr>
+        <w:t xml:space="preserve">    </w:t>
+      </w:r>
+      <w:r>
+        <w:rPr>
+          <w:rFonts w:ascii="Courier New" w:cs="Courier New" w:eastAsia="Courier New" w:hAnsi="Courier New"/>
+          <w:color w:val="0000ff"/>
+          <w:sz w:val="18"/>
+          <w:szCs w:val="18"/>
+          <w:rtl w:val="0"/>
+        </w:rPr>
+        <w:t xml:space="preserve">SUM</w:t>
+      </w:r>
+      <w:r>
+        <w:rPr>
+          <w:rFonts w:ascii="Courier New" w:cs="Courier New" w:eastAsia="Courier New" w:hAnsi="Courier New"/>
+          <w:sz w:val="18"/>
+          <w:szCs w:val="18"/>
+          <w:rtl w:val="0"/>
+        </w:rPr>
+        <w:t xml:space="preserve">(SALARY) </w:t>
+      </w:r>
+      <w:r>
+        <w:rPr>
+          <w:rFonts w:ascii="Courier New" w:cs="Courier New" w:eastAsia="Courier New" w:hAnsi="Courier New"/>
+          <w:color w:val="0000ff"/>
+          <w:sz w:val="18"/>
+          <w:szCs w:val="18"/>
+          <w:rtl w:val="0"/>
+        </w:rPr>
+        <w:t xml:space="preserve">AS</w:t>
+      </w:r>
+      <w:r>
+        <w:rPr>
+          <w:rFonts w:ascii="Courier New" w:cs="Courier New" w:eastAsia="Courier New" w:hAnsi="Courier New"/>
+          <w:sz w:val="18"/>
+          <w:szCs w:val="18"/>
+          <w:rtl w:val="0"/>
+        </w:rPr>
+        <w:t xml:space="preserve"> SUM_SALARY</w:t>
+      </w:r>
+    </w:p>
+    <w:p>
+      <w:pPr>
+        <w:shd w:fill="fffffe" w:val="clear"/>
+        <w:spacing w:line="320" w:lineRule="auto"/>
+        <w:ind w:left="720" w:firstLine="0"/>
+        <w:rPr>
+          <w:rFonts w:ascii="Courier New" w:cs="Courier New" w:eastAsia="Courier New" w:hAnsi="Courier New"/>
+          <w:color w:val="0000ff"/>
+          <w:sz w:val="18"/>
+          <w:szCs w:val="18"/>
+        </w:rPr>
+      </w:pPr>
+      <w:r>
+        <w:rPr>
+          <w:rFonts w:ascii="Courier New" w:cs="Courier New" w:eastAsia="Courier New" w:hAnsi="Courier New"/>
+          <w:color w:val="0000ff"/>
+          <w:sz w:val="18"/>
+          <w:szCs w:val="18"/>
+          <w:rtl w:val="0"/>
+        </w:rPr>
+        <w:t xml:space="preserve">FROM</w:t>
+      </w:r>
+    </w:p>
+    <w:p>
+      <w:pPr>
+        <w:shd w:fill="fffffe" w:val="clear"/>
+        <w:spacing w:line="320" w:lineRule="auto"/>
+        <w:ind w:left="720" w:firstLine="0"/>
+        <w:rPr>
+          <w:rFonts w:ascii="Courier New" w:cs="Courier New" w:eastAsia="Courier New" w:hAnsi="Courier New"/>
+          <w:sz w:val="18"/>
+          <w:szCs w:val="18"/>
+        </w:rPr>
+      </w:pPr>
+      <w:r>
+        <w:rPr>
+          <w:rFonts w:ascii="Courier New" w:cs="Courier New" w:eastAsia="Courier New" w:hAnsi="Courier New"/>
+          <w:sz w:val="18"/>
+          <w:szCs w:val="18"/>
+          <w:rtl w:val="0"/>
+        </w:rPr>
+        <w:t xml:space="preserve">    </w:t>
+      </w:r>
+      <w:r>
+        <w:rPr>
+          <w:rFonts w:ascii="Courier New" w:cs="Courier New" w:eastAsia="Courier New" w:hAnsi="Courier New"/>
+          <w:color w:val="0000ff"/>
+          <w:sz w:val="18"/>
+          <w:szCs w:val="18"/>
+          <w:rtl w:val="0"/>
+        </w:rPr>
+        <w:t xml:space="preserve">HR</w:t>
+      </w:r>
+      <w:r>
+        <w:rPr>
+          <w:rFonts w:ascii="Courier New" w:cs="Courier New" w:eastAsia="Courier New" w:hAnsi="Courier New"/>
+          <w:sz w:val="18"/>
+          <w:szCs w:val="18"/>
+          <w:rtl w:val="0"/>
+        </w:rPr>
+        <w:t xml:space="preserve">.EMPLOYEES</w:t>
+      </w:r>
+    </w:p>
+    <w:p>
+      <w:pPr>
+        <w:shd w:fill="fffffe" w:val="clear"/>
+        <w:spacing w:line="320" w:lineRule="auto"/>
+        <w:ind w:left="720" w:firstLine="0"/>
+        <w:rPr>
+          <w:rFonts w:ascii="Courier New" w:cs="Courier New" w:eastAsia="Courier New" w:hAnsi="Courier New"/>
+          <w:color w:val="0000ff"/>
+          <w:sz w:val="18"/>
+          <w:szCs w:val="18"/>
+        </w:rPr>
+      </w:pPr>
+      <w:r>
+        <w:rPr>
+          <w:rFonts w:ascii="Courier New" w:cs="Courier New" w:eastAsia="Courier New" w:hAnsi="Courier New"/>
+          <w:color w:val="0000ff"/>
+          <w:sz w:val="18"/>
+          <w:szCs w:val="18"/>
+          <w:rtl w:val="0"/>
+        </w:rPr>
+        <w:t xml:space="preserve">GROUP</w:t>
+      </w:r>
+      <w:r>
+        <w:rPr>
+          <w:rFonts w:ascii="Courier New" w:cs="Courier New" w:eastAsia="Courier New" w:hAnsi="Courier New"/>
+          <w:sz w:val="18"/>
+          <w:szCs w:val="18"/>
+          <w:rtl w:val="0"/>
+        </w:rPr>
+        <w:t xml:space="preserve"> </w:t>
+      </w:r>
+      <w:r>
+        <w:rPr>
+          <w:rFonts w:ascii="Courier New" w:cs="Courier New" w:eastAsia="Courier New" w:hAnsi="Courier New"/>
+          <w:color w:val="0000ff"/>
+          <w:sz w:val="18"/>
+          <w:szCs w:val="18"/>
+          <w:rtl w:val="0"/>
+        </w:rPr>
+        <w:t xml:space="preserve">BY</w:t>
+      </w:r>
+    </w:p>
+    <w:p>
+      <w:pPr>
+        <w:shd w:fill="fffffe" w:val="clear"/>
+        <w:spacing w:line="320" w:lineRule="auto"/>
+        <w:ind w:left="720" w:firstLine="0"/>
+        <w:rPr>
+          <w:rFonts w:ascii="Courier New" w:cs="Courier New" w:eastAsia="Courier New" w:hAnsi="Courier New"/>
+          <w:sz w:val="18"/>
+          <w:szCs w:val="18"/>
+        </w:rPr>
+      </w:pPr>
+      <w:r>
+        <w:rPr>
+          <w:rFonts w:ascii="Courier New" w:cs="Courier New" w:eastAsia="Courier New" w:hAnsi="Courier New"/>
+          <w:sz w:val="18"/>
+          <w:szCs w:val="18"/>
+          <w:rtl w:val="0"/>
+        </w:rPr>
+        <w:t xml:space="preserve">    DEPARTMENT_ID</w:t>
+      </w:r>
+    </w:p>
+    <w:p>
+      <w:pPr>
+        <w:shd w:fill="fffffe" w:val="clear"/>
+        <w:spacing w:line="320" w:lineRule="auto"/>
+        <w:ind w:left="720" w:firstLine="0"/>
+        <w:rPr>
+          <w:rFonts w:ascii="Courier New" w:cs="Courier New" w:eastAsia="Courier New" w:hAnsi="Courier New"/>
+          <w:color w:val="0000ff"/>
+          <w:sz w:val="18"/>
+          <w:szCs w:val="18"/>
+        </w:rPr>
+      </w:pPr>
+      <w:r>
+        <w:rPr>
+          <w:rFonts w:ascii="Courier New" w:cs="Courier New" w:eastAsia="Courier New" w:hAnsi="Courier New"/>
+          <w:color w:val="0000ff"/>
+          <w:sz w:val="18"/>
+          <w:szCs w:val="18"/>
+          <w:rtl w:val="0"/>
+        </w:rPr>
+        <w:t xml:space="preserve">ORDER</w:t>
+      </w:r>
+      <w:r>
+        <w:rPr>
+          <w:rFonts w:ascii="Courier New" w:cs="Courier New" w:eastAsia="Courier New" w:hAnsi="Courier New"/>
+          <w:sz w:val="18"/>
+          <w:szCs w:val="18"/>
+          <w:rtl w:val="0"/>
+        </w:rPr>
+        <w:t xml:space="preserve"> </w:t>
+      </w:r>
+      <w:r>
+        <w:rPr>
+          <w:rFonts w:ascii="Courier New" w:cs="Courier New" w:eastAsia="Courier New" w:hAnsi="Courier New"/>
+          <w:color w:val="0000ff"/>
+          <w:sz w:val="18"/>
+          <w:szCs w:val="18"/>
+          <w:rtl w:val="0"/>
+        </w:rPr>
+        <w:t xml:space="preserve">BY</w:t>
+      </w:r>
+    </w:p>
+    <w:p>
+      <w:pPr>
+        <w:shd w:fill="fffffe" w:val="clear"/>
+        <w:spacing w:line="320" w:lineRule="auto"/>
+        <w:ind w:left="720" w:firstLine="0"/>
+        <w:rPr>
+          <w:rFonts w:ascii="Courier New" w:cs="Courier New" w:eastAsia="Courier New" w:hAnsi="Courier New"/>
+          <w:sz w:val="18"/>
+          <w:szCs w:val="18"/>
+        </w:rPr>
+      </w:pPr>
+      <w:r>
+        <w:rPr>
+          <w:rFonts w:ascii="Courier New" w:cs="Courier New" w:eastAsia="Courier New" w:hAnsi="Courier New"/>
+          <w:sz w:val="18"/>
+          <w:szCs w:val="18"/>
+          <w:rtl w:val="0"/>
+        </w:rPr>
+        <w:t xml:space="preserve">    SUM_SALARY </w:t>
+      </w:r>
+      <w:r>
+        <w:rPr>
+          <w:rFonts w:ascii="Courier New" w:cs="Courier New" w:eastAsia="Courier New" w:hAnsi="Courier New"/>
+          <w:color w:val="0000ff"/>
+          <w:sz w:val="18"/>
+          <w:szCs w:val="18"/>
+          <w:rtl w:val="0"/>
+        </w:rPr>
+        <w:t xml:space="preserve">DESC</w:t>
+      </w:r>
+      <w:r>
+        <w:rPr>
+          <w:rFonts w:ascii="Courier New" w:cs="Courier New" w:eastAsia="Courier New" w:hAnsi="Courier New"/>
+          <w:sz w:val="18"/>
+          <w:szCs w:val="18"/>
+          <w:rtl w:val="0"/>
+        </w:rPr>
+        <w:t xml:space="preserve">;</w:t>
+      </w:r>
+    </w:p>
+    <w:p>
+      <w:pPr>
+        <w:shd w:fill="fffffe" w:val="clear"/>
+        <w:spacing w:line="320" w:lineRule="auto"/>
         <w:ind w:left="360" w:firstLine="0"/>
         <w:rPr>
           <w:rFonts w:ascii="Courier New" w:cs="Courier New" w:eastAsia="Courier New" w:hAnsi="Courier New"/>
@@ -14312,868 +12511,17 @@
       </w:pPr>
       <w:r>
         <w:rPr>
-          <w:rFonts w:ascii="Courier New" w:cs="Courier New" w:eastAsia="Courier New" w:hAnsi="Courier New"/>
-          <w:sz w:val="18"/>
-          <w:szCs w:val="18"/>
-          <w:rtl w:val="0"/>
-        </w:rPr>
-        <w:t xml:space="preserve">    DEPARTMENT_ID</w:t>
-      </w:r>
-    </w:p>
-    <w:p>
-      <w:pPr>
-        <w:shd w:fill="fffffe" w:val="clear"/>
-        <w:spacing w:line="320" w:lineRule="auto"/>
-        <w:ind w:left="360" w:firstLine="0"/>
-        <w:rPr>
-          <w:rFonts w:ascii="Courier New" w:cs="Courier New" w:eastAsia="Courier New" w:hAnsi="Courier New"/>
-          <w:color w:val="0000ff"/>
-          <w:sz w:val="18"/>
-          <w:szCs w:val="18"/>
-        </w:rPr>
-      </w:pPr>
-      <w:r>
-        <w:rPr>
-          <w:rFonts w:ascii="Courier New" w:cs="Courier New" w:eastAsia="Courier New" w:hAnsi="Courier New"/>
-          <w:color w:val="0000ff"/>
-          <w:sz w:val="18"/>
-          <w:szCs w:val="18"/>
-          <w:rtl w:val="0"/>
-        </w:rPr>
-        <w:t xml:space="preserve">FROM</w:t>
-      </w:r>
-    </w:p>
-    <w:p>
-      <w:pPr>
-        <w:shd w:fill="fffffe" w:val="clear"/>
-        <w:spacing w:line="320" w:lineRule="auto"/>
-        <w:ind w:left="360" w:firstLine="0"/>
-        <w:rPr>
-          <w:rFonts w:ascii="Courier New" w:cs="Courier New" w:eastAsia="Courier New" w:hAnsi="Courier New"/>
-          <w:sz w:val="18"/>
-          <w:szCs w:val="18"/>
-        </w:rPr>
-      </w:pPr>
-      <w:r>
-        <w:rPr>
-          <w:rFonts w:ascii="Courier New" w:cs="Courier New" w:eastAsia="Courier New" w:hAnsi="Courier New"/>
-          <w:sz w:val="18"/>
-          <w:szCs w:val="18"/>
-          <w:rtl w:val="0"/>
-        </w:rPr>
-        <w:t xml:space="preserve">    (</w:t>
-      </w:r>
-    </w:p>
-    <w:p>
-      <w:pPr>
-        <w:shd w:fill="fffffe" w:val="clear"/>
-        <w:spacing w:line="320" w:lineRule="auto"/>
-        <w:ind w:left="360" w:firstLine="0"/>
-        <w:rPr>
-          <w:rFonts w:ascii="Courier New" w:cs="Courier New" w:eastAsia="Courier New" w:hAnsi="Courier New"/>
-          <w:color w:val="0000ff"/>
-          <w:sz w:val="18"/>
-          <w:szCs w:val="18"/>
-        </w:rPr>
-      </w:pPr>
-      <w:r>
-        <w:rPr>
-          <w:rFonts w:ascii="Courier New" w:cs="Courier New" w:eastAsia="Courier New" w:hAnsi="Courier New"/>
-          <w:sz w:val="18"/>
-          <w:szCs w:val="18"/>
-          <w:rtl w:val="0"/>
-        </w:rPr>
-        <w:t xml:space="preserve">        </w:t>
-      </w:r>
-      <w:r>
-        <w:rPr>
-          <w:rFonts w:ascii="Courier New" w:cs="Courier New" w:eastAsia="Courier New" w:hAnsi="Courier New"/>
-          <w:color w:val="0000ff"/>
-          <w:sz w:val="18"/>
-          <w:szCs w:val="18"/>
-          <w:rtl w:val="0"/>
-        </w:rPr>
-        <w:t xml:space="preserve">SELECT</w:t>
-      </w:r>
-    </w:p>
-    <w:p>
-      <w:pPr>
-        <w:shd w:fill="fffffe" w:val="clear"/>
-        <w:spacing w:line="320" w:lineRule="auto"/>
-        <w:ind w:left="360" w:firstLine="0"/>
-        <w:rPr>
-          <w:rFonts w:ascii="Courier New" w:cs="Courier New" w:eastAsia="Courier New" w:hAnsi="Courier New"/>
-          <w:sz w:val="18"/>
-          <w:szCs w:val="18"/>
-        </w:rPr>
-      </w:pPr>
-      <w:r>
-        <w:rPr>
-          <w:rFonts w:ascii="Courier New" w:cs="Courier New" w:eastAsia="Courier New" w:hAnsi="Courier New"/>
-          <w:sz w:val="18"/>
-          <w:szCs w:val="18"/>
-          <w:rtl w:val="0"/>
-        </w:rPr>
-        <w:t xml:space="preserve">            DEPARTMENT_ID,</w:t>
-      </w:r>
-    </w:p>
-    <w:p>
-      <w:pPr>
-        <w:shd w:fill="fffffe" w:val="clear"/>
-        <w:spacing w:line="320" w:lineRule="auto"/>
-        <w:ind w:left="360" w:firstLine="0"/>
-        <w:rPr>
-          <w:rFonts w:ascii="Courier New" w:cs="Courier New" w:eastAsia="Courier New" w:hAnsi="Courier New"/>
-          <w:sz w:val="18"/>
-          <w:szCs w:val="18"/>
-        </w:rPr>
-      </w:pPr>
-      <w:r>
-        <w:rPr>
-          <w:rFonts w:ascii="Courier New" w:cs="Courier New" w:eastAsia="Courier New" w:hAnsi="Courier New"/>
-          <w:sz w:val="18"/>
-          <w:szCs w:val="18"/>
-          <w:rtl w:val="0"/>
-        </w:rPr>
-        <w:t xml:space="preserve">            </w:t>
-      </w:r>
-      <w:r>
-        <w:rPr>
-          <w:rFonts w:ascii="Courier New" w:cs="Courier New" w:eastAsia="Courier New" w:hAnsi="Courier New"/>
-          <w:color w:val="0000ff"/>
-          <w:sz w:val="18"/>
-          <w:szCs w:val="18"/>
-          <w:rtl w:val="0"/>
-        </w:rPr>
-        <w:t xml:space="preserve">SUM</w:t>
-      </w:r>
-      <w:r>
-        <w:rPr>
-          <w:rFonts w:ascii="Courier New" w:cs="Courier New" w:eastAsia="Courier New" w:hAnsi="Courier New"/>
-          <w:sz w:val="18"/>
-          <w:szCs w:val="18"/>
-          <w:rtl w:val="0"/>
-        </w:rPr>
-        <w:t xml:space="preserve">(SALARY) </w:t>
-      </w:r>
-      <w:r>
-        <w:rPr>
-          <w:rFonts w:ascii="Courier New" w:cs="Courier New" w:eastAsia="Courier New" w:hAnsi="Courier New"/>
-          <w:color w:val="0000ff"/>
-          <w:sz w:val="18"/>
-          <w:szCs w:val="18"/>
-          <w:rtl w:val="0"/>
-        </w:rPr>
-        <w:t xml:space="preserve">AS</w:t>
-      </w:r>
-      <w:r>
-        <w:rPr>
-          <w:rFonts w:ascii="Courier New" w:cs="Courier New" w:eastAsia="Courier New" w:hAnsi="Courier New"/>
-          <w:sz w:val="18"/>
-          <w:szCs w:val="18"/>
-          <w:rtl w:val="0"/>
-        </w:rPr>
-        <w:t xml:space="preserve"> SUM_SAL</w:t>
-      </w:r>
-    </w:p>
-    <w:p>
-      <w:pPr>
-        <w:shd w:fill="fffffe" w:val="clear"/>
-        <w:spacing w:line="320" w:lineRule="auto"/>
-        <w:ind w:left="360" w:firstLine="0"/>
-        <w:rPr>
-          <w:rFonts w:ascii="Courier New" w:cs="Courier New" w:eastAsia="Courier New" w:hAnsi="Courier New"/>
-          <w:color w:val="0000ff"/>
-          <w:sz w:val="18"/>
-          <w:szCs w:val="18"/>
-        </w:rPr>
-      </w:pPr>
-      <w:r>
-        <w:rPr>
-          <w:rFonts w:ascii="Courier New" w:cs="Courier New" w:eastAsia="Courier New" w:hAnsi="Courier New"/>
-          <w:sz w:val="18"/>
-          <w:szCs w:val="18"/>
-          <w:rtl w:val="0"/>
-        </w:rPr>
-        <w:t xml:space="preserve">        </w:t>
-      </w:r>
-      <w:r>
-        <w:rPr>
-          <w:rFonts w:ascii="Courier New" w:cs="Courier New" w:eastAsia="Courier New" w:hAnsi="Courier New"/>
-          <w:color w:val="0000ff"/>
-          <w:sz w:val="18"/>
-          <w:szCs w:val="18"/>
-          <w:rtl w:val="0"/>
-        </w:rPr>
-        <w:t xml:space="preserve">FROM</w:t>
-      </w:r>
-    </w:p>
-    <w:p>
-      <w:pPr>
-        <w:shd w:fill="fffffe" w:val="clear"/>
-        <w:spacing w:line="320" w:lineRule="auto"/>
-        <w:ind w:left="360" w:firstLine="0"/>
-        <w:rPr>
-          <w:rFonts w:ascii="Courier New" w:cs="Courier New" w:eastAsia="Courier New" w:hAnsi="Courier New"/>
-          <w:sz w:val="18"/>
-          <w:szCs w:val="18"/>
-        </w:rPr>
-      </w:pPr>
-      <w:r>
-        <w:rPr>
-          <w:rFonts w:ascii="Courier New" w:cs="Courier New" w:eastAsia="Courier New" w:hAnsi="Courier New"/>
-          <w:sz w:val="18"/>
-          <w:szCs w:val="18"/>
-          <w:rtl w:val="0"/>
-        </w:rPr>
-        <w:t xml:space="preserve">            </w:t>
-      </w:r>
-      <w:r>
-        <w:rPr>
-          <w:rFonts w:ascii="Courier New" w:cs="Courier New" w:eastAsia="Courier New" w:hAnsi="Courier New"/>
-          <w:color w:val="0000ff"/>
-          <w:sz w:val="18"/>
-          <w:szCs w:val="18"/>
-          <w:rtl w:val="0"/>
-        </w:rPr>
-        <w:t xml:space="preserve">HR</w:t>
-      </w:r>
-      <w:r>
-        <w:rPr>
-          <w:rFonts w:ascii="Courier New" w:cs="Courier New" w:eastAsia="Courier New" w:hAnsi="Courier New"/>
-          <w:sz w:val="18"/>
-          <w:szCs w:val="18"/>
-          <w:rtl w:val="0"/>
-        </w:rPr>
-        <w:t xml:space="preserve">.EMPLOYEES</w:t>
-      </w:r>
-    </w:p>
-    <w:p>
-      <w:pPr>
-        <w:shd w:fill="fffffe" w:val="clear"/>
-        <w:spacing w:line="320" w:lineRule="auto"/>
-        <w:ind w:left="360" w:firstLine="0"/>
-        <w:rPr>
-          <w:rFonts w:ascii="Courier New" w:cs="Courier New" w:eastAsia="Courier New" w:hAnsi="Courier New"/>
-          <w:color w:val="0000ff"/>
-          <w:sz w:val="18"/>
-          <w:szCs w:val="18"/>
-        </w:rPr>
-      </w:pPr>
-      <w:r>
-        <w:rPr>
-          <w:rFonts w:ascii="Courier New" w:cs="Courier New" w:eastAsia="Courier New" w:hAnsi="Courier New"/>
-          <w:sz w:val="18"/>
-          <w:szCs w:val="18"/>
-          <w:rtl w:val="0"/>
-        </w:rPr>
-        <w:t xml:space="preserve">        </w:t>
-      </w:r>
-      <w:r>
-        <w:rPr>
-          <w:rFonts w:ascii="Courier New" w:cs="Courier New" w:eastAsia="Courier New" w:hAnsi="Courier New"/>
-          <w:color w:val="0000ff"/>
-          <w:sz w:val="18"/>
-          <w:szCs w:val="18"/>
-          <w:rtl w:val="0"/>
-        </w:rPr>
-        <w:t xml:space="preserve">GROUP</w:t>
-      </w:r>
-      <w:r>
-        <w:rPr>
-          <w:rFonts w:ascii="Courier New" w:cs="Courier New" w:eastAsia="Courier New" w:hAnsi="Courier New"/>
-          <w:sz w:val="18"/>
-          <w:szCs w:val="18"/>
-          <w:rtl w:val="0"/>
-        </w:rPr>
-        <w:t xml:space="preserve"> </w:t>
-      </w:r>
-      <w:r>
-        <w:rPr>
-          <w:rFonts w:ascii="Courier New" w:cs="Courier New" w:eastAsia="Courier New" w:hAnsi="Courier New"/>
-          <w:color w:val="0000ff"/>
-          <w:sz w:val="18"/>
-          <w:szCs w:val="18"/>
-          <w:rtl w:val="0"/>
-        </w:rPr>
-        <w:t xml:space="preserve">BY</w:t>
-      </w:r>
-    </w:p>
-    <w:p>
-      <w:pPr>
-        <w:shd w:fill="fffffe" w:val="clear"/>
-        <w:spacing w:line="320" w:lineRule="auto"/>
-        <w:ind w:left="360" w:firstLine="0"/>
-        <w:rPr>
-          <w:rFonts w:ascii="Courier New" w:cs="Courier New" w:eastAsia="Courier New" w:hAnsi="Courier New"/>
-          <w:sz w:val="18"/>
-          <w:szCs w:val="18"/>
-        </w:rPr>
-      </w:pPr>
-      <w:r>
-        <w:rPr>
-          <w:rFonts w:ascii="Courier New" w:cs="Courier New" w:eastAsia="Courier New" w:hAnsi="Courier New"/>
-          <w:sz w:val="18"/>
-          <w:szCs w:val="18"/>
-          <w:rtl w:val="0"/>
-        </w:rPr>
-        <w:t xml:space="preserve">            DEPARTMENT_ID</w:t>
-      </w:r>
-    </w:p>
-    <w:p>
-      <w:pPr>
-        <w:shd w:fill="fffffe" w:val="clear"/>
-        <w:spacing w:line="320" w:lineRule="auto"/>
-        <w:ind w:left="360" w:firstLine="0"/>
-        <w:rPr>
-          <w:rFonts w:ascii="Courier New" w:cs="Courier New" w:eastAsia="Courier New" w:hAnsi="Courier New"/>
-          <w:color w:val="0000ff"/>
-          <w:sz w:val="18"/>
-          <w:szCs w:val="18"/>
-        </w:rPr>
-      </w:pPr>
-      <w:r>
-        <w:rPr>
-          <w:rFonts w:ascii="Courier New" w:cs="Courier New" w:eastAsia="Courier New" w:hAnsi="Courier New"/>
-          <w:sz w:val="18"/>
-          <w:szCs w:val="18"/>
-          <w:rtl w:val="0"/>
-        </w:rPr>
-        <w:t xml:space="preserve">    ) </w:t>
-      </w:r>
-      <w:r>
-        <w:rPr>
-          <w:rFonts w:ascii="Courier New" w:cs="Courier New" w:eastAsia="Courier New" w:hAnsi="Courier New"/>
-          <w:color w:val="0000ff"/>
-          <w:sz w:val="18"/>
-          <w:szCs w:val="18"/>
-          <w:rtl w:val="0"/>
-        </w:rPr>
-        <w:t xml:space="preserve">S</w:t>
-      </w:r>
-    </w:p>
-    <w:p>
-      <w:pPr>
-        <w:shd w:fill="fffffe" w:val="clear"/>
-        <w:spacing w:line="320" w:lineRule="auto"/>
-        <w:ind w:left="360" w:firstLine="0"/>
-        <w:rPr>
-          <w:rFonts w:ascii="Courier New" w:cs="Courier New" w:eastAsia="Courier New" w:hAnsi="Courier New"/>
-          <w:color w:val="0000ff"/>
-          <w:sz w:val="18"/>
-          <w:szCs w:val="18"/>
-        </w:rPr>
-      </w:pPr>
-      <w:r>
-        <w:rPr>
-          <w:rFonts w:ascii="Courier New" w:cs="Courier New" w:eastAsia="Courier New" w:hAnsi="Courier New"/>
-          <w:color w:val="0000ff"/>
-          <w:sz w:val="18"/>
-          <w:szCs w:val="18"/>
-          <w:rtl w:val="0"/>
-        </w:rPr>
-        <w:t xml:space="preserve">WHERE</w:t>
-      </w:r>
-    </w:p>
-    <w:p>
-      <w:pPr>
-        <w:shd w:fill="fffffe" w:val="clear"/>
-        <w:spacing w:line="320" w:lineRule="auto"/>
-        <w:ind w:left="360" w:firstLine="0"/>
-        <w:rPr>
-          <w:rFonts w:ascii="Courier New" w:cs="Courier New" w:eastAsia="Courier New" w:hAnsi="Courier New"/>
-          <w:sz w:val="18"/>
-          <w:szCs w:val="18"/>
-        </w:rPr>
-      </w:pPr>
-      <w:r>
-        <w:rPr>
-          <w:rFonts w:ascii="Courier New" w:cs="Courier New" w:eastAsia="Courier New" w:hAnsi="Courier New"/>
-          <w:sz w:val="18"/>
-          <w:szCs w:val="18"/>
-          <w:rtl w:val="0"/>
-        </w:rPr>
-        <w:t xml:space="preserve">    SUM_SAL </w:t>
-      </w:r>
-      <w:r>
-        <w:rPr>
-          <w:rFonts w:ascii="Courier New" w:cs="Courier New" w:eastAsia="Courier New" w:hAnsi="Courier New"/>
-          <w:color w:val="778899"/>
-          <w:sz w:val="18"/>
-          <w:szCs w:val="18"/>
-          <w:rtl w:val="0"/>
-        </w:rPr>
-        <w:t xml:space="preserve">=</w:t>
-      </w:r>
-      <w:r>
-        <w:rPr>
-          <w:rFonts w:ascii="Courier New" w:cs="Courier New" w:eastAsia="Courier New" w:hAnsi="Courier New"/>
-          <w:sz w:val="18"/>
-          <w:szCs w:val="18"/>
-          <w:rtl w:val="0"/>
-        </w:rPr>
-        <w:t xml:space="preserve"> (</w:t>
-      </w:r>
-    </w:p>
-    <w:p>
-      <w:pPr>
-        <w:shd w:fill="fffffe" w:val="clear"/>
-        <w:spacing w:line="320" w:lineRule="auto"/>
-        <w:ind w:left="360" w:firstLine="0"/>
-        <w:rPr>
-          <w:rFonts w:ascii="Courier New" w:cs="Courier New" w:eastAsia="Courier New" w:hAnsi="Courier New"/>
-          <w:color w:val="0000ff"/>
-          <w:sz w:val="18"/>
-          <w:szCs w:val="18"/>
-        </w:rPr>
-      </w:pPr>
-      <w:r>
-        <w:rPr>
-          <w:rFonts w:ascii="Courier New" w:cs="Courier New" w:eastAsia="Courier New" w:hAnsi="Courier New"/>
-          <w:sz w:val="18"/>
-          <w:szCs w:val="18"/>
-          <w:rtl w:val="0"/>
-        </w:rPr>
-        <w:t xml:space="preserve">        </w:t>
-      </w:r>
-      <w:r>
-        <w:rPr>
-          <w:rFonts w:ascii="Courier New" w:cs="Courier New" w:eastAsia="Courier New" w:hAnsi="Courier New"/>
-          <w:color w:val="0000ff"/>
-          <w:sz w:val="18"/>
-          <w:szCs w:val="18"/>
-          <w:rtl w:val="0"/>
-        </w:rPr>
-        <w:t xml:space="preserve">SELECT</w:t>
-      </w:r>
-    </w:p>
-    <w:p>
-      <w:pPr>
-        <w:shd w:fill="fffffe" w:val="clear"/>
-        <w:spacing w:line="320" w:lineRule="auto"/>
-        <w:ind w:left="360" w:firstLine="0"/>
-        <w:rPr>
-          <w:rFonts w:ascii="Courier New" w:cs="Courier New" w:eastAsia="Courier New" w:hAnsi="Courier New"/>
-          <w:sz w:val="18"/>
-          <w:szCs w:val="18"/>
-        </w:rPr>
-      </w:pPr>
-      <w:r>
-        <w:rPr>
-          <w:rFonts w:ascii="Courier New" w:cs="Courier New" w:eastAsia="Courier New" w:hAnsi="Courier New"/>
-          <w:sz w:val="18"/>
-          <w:szCs w:val="18"/>
-          <w:rtl w:val="0"/>
-        </w:rPr>
-        <w:t xml:space="preserve">            </w:t>
-      </w:r>
-      <w:r>
-        <w:rPr>
-          <w:rFonts w:ascii="Courier New" w:cs="Courier New" w:eastAsia="Courier New" w:hAnsi="Courier New"/>
-          <w:color w:val="0000ff"/>
-          <w:sz w:val="18"/>
-          <w:szCs w:val="18"/>
-          <w:rtl w:val="0"/>
-        </w:rPr>
-        <w:t xml:space="preserve">MAX</w:t>
-      </w:r>
-      <w:r>
-        <w:rPr>
-          <w:rFonts w:ascii="Courier New" w:cs="Courier New" w:eastAsia="Courier New" w:hAnsi="Courier New"/>
-          <w:sz w:val="18"/>
-          <w:szCs w:val="18"/>
-          <w:rtl w:val="0"/>
-        </w:rPr>
-        <w:t xml:space="preserve">(SUM_SAL)</w:t>
-      </w:r>
-    </w:p>
-    <w:p>
-      <w:pPr>
-        <w:shd w:fill="fffffe" w:val="clear"/>
-        <w:spacing w:line="320" w:lineRule="auto"/>
-        <w:ind w:left="360" w:firstLine="0"/>
-        <w:rPr>
-          <w:rFonts w:ascii="Courier New" w:cs="Courier New" w:eastAsia="Courier New" w:hAnsi="Courier New"/>
-          <w:color w:val="0000ff"/>
-          <w:sz w:val="18"/>
-          <w:szCs w:val="18"/>
-        </w:rPr>
-      </w:pPr>
-      <w:r>
-        <w:rPr>
-          <w:rFonts w:ascii="Courier New" w:cs="Courier New" w:eastAsia="Courier New" w:hAnsi="Courier New"/>
-          <w:sz w:val="18"/>
-          <w:szCs w:val="18"/>
-          <w:rtl w:val="0"/>
-        </w:rPr>
-        <w:t xml:space="preserve">        </w:t>
-      </w:r>
-      <w:r>
-        <w:rPr>
-          <w:rFonts w:ascii="Courier New" w:cs="Courier New" w:eastAsia="Courier New" w:hAnsi="Courier New"/>
-          <w:color w:val="0000ff"/>
-          <w:sz w:val="18"/>
-          <w:szCs w:val="18"/>
-          <w:rtl w:val="0"/>
-        </w:rPr>
-        <w:t xml:space="preserve">FROM</w:t>
-      </w:r>
-    </w:p>
-    <w:p>
-      <w:pPr>
-        <w:shd w:fill="fffffe" w:val="clear"/>
-        <w:spacing w:line="320" w:lineRule="auto"/>
-        <w:ind w:left="360" w:firstLine="0"/>
-        <w:rPr>
-          <w:rFonts w:ascii="Courier New" w:cs="Courier New" w:eastAsia="Courier New" w:hAnsi="Courier New"/>
-          <w:sz w:val="18"/>
-          <w:szCs w:val="18"/>
-        </w:rPr>
-      </w:pPr>
-      <w:r>
-        <w:rPr>
-          <w:rFonts w:ascii="Courier New" w:cs="Courier New" w:eastAsia="Courier New" w:hAnsi="Courier New"/>
-          <w:sz w:val="18"/>
-          <w:szCs w:val="18"/>
-          <w:rtl w:val="0"/>
-        </w:rPr>
-        <w:t xml:space="preserve">            (</w:t>
-      </w:r>
-    </w:p>
-    <w:p>
-      <w:pPr>
-        <w:shd w:fill="fffffe" w:val="clear"/>
-        <w:spacing w:line="320" w:lineRule="auto"/>
-        <w:ind w:left="360" w:firstLine="0"/>
-        <w:rPr>
-          <w:rFonts w:ascii="Courier New" w:cs="Courier New" w:eastAsia="Courier New" w:hAnsi="Courier New"/>
-          <w:color w:val="0000ff"/>
-          <w:sz w:val="18"/>
-          <w:szCs w:val="18"/>
-        </w:rPr>
-      </w:pPr>
-      <w:r>
-        <w:rPr>
-          <w:rFonts w:ascii="Courier New" w:cs="Courier New" w:eastAsia="Courier New" w:hAnsi="Courier New"/>
-          <w:sz w:val="18"/>
-          <w:szCs w:val="18"/>
-          <w:rtl w:val="0"/>
-        </w:rPr>
-        <w:t xml:space="preserve">                </w:t>
-      </w:r>
-      <w:r>
-        <w:rPr>
-          <w:rFonts w:ascii="Courier New" w:cs="Courier New" w:eastAsia="Courier New" w:hAnsi="Courier New"/>
-          <w:color w:val="0000ff"/>
-          <w:sz w:val="18"/>
-          <w:szCs w:val="18"/>
-          <w:rtl w:val="0"/>
-        </w:rPr>
-        <w:t xml:space="preserve">SELECT</w:t>
-      </w:r>
-    </w:p>
-    <w:p>
-      <w:pPr>
-        <w:shd w:fill="fffffe" w:val="clear"/>
-        <w:spacing w:line="320" w:lineRule="auto"/>
-        <w:ind w:left="360" w:firstLine="0"/>
-        <w:rPr>
-          <w:rFonts w:ascii="Courier New" w:cs="Courier New" w:eastAsia="Courier New" w:hAnsi="Courier New"/>
-          <w:sz w:val="18"/>
-          <w:szCs w:val="18"/>
-        </w:rPr>
-      </w:pPr>
-      <w:r>
-        <w:rPr>
-          <w:rFonts w:ascii="Courier New" w:cs="Courier New" w:eastAsia="Courier New" w:hAnsi="Courier New"/>
-          <w:sz w:val="18"/>
-          <w:szCs w:val="18"/>
-          <w:rtl w:val="0"/>
-        </w:rPr>
-        <w:t xml:space="preserve">                    DEPARTMENT_ID,</w:t>
-      </w:r>
-    </w:p>
-    <w:p>
-      <w:pPr>
-        <w:shd w:fill="fffffe" w:val="clear"/>
-        <w:spacing w:line="320" w:lineRule="auto"/>
-        <w:ind w:left="360" w:firstLine="0"/>
-        <w:rPr>
-          <w:rFonts w:ascii="Courier New" w:cs="Courier New" w:eastAsia="Courier New" w:hAnsi="Courier New"/>
-          <w:sz w:val="18"/>
-          <w:szCs w:val="18"/>
-        </w:rPr>
-      </w:pPr>
-      <w:r>
-        <w:rPr>
-          <w:rFonts w:ascii="Courier New" w:cs="Courier New" w:eastAsia="Courier New" w:hAnsi="Courier New"/>
-          <w:sz w:val="18"/>
-          <w:szCs w:val="18"/>
-          <w:rtl w:val="0"/>
-        </w:rPr>
-        <w:t xml:space="preserve">                    </w:t>
-      </w:r>
-      <w:r>
-        <w:rPr>
-          <w:rFonts w:ascii="Courier New" w:cs="Courier New" w:eastAsia="Courier New" w:hAnsi="Courier New"/>
-          <w:color w:val="0000ff"/>
-          <w:sz w:val="18"/>
-          <w:szCs w:val="18"/>
-          <w:rtl w:val="0"/>
-        </w:rPr>
-        <w:t xml:space="preserve">SUM</w:t>
-      </w:r>
-      <w:r>
-        <w:rPr>
-          <w:rFonts w:ascii="Courier New" w:cs="Courier New" w:eastAsia="Courier New" w:hAnsi="Courier New"/>
-          <w:sz w:val="18"/>
-          <w:szCs w:val="18"/>
-          <w:rtl w:val="0"/>
-        </w:rPr>
-        <w:t xml:space="preserve">(SALARY) </w:t>
-      </w:r>
-      <w:r>
-        <w:rPr>
-          <w:rFonts w:ascii="Courier New" w:cs="Courier New" w:eastAsia="Courier New" w:hAnsi="Courier New"/>
-          <w:color w:val="0000ff"/>
-          <w:sz w:val="18"/>
-          <w:szCs w:val="18"/>
-          <w:rtl w:val="0"/>
-        </w:rPr>
-        <w:t xml:space="preserve">AS</w:t>
-      </w:r>
-      <w:r>
-        <w:rPr>
-          <w:rFonts w:ascii="Courier New" w:cs="Courier New" w:eastAsia="Courier New" w:hAnsi="Courier New"/>
-          <w:sz w:val="18"/>
-          <w:szCs w:val="18"/>
-          <w:rtl w:val="0"/>
-        </w:rPr>
-        <w:t xml:space="preserve"> SUM_SAL</w:t>
-      </w:r>
-    </w:p>
-    <w:p>
-      <w:pPr>
-        <w:shd w:fill="fffffe" w:val="clear"/>
-        <w:spacing w:line="320" w:lineRule="auto"/>
-        <w:ind w:left="360" w:firstLine="0"/>
-        <w:rPr>
-          <w:rFonts w:ascii="Courier New" w:cs="Courier New" w:eastAsia="Courier New" w:hAnsi="Courier New"/>
-          <w:color w:val="0000ff"/>
-          <w:sz w:val="18"/>
-          <w:szCs w:val="18"/>
-        </w:rPr>
-      </w:pPr>
-      <w:r>
-        <w:rPr>
-          <w:rFonts w:ascii="Courier New" w:cs="Courier New" w:eastAsia="Courier New" w:hAnsi="Courier New"/>
-          <w:sz w:val="18"/>
-          <w:szCs w:val="18"/>
-          <w:rtl w:val="0"/>
-        </w:rPr>
-        <w:t xml:space="preserve">                </w:t>
-      </w:r>
-      <w:r>
-        <w:rPr>
-          <w:rFonts w:ascii="Courier New" w:cs="Courier New" w:eastAsia="Courier New" w:hAnsi="Courier New"/>
-          <w:color w:val="0000ff"/>
-          <w:sz w:val="18"/>
-          <w:szCs w:val="18"/>
-          <w:rtl w:val="0"/>
-        </w:rPr>
-        <w:t xml:space="preserve">FROM</w:t>
-      </w:r>
-    </w:p>
-    <w:p>
-      <w:pPr>
-        <w:shd w:fill="fffffe" w:val="clear"/>
-        <w:spacing w:line="320" w:lineRule="auto"/>
-        <w:ind w:left="360" w:firstLine="0"/>
-        <w:rPr>
-          <w:rFonts w:ascii="Courier New" w:cs="Courier New" w:eastAsia="Courier New" w:hAnsi="Courier New"/>
-          <w:sz w:val="18"/>
-          <w:szCs w:val="18"/>
-        </w:rPr>
-      </w:pPr>
-      <w:r>
-        <w:rPr>
-          <w:rFonts w:ascii="Courier New" w:cs="Courier New" w:eastAsia="Courier New" w:hAnsi="Courier New"/>
-          <w:sz w:val="18"/>
-          <w:szCs w:val="18"/>
-          <w:rtl w:val="0"/>
-        </w:rPr>
-        <w:t xml:space="preserve">                    </w:t>
-      </w:r>
-      <w:r>
-        <w:rPr>
-          <w:rFonts w:ascii="Courier New" w:cs="Courier New" w:eastAsia="Courier New" w:hAnsi="Courier New"/>
-          <w:color w:val="0000ff"/>
-          <w:sz w:val="18"/>
-          <w:szCs w:val="18"/>
-          <w:rtl w:val="0"/>
-        </w:rPr>
-        <w:t xml:space="preserve">HR</w:t>
-      </w:r>
-      <w:r>
-        <w:rPr>
-          <w:rFonts w:ascii="Courier New" w:cs="Courier New" w:eastAsia="Courier New" w:hAnsi="Courier New"/>
-          <w:sz w:val="18"/>
-          <w:szCs w:val="18"/>
-          <w:rtl w:val="0"/>
-        </w:rPr>
-        <w:t xml:space="preserve">.EMPLOYEES</w:t>
-      </w:r>
-    </w:p>
-    <w:p>
-      <w:pPr>
-        <w:shd w:fill="fffffe" w:val="clear"/>
-        <w:spacing w:line="320" w:lineRule="auto"/>
-        <w:ind w:left="360" w:firstLine="0"/>
-        <w:rPr>
-          <w:rFonts w:ascii="Courier New" w:cs="Courier New" w:eastAsia="Courier New" w:hAnsi="Courier New"/>
-          <w:color w:val="0000ff"/>
-          <w:sz w:val="18"/>
-          <w:szCs w:val="18"/>
-        </w:rPr>
-      </w:pPr>
-      <w:r>
-        <w:rPr>
-          <w:rFonts w:ascii="Courier New" w:cs="Courier New" w:eastAsia="Courier New" w:hAnsi="Courier New"/>
-          <w:sz w:val="18"/>
-          <w:szCs w:val="18"/>
-          <w:rtl w:val="0"/>
-        </w:rPr>
-        <w:t xml:space="preserve">                </w:t>
-      </w:r>
-      <w:r>
-        <w:rPr>
-          <w:rFonts w:ascii="Courier New" w:cs="Courier New" w:eastAsia="Courier New" w:hAnsi="Courier New"/>
-          <w:color w:val="0000ff"/>
-          <w:sz w:val="18"/>
-          <w:szCs w:val="18"/>
-          <w:rtl w:val="0"/>
-        </w:rPr>
-        <w:t xml:space="preserve">GROUP</w:t>
-      </w:r>
-      <w:r>
-        <w:rPr>
-          <w:rFonts w:ascii="Courier New" w:cs="Courier New" w:eastAsia="Courier New" w:hAnsi="Courier New"/>
-          <w:sz w:val="18"/>
-          <w:szCs w:val="18"/>
-          <w:rtl w:val="0"/>
-        </w:rPr>
-        <w:t xml:space="preserve"> </w:t>
-      </w:r>
-      <w:r>
-        <w:rPr>
-          <w:rFonts w:ascii="Courier New" w:cs="Courier New" w:eastAsia="Courier New" w:hAnsi="Courier New"/>
-          <w:color w:val="0000ff"/>
-          <w:sz w:val="18"/>
-          <w:szCs w:val="18"/>
-          <w:rtl w:val="0"/>
-        </w:rPr>
-        <w:t xml:space="preserve">BY</w:t>
-      </w:r>
-    </w:p>
-    <w:p>
-      <w:pPr>
-        <w:shd w:fill="fffffe" w:val="clear"/>
-        <w:spacing w:line="320" w:lineRule="auto"/>
-        <w:ind w:left="360" w:firstLine="0"/>
-        <w:rPr>
-          <w:rFonts w:ascii="Courier New" w:cs="Courier New" w:eastAsia="Courier New" w:hAnsi="Courier New"/>
-          <w:sz w:val="18"/>
-          <w:szCs w:val="18"/>
-        </w:rPr>
-      </w:pPr>
-      <w:r>
-        <w:rPr>
-          <w:rFonts w:ascii="Courier New" w:cs="Courier New" w:eastAsia="Courier New" w:hAnsi="Courier New"/>
-          <w:sz w:val="18"/>
-          <w:szCs w:val="18"/>
-          <w:rtl w:val="0"/>
-        </w:rPr>
-        <w:t xml:space="preserve">                    DEPARTMENT_ID</w:t>
-      </w:r>
-    </w:p>
-    <w:p>
-      <w:pPr>
-        <w:shd w:fill="fffffe" w:val="clear"/>
-        <w:spacing w:line="320" w:lineRule="auto"/>
-        <w:ind w:left="360" w:firstLine="0"/>
-        <w:rPr>
-          <w:rFonts w:ascii="Courier New" w:cs="Courier New" w:eastAsia="Courier New" w:hAnsi="Courier New"/>
-          <w:sz w:val="18"/>
-          <w:szCs w:val="18"/>
-        </w:rPr>
-      </w:pPr>
-      <w:r>
-        <w:rPr>
-          <w:rFonts w:ascii="Courier New" w:cs="Courier New" w:eastAsia="Courier New" w:hAnsi="Courier New"/>
-          <w:sz w:val="18"/>
-          <w:szCs w:val="18"/>
-          <w:rtl w:val="0"/>
-        </w:rPr>
-        <w:t xml:space="preserve">            )</w:t>
-      </w:r>
-    </w:p>
-    <w:p>
-      <w:pPr>
-        <w:shd w:fill="fffffe" w:val="clear"/>
-        <w:spacing w:line="320" w:lineRule="auto"/>
-        <w:ind w:left="360" w:firstLine="0"/>
-        <w:rPr>
-          <w:rFonts w:ascii="Courier New" w:cs="Courier New" w:eastAsia="Courier New" w:hAnsi="Courier New"/>
-          <w:sz w:val="18"/>
-          <w:szCs w:val="18"/>
-        </w:rPr>
-      </w:pPr>
-      <w:r>
-        <w:rPr>
-          <w:rFonts w:ascii="Courier New" w:cs="Courier New" w:eastAsia="Courier New" w:hAnsi="Courier New"/>
-          <w:sz w:val="18"/>
-          <w:szCs w:val="18"/>
-          <w:rtl w:val="0"/>
-        </w:rPr>
-        <w:t xml:space="preserve">    );</w:t>
-      </w:r>
-    </w:p>
-    <w:p>
-      <w:pPr>
-        <w:ind w:left="360" w:firstLine="0"/>
-        <w:rPr>
-          <w:rFonts w:ascii="Courier New" w:cs="Courier New" w:eastAsia="Courier New" w:hAnsi="Courier New"/>
-          <w:color w:val="0000ff"/>
-          <w:sz w:val="18"/>
-          <w:szCs w:val="18"/>
-        </w:rPr>
-      </w:pPr>
-      <w:r>
-        <w:rPr>
-          <w:rtl w:val="0"/>
-        </w:rPr>
-      </w:r>
-    </w:p>
-    <w:p>
-      <w:pPr>
-        <w:shd w:fill="fffffe" w:val="clear"/>
-        <w:spacing w:line="320" w:lineRule="auto"/>
-        <w:ind w:left="360" w:firstLine="0"/>
-        <w:rPr>
-          <w:rFonts w:ascii="Courier New" w:cs="Courier New" w:eastAsia="Courier New" w:hAnsi="Courier New"/>
-          <w:sz w:val="18"/>
-          <w:szCs w:val="18"/>
-        </w:rPr>
-      </w:pPr>
-      <w:r>
-        <w:rPr>
-          <w:rFonts w:ascii="Courier New" w:cs="Courier New" w:eastAsia="Courier New" w:hAnsi="Courier New"/>
-          <w:sz w:val="18"/>
-          <w:szCs w:val="18"/>
-          <w:rtl w:val="0"/>
-        </w:rPr>
-        <w:tab/>
-      </w:r>
+          <w:rtl w:val="0"/>
+        </w:rPr>
+      </w:r>
+    </w:p>
+    <w:p>
+      <w:pPr>
+        <w:shd w:fill="fffffe" w:val="clear"/>
+        <w:spacing w:line="320" w:lineRule="auto"/>
+        <w:ind w:left="360" w:firstLine="360"/>
+        <w:rPr/>
+      </w:pPr>
       <w:r>
         <w:rPr>
           <w:rFonts w:ascii="Courier New" w:cs="Courier New" w:eastAsia="Courier New" w:hAnsi="Courier New"/>
@@ -15182,14 +12530,14 @@
         </w:rPr>
         <w:drawing>
           <wp:inline distB="114300" distT="114300" distL="114300" distR="114300">
-            <wp:extent cx="6389695" cy="3035300"/>
+            <wp:extent cx="6389695" cy="3048000"/>
             <wp:effectExtent b="0" l="0" r="0" t="0"/>
-            <wp:docPr id="7" name="image15.png"/>
+            <wp:docPr id="22" name="image24.png"/>
             <a:graphic>
               <a:graphicData uri="http://schemas.openxmlformats.org/drawingml/2006/picture">
                 <pic:pic>
                   <pic:nvPicPr>
-                    <pic:cNvPr id="0" name="image15.png"/>
+                    <pic:cNvPr id="0" name="image24.png"/>
                     <pic:cNvPicPr preferRelativeResize="0"/>
                   </pic:nvPicPr>
                   <pic:blipFill>
@@ -15202,7 +12550,7 @@
                   <pic:spPr>
                     <a:xfrm>
                       <a:off x="0" y="0"/>
-                      <a:ext cx="6389695" cy="3035300"/>
+                      <a:ext cx="6389695" cy="3048000"/>
                     </a:xfrm>
                     <a:prstGeom prst="rect"/>
                     <a:ln/>
@@ -15215,74 +12563,13 @@
       </w:r>
       <w:r>
         <w:rPr>
-          <w:rtl w:val="0"/>
-        </w:rPr>
-      </w:r>
-    </w:p>
-    <w:p>
-      <w:pPr>
-        <w:shd w:fill="fffffe" w:val="clear"/>
-        <w:spacing w:line="320" w:lineRule="auto"/>
-        <w:ind w:left="0" w:firstLine="0"/>
-        <w:rPr>
-          <w:rFonts w:ascii="Courier New" w:cs="Courier New" w:eastAsia="Courier New" w:hAnsi="Courier New"/>
-          <w:sz w:val="18"/>
-          <w:szCs w:val="18"/>
-        </w:rPr>
-      </w:pPr>
-      <w:r>
-        <w:rPr>
-          <w:rtl w:val="0"/>
-        </w:rPr>
-      </w:r>
-    </w:p>
-    <w:p>
-      <w:pPr>
-        <w:rPr/>
-      </w:pPr>
-      <w:bookmarkStart w:colFirst="0" w:colLast="0" w:name="_u2qoifri3iu0" w:id="0"/>
-      <w:bookmarkEnd w:id="0"/>
-      <w:r>
-        <w:rPr>
-          <w:rtl w:val="0"/>
-        </w:rPr>
-      </w:r>
-    </w:p>
-    <w:p>
-      <w:pPr>
-        <w:rPr/>
-      </w:pPr>
-      <w:r>
-        <w:rPr>
-          <w:rtl w:val="0"/>
-        </w:rPr>
-      </w:r>
-    </w:p>
-    <w:p>
-      <w:pPr>
-        <w:rPr/>
-      </w:pPr>
-      <w:r>
-        <w:rPr>
-          <w:rtl w:val="0"/>
-        </w:rPr>
-      </w:r>
-    </w:p>
-    <w:p>
-      <w:pPr>
-        <w:ind w:left="708" w:firstLine="0"/>
-        <w:rPr/>
-      </w:pPr>
-      <w:r>
-        <w:rPr>
-          <w:rtl w:val="0"/>
-        </w:rPr>
-      </w:r>
-    </w:p>
-    <w:p>
-      <w:pPr>
-        <w:rPr/>
-      </w:pPr>
+          <w:rFonts w:ascii="Courier New" w:cs="Courier New" w:eastAsia="Courier New" w:hAnsi="Courier New"/>
+          <w:sz w:val="18"/>
+          <w:szCs w:val="18"/>
+          <w:rtl w:val="0"/>
+        </w:rPr>
+        <w:tab/>
+      </w:r>
       <w:r>
         <w:rPr>
           <w:rtl w:val="0"/>
